--- a/docs/YuvaIntern_Task4_Implementation_Strategy_and_Code_Architecture.docx
+++ b/docs/YuvaIntern_Task4_Implementation_Strategy_and_Code_Architecture.docx
@@ -2,10 +2,8967 @@
 <file path=word/document.xml><?xml version="1.0" encoding="utf-8"?>
 <w:document xmlns:wpc="http://schemas.microsoft.com/office/word/2010/wordprocessingCanvas" xmlns:cx="http://schemas.microsoft.com/office/drawing/2014/chartex" xmlns:cx1="http://schemas.microsoft.com/office/drawing/2015/9/8/chartex" xmlns:cx2="http://schemas.microsoft.com/office/drawing/2015/10/21/chartex" xmlns:cx3="http://schemas.microsoft.com/office/drawing/2016/5/9/chartex" xmlns:cx4="http://schemas.microsoft.com/office/drawing/2016/5/10/chartex" xmlns:cx5="http://schemas.microsoft.com/office/drawing/2016/5/11/chartex" xmlns:cx6="http://schemas.microsoft.com/office/drawing/2016/5/12/chartex" xmlns:cx7="http://schemas.microsoft.com/office/drawing/2016/5/13/chartex" xmlns:cx8="http://schemas.microsoft.com/office/drawing/2016/5/14/chartex" xmlns:mc="http://schemas.openxmlformats.org/markup-compatibility/2006" xmlns:aink="http://schemas.microsoft.com/office/drawing/2016/ink" xmlns:am3d="http://schemas.microsoft.com/office/drawing/2017/model3d" xmlns:o="urn:schemas-microsoft-com:office:office" xmlns:oel="http://schemas.microsoft.com/office/2019/extlst" xmlns:r="http://schemas.openxmlformats.org/officeDocument/2006/relationships" xmlns:m="http://schemas.openxmlformats.org/officeDocument/2006/math" xmlns:v="urn:schemas-microsoft-com:vml" xmlns:wp14="http://schemas.microsoft.com/office/word/2010/wordprocessingDrawing" xmlns:wp="http://schemas.openxmlformats.org/drawingml/2006/wordprocessingDrawing" xmlns:w10="urn:schemas-microsoft-com:office:word" xmlns:w="http://schemas.openxmlformats.org/wordprocessingml/2006/main" xmlns:w14="http://schemas.microsoft.com/office/word/2010/wordml" xmlns:w15="http://schemas.microsoft.com/office/word/2012/wordml" xmlns:w16cex="http://schemas.microsoft.com/office/word/2018/wordml/cex" xmlns:w16cid="http://schemas.microsoft.com/office/word/2016/wordml/cid" xmlns:w16="http://schemas.microsoft.com/office/word/2018/wordml" xmlns:w16du="http://schemas.microsoft.com/office/word/2023/wordml/word16du" xmlns:w16sdtdh="http://schemas.microsoft.com/office/word/2020/wordml/sdtdatahash" xmlns:w16sdtfl="http://schemas.microsoft.com/office/word/2024/wordml/sdtformatlock" xmlns:w16se="http://schemas.microsoft.com/office/word/2015/wordml/symex" xmlns:wpg="http://schemas.microsoft.com/office/word/2010/wordprocessingGroup" xmlns:wpi="http://schemas.microsoft.com/office/word/2010/wordprocessingInk" xmlns:wne="http://schemas.microsoft.com/office/word/2006/wordml" xmlns:wps="http://schemas.microsoft.com/office/word/2010/wordprocessingShape" mc:Ignorable="w14 w15 w16se w16cid w16 w16cex w16sdtdh w16sdtfl w16du wp14">
   <w:body>
-    <w:p/>
+    <w:p>
+      <w:pPr>
+        <w:jc w:val="center"/>
+        <w:rPr>
+          <w:rFonts w:ascii="Times New Roman" w:hAnsi="Times New Roman" w:cs="Times New Roman"/>
+          <w:b/>
+          <w:bCs/>
+          <w:sz w:val="24"/>
+          <w:szCs w:val="24"/>
+          <w:lang w:val="en-IN"/>
+        </w:rPr>
+      </w:pPr>
+    </w:p>
+    <w:p>
+      <w:pPr>
+        <w:jc w:val="center"/>
+        <w:rPr>
+          <w:rFonts w:ascii="Times New Roman" w:hAnsi="Times New Roman" w:cs="Times New Roman"/>
+          <w:b/>
+          <w:bCs/>
+          <w:sz w:val="24"/>
+          <w:szCs w:val="24"/>
+          <w:lang w:val="en-IN"/>
+        </w:rPr>
+      </w:pPr>
+    </w:p>
+    <w:p>
+      <w:pPr>
+        <w:jc w:val="center"/>
+        <w:rPr>
+          <w:rFonts w:ascii="Times New Roman" w:hAnsi="Times New Roman" w:cs="Times New Roman"/>
+          <w:b/>
+          <w:bCs/>
+          <w:sz w:val="24"/>
+          <w:szCs w:val="24"/>
+          <w:lang w:val="en-IN"/>
+        </w:rPr>
+      </w:pPr>
+    </w:p>
+    <w:p>
+      <w:pPr>
+        <w:jc w:val="center"/>
+        <w:rPr>
+          <w:rFonts w:ascii="Times New Roman" w:hAnsi="Times New Roman" w:cs="Times New Roman"/>
+          <w:b/>
+          <w:bCs/>
+          <w:sz w:val="24"/>
+          <w:szCs w:val="24"/>
+          <w:lang w:val="en-IN"/>
+        </w:rPr>
+      </w:pPr>
+    </w:p>
+    <w:p>
+      <w:pPr>
+        <w:jc w:val="center"/>
+        <w:rPr>
+          <w:rFonts w:ascii="Times New Roman" w:hAnsi="Times New Roman" w:cs="Times New Roman"/>
+          <w:b/>
+          <w:bCs/>
+          <w:sz w:val="24"/>
+          <w:szCs w:val="24"/>
+          <w:lang w:val="en-IN"/>
+        </w:rPr>
+      </w:pPr>
+    </w:p>
+    <w:p>
+      <w:pPr>
+        <w:jc w:val="center"/>
+        <w:rPr>
+          <w:rFonts w:ascii="Times New Roman" w:hAnsi="Times New Roman" w:cs="Times New Roman"/>
+          <w:b/>
+          <w:bCs/>
+          <w:sz w:val="24"/>
+          <w:szCs w:val="24"/>
+          <w:lang w:val="en-IN"/>
+        </w:rPr>
+      </w:pPr>
+    </w:p>
+    <w:p>
+      <w:pPr>
+        <w:jc w:val="center"/>
+        <w:rPr>
+          <w:rFonts w:ascii="Times New Roman" w:hAnsi="Times New Roman" w:cs="Times New Roman"/>
+          <w:b/>
+          <w:bCs/>
+          <w:sz w:val="24"/>
+          <w:szCs w:val="24"/>
+          <w:lang w:val="en-IN"/>
+        </w:rPr>
+      </w:pPr>
+    </w:p>
+    <w:p>
+      <w:pPr>
+        <w:jc w:val="center"/>
+        <w:rPr>
+          <w:rFonts w:ascii="Times New Roman" w:hAnsi="Times New Roman" w:cs="Times New Roman"/>
+          <w:b/>
+          <w:bCs/>
+          <w:sz w:val="24"/>
+          <w:szCs w:val="24"/>
+          <w:lang w:val="en-IN"/>
+        </w:rPr>
+      </w:pPr>
+    </w:p>
+    <w:p>
+      <w:pPr>
+        <w:jc w:val="center"/>
+        <w:rPr>
+          <w:rFonts w:ascii="Times New Roman" w:hAnsi="Times New Roman" w:cs="Times New Roman"/>
+          <w:b/>
+          <w:bCs/>
+          <w:sz w:val="24"/>
+          <w:szCs w:val="24"/>
+          <w:lang w:val="en-IN"/>
+        </w:rPr>
+      </w:pPr>
+    </w:p>
+    <w:p>
+      <w:pPr>
+        <w:jc w:val="center"/>
+        <w:rPr>
+          <w:rFonts w:ascii="Times New Roman" w:hAnsi="Times New Roman" w:cs="Times New Roman"/>
+          <w:b/>
+          <w:bCs/>
+          <w:sz w:val="24"/>
+          <w:szCs w:val="24"/>
+          <w:lang w:val="en-IN"/>
+        </w:rPr>
+      </w:pPr>
+    </w:p>
+    <w:p>
+      <w:pPr>
+        <w:jc w:val="center"/>
+        <w:rPr>
+          <w:rFonts w:ascii="Times New Roman" w:hAnsi="Times New Roman" w:cs="Times New Roman"/>
+          <w:b/>
+          <w:bCs/>
+          <w:sz w:val="24"/>
+          <w:szCs w:val="24"/>
+          <w:lang w:val="en-IN"/>
+        </w:rPr>
+      </w:pPr>
+    </w:p>
+    <w:p>
+      <w:pPr>
+        <w:jc w:val="center"/>
+        <w:rPr>
+          <w:rFonts w:ascii="Times New Roman" w:hAnsi="Times New Roman" w:cs="Times New Roman"/>
+          <w:b/>
+          <w:bCs/>
+          <w:sz w:val="24"/>
+          <w:szCs w:val="24"/>
+          <w:lang w:val="en-IN"/>
+        </w:rPr>
+      </w:pPr>
+      <w:r>
+        <w:rPr>
+          <w:rFonts w:ascii="Times New Roman" w:hAnsi="Times New Roman" w:cs="Times New Roman"/>
+          <w:b/>
+          <w:bCs/>
+          <w:sz w:val="24"/>
+          <w:szCs w:val="24"/>
+          <w:lang w:val="en-IN"/>
+        </w:rPr>
+        <w:t>Task 4: Implementation Strategy and Code Architecture Outline</w:t>
+      </w:r>
+    </w:p>
+    <w:p>
+      <w:pPr>
+        <w:jc w:val="center"/>
+        <w:rPr>
+          <w:rFonts w:ascii="Times New Roman" w:hAnsi="Times New Roman" w:cs="Times New Roman"/>
+          <w:sz w:val="24"/>
+          <w:szCs w:val="24"/>
+          <w:lang w:val="en-IN"/>
+        </w:rPr>
+      </w:pPr>
+      <w:r>
+        <w:rPr>
+          <w:rFonts w:ascii="Times New Roman" w:hAnsi="Times New Roman" w:cs="Times New Roman"/>
+          <w:b/>
+          <w:bCs/>
+          <w:sz w:val="24"/>
+          <w:szCs w:val="24"/>
+          <w:lang w:val="en-IN"/>
+        </w:rPr>
+        <w:t>Project Title:</w:t>
+      </w:r>
+      <w:r>
+        <w:rPr>
+          <w:rFonts w:ascii="Times New Roman" w:hAnsi="Times New Roman" w:cs="Times New Roman"/>
+          <w:sz w:val="24"/>
+          <w:szCs w:val="24"/>
+          <w:lang w:val="en-IN"/>
+        </w:rPr>
+        <w:t xml:space="preserve"> Carbon Emission Prediction and Sustainability </w:t>
+      </w:r>
+      <w:proofErr w:type="spellStart"/>
+      <w:r>
+        <w:rPr>
+          <w:rFonts w:ascii="Times New Roman" w:hAnsi="Times New Roman" w:cs="Times New Roman"/>
+          <w:sz w:val="24"/>
+          <w:szCs w:val="24"/>
+          <w:lang w:val="en-IN"/>
+        </w:rPr>
+        <w:t>Modeling</w:t>
+      </w:r>
+      <w:proofErr w:type="spellEnd"/>
+      <w:r>
+        <w:rPr>
+          <w:rFonts w:ascii="Times New Roman" w:hAnsi="Times New Roman" w:cs="Times New Roman"/>
+          <w:sz w:val="24"/>
+          <w:szCs w:val="24"/>
+          <w:lang w:val="en-IN"/>
+        </w:rPr>
+        <w:t xml:space="preserve"> Framework</w:t>
+      </w:r>
+    </w:p>
+    <w:p>
+      <w:pPr>
+        <w:jc w:val="center"/>
+        <w:rPr>
+          <w:rFonts w:ascii="Times New Roman" w:hAnsi="Times New Roman" w:cs="Times New Roman"/>
+          <w:sz w:val="24"/>
+          <w:szCs w:val="24"/>
+          <w:lang w:val="en-IN"/>
+        </w:rPr>
+      </w:pPr>
+      <w:r>
+        <w:rPr>
+          <w:rFonts w:ascii="Times New Roman" w:hAnsi="Times New Roman" w:cs="Times New Roman"/>
+          <w:b/>
+          <w:bCs/>
+          <w:sz w:val="24"/>
+          <w:szCs w:val="24"/>
+          <w:lang w:val="en-IN"/>
+        </w:rPr>
+        <w:t>Internship:</w:t>
+      </w:r>
+      <w:r>
+        <w:rPr>
+          <w:rFonts w:ascii="Times New Roman" w:hAnsi="Times New Roman" w:cs="Times New Roman"/>
+          <w:sz w:val="24"/>
+          <w:szCs w:val="24"/>
+          <w:lang w:val="en-IN"/>
+        </w:rPr>
+        <w:t xml:space="preserve"> Virtual Machine Learning Implementation Intern</w:t>
+      </w:r>
+    </w:p>
+    <w:p>
+      <w:pPr>
+        <w:jc w:val="center"/>
+        <w:rPr>
+          <w:rFonts w:ascii="Times New Roman" w:hAnsi="Times New Roman" w:cs="Times New Roman"/>
+          <w:sz w:val="24"/>
+          <w:szCs w:val="24"/>
+          <w:lang w:val="en-IN"/>
+        </w:rPr>
+      </w:pPr>
+      <w:r>
+        <w:rPr>
+          <w:rFonts w:ascii="Times New Roman" w:hAnsi="Times New Roman" w:cs="Times New Roman"/>
+          <w:b/>
+          <w:bCs/>
+          <w:sz w:val="24"/>
+          <w:szCs w:val="24"/>
+          <w:lang w:val="en-IN"/>
+        </w:rPr>
+        <w:t>Technology:</w:t>
+      </w:r>
+      <w:r>
+        <w:rPr>
+          <w:rFonts w:ascii="Times New Roman" w:hAnsi="Times New Roman" w:cs="Times New Roman"/>
+          <w:sz w:val="24"/>
+          <w:szCs w:val="24"/>
+          <w:lang w:val="en-IN"/>
+        </w:rPr>
+        <w:t xml:space="preserve"> Python, Pandas, NumPy, Scikit-learn, Matplotlib and Seaborn</w:t>
+      </w:r>
+    </w:p>
+    <w:p>
+      <w:pPr>
+        <w:rPr>
+          <w:rFonts w:ascii="Times New Roman" w:hAnsi="Times New Roman" w:cs="Times New Roman"/>
+          <w:b/>
+          <w:bCs/>
+          <w:sz w:val="24"/>
+          <w:szCs w:val="24"/>
+          <w:lang w:val="en-IN"/>
+        </w:rPr>
+      </w:pPr>
+      <w:r>
+        <w:rPr>
+          <w:rFonts w:ascii="Times New Roman" w:hAnsi="Times New Roman" w:cs="Times New Roman"/>
+          <w:b/>
+          <w:bCs/>
+          <w:sz w:val="24"/>
+          <w:szCs w:val="24"/>
+          <w:lang w:val="en-IN"/>
+        </w:rPr>
+        <w:br w:type="page"/>
+      </w:r>
+    </w:p>
+    <w:p>
+      <w:pPr>
+        <w:jc w:val="both"/>
+        <w:rPr>
+          <w:rFonts w:ascii="Times New Roman" w:hAnsi="Times New Roman" w:cs="Times New Roman"/>
+          <w:b/>
+          <w:bCs/>
+          <w:color w:val="1F497D" w:themeColor="text2"/>
+          <w:sz w:val="32"/>
+          <w:szCs w:val="32"/>
+          <w:lang w:val="en-IN"/>
+        </w:rPr>
+      </w:pPr>
+      <w:r>
+        <w:rPr>
+          <w:rFonts w:ascii="Times New Roman" w:hAnsi="Times New Roman" w:cs="Times New Roman"/>
+          <w:b/>
+          <w:bCs/>
+          <w:color w:val="1F497D" w:themeColor="text2"/>
+          <w:sz w:val="32"/>
+          <w:szCs w:val="32"/>
+          <w:lang w:val="en-IN"/>
+        </w:rPr>
+        <w:lastRenderedPageBreak/>
+        <w:t>1. Introduction and Objective</w:t>
+      </w:r>
+    </w:p>
+    <w:p>
+      <w:pPr>
+        <w:jc w:val="both"/>
+        <w:rPr>
+          <w:rFonts w:ascii="Times New Roman" w:hAnsi="Times New Roman" w:cs="Times New Roman"/>
+          <w:sz w:val="24"/>
+          <w:szCs w:val="24"/>
+          <w:lang w:val="en-IN"/>
+        </w:rPr>
+      </w:pPr>
+      <w:r>
+        <w:rPr>
+          <w:rFonts w:ascii="Times New Roman" w:hAnsi="Times New Roman" w:cs="Times New Roman"/>
+          <w:sz w:val="24"/>
+          <w:szCs w:val="24"/>
+          <w:lang w:val="en-IN"/>
+        </w:rPr>
+        <w:t>This task defines the implementation strategy and code architecture for the carbon-emission machine learning project. The project uses country-level CO₂ and energy data from Our World in Data [1][2] and currently contains completed notebooks for data understanding, cleaning, feature engineering, exploratory analysis, regression, forecasting, evaluation, renewable-energy analysis and visualization.</w:t>
+      </w:r>
+    </w:p>
+    <w:p>
+      <w:pPr>
+        <w:jc w:val="both"/>
+        <w:rPr>
+          <w:rFonts w:ascii="Times New Roman" w:hAnsi="Times New Roman" w:cs="Times New Roman"/>
+          <w:sz w:val="24"/>
+          <w:szCs w:val="24"/>
+          <w:lang w:val="en-IN"/>
+        </w:rPr>
+      </w:pPr>
+      <w:r>
+        <w:rPr>
+          <w:rFonts w:ascii="Times New Roman" w:hAnsi="Times New Roman" w:cs="Times New Roman"/>
+          <w:sz w:val="24"/>
+          <w:szCs w:val="24"/>
+          <w:lang w:val="en-IN"/>
+        </w:rPr>
+        <w:t>The objective of the proposed architecture is to organize reusable functionality into modular Python components while keeping the existing analytical notebooks intact. Python modules and packages provide a structured way to divide functionality across reusable components [3]. The proposed design therefore separates configuration, data handling, feature engineering, model construction, forecasting, evaluation and visualization.</w:t>
+      </w:r>
+    </w:p>
+    <w:p>
+      <w:pPr>
+        <w:jc w:val="both"/>
+        <w:rPr>
+          <w:rFonts w:ascii="Times New Roman" w:hAnsi="Times New Roman" w:cs="Times New Roman"/>
+          <w:sz w:val="24"/>
+          <w:szCs w:val="24"/>
+          <w:lang w:val="en-IN"/>
+        </w:rPr>
+      </w:pPr>
+      <w:r>
+        <w:rPr>
+          <w:rFonts w:ascii="Times New Roman" w:hAnsi="Times New Roman" w:cs="Times New Roman"/>
+          <w:sz w:val="24"/>
+          <w:szCs w:val="24"/>
+          <w:lang w:val="en-IN"/>
+        </w:rPr>
+        <w:t xml:space="preserve">The </w:t>
+      </w:r>
+      <w:proofErr w:type="spellStart"/>
+      <w:r>
+        <w:rPr>
+          <w:rFonts w:ascii="Times New Roman" w:hAnsi="Times New Roman" w:cs="Times New Roman"/>
+          <w:sz w:val="24"/>
+          <w:szCs w:val="24"/>
+          <w:lang w:val="en-IN"/>
+        </w:rPr>
+        <w:t>src</w:t>
+      </w:r>
+      <w:proofErr w:type="spellEnd"/>
+      <w:r>
+        <w:rPr>
+          <w:rFonts w:ascii="Times New Roman" w:hAnsi="Times New Roman" w:cs="Times New Roman"/>
+          <w:sz w:val="24"/>
+          <w:szCs w:val="24"/>
+          <w:lang w:val="en-IN"/>
+        </w:rPr>
+        <w:t>/ directory currently establishes this modular architecture through lightweight source files. The existing notebooks remain the primary implementation of the completed analytical workflows.</w:t>
+      </w:r>
+    </w:p>
+    <w:p>
+      <w:pPr>
+        <w:jc w:val="both"/>
+        <w:rPr>
+          <w:rFonts w:ascii="Times New Roman" w:hAnsi="Times New Roman" w:cs="Times New Roman"/>
+          <w:sz w:val="24"/>
+          <w:szCs w:val="24"/>
+          <w:lang w:val="en-IN"/>
+        </w:rPr>
+      </w:pPr>
+    </w:p>
+    <w:p>
+      <w:pPr>
+        <w:jc w:val="both"/>
+        <w:rPr>
+          <w:rFonts w:ascii="Times New Roman" w:hAnsi="Times New Roman" w:cs="Times New Roman"/>
+          <w:b/>
+          <w:bCs/>
+          <w:color w:val="1F497D" w:themeColor="text2"/>
+          <w:sz w:val="32"/>
+          <w:szCs w:val="32"/>
+          <w:lang w:val="en-IN"/>
+        </w:rPr>
+      </w:pPr>
+      <w:r>
+        <w:rPr>
+          <w:rFonts w:ascii="Times New Roman" w:hAnsi="Times New Roman" w:cs="Times New Roman"/>
+          <w:b/>
+          <w:bCs/>
+          <w:color w:val="1F497D" w:themeColor="text2"/>
+          <w:sz w:val="32"/>
+          <w:szCs w:val="32"/>
+          <w:lang w:val="en-IN"/>
+        </w:rPr>
+        <w:t>2. Existing Project Overview</w:t>
+      </w:r>
+    </w:p>
+    <w:p>
+      <w:pPr>
+        <w:jc w:val="both"/>
+        <w:rPr>
+          <w:rFonts w:ascii="Times New Roman" w:hAnsi="Times New Roman" w:cs="Times New Roman"/>
+          <w:sz w:val="24"/>
+          <w:szCs w:val="24"/>
+          <w:lang w:val="en-IN"/>
+        </w:rPr>
+      </w:pPr>
+      <w:r>
+        <w:rPr>
+          <w:rFonts w:ascii="Times New Roman" w:hAnsi="Times New Roman" w:cs="Times New Roman"/>
+          <w:sz w:val="24"/>
+          <w:szCs w:val="24"/>
+          <w:lang w:val="en-IN"/>
+        </w:rPr>
+        <w:t xml:space="preserve">The processed </w:t>
+      </w:r>
+      <w:proofErr w:type="spellStart"/>
+      <w:r>
+        <w:rPr>
+          <w:rFonts w:ascii="Times New Roman" w:hAnsi="Times New Roman" w:cs="Times New Roman"/>
+          <w:sz w:val="24"/>
+          <w:szCs w:val="24"/>
+          <w:lang w:val="en-IN"/>
+        </w:rPr>
+        <w:t>modeling</w:t>
+      </w:r>
+      <w:proofErr w:type="spellEnd"/>
+      <w:r>
+        <w:rPr>
+          <w:rFonts w:ascii="Times New Roman" w:hAnsi="Times New Roman" w:cs="Times New Roman"/>
+          <w:sz w:val="24"/>
+          <w:szCs w:val="24"/>
+          <w:lang w:val="en-IN"/>
+        </w:rPr>
+        <w:t xml:space="preserve"> dataset contains 1,817 observations covering 79 countries from 2000 to 2022. The primary regression task uses 13 predictive features and annual CO₂ emissions as the target.</w:t>
+      </w:r>
+    </w:p>
+    <w:p>
+      <w:pPr>
+        <w:jc w:val="both"/>
+        <w:rPr>
+          <w:rFonts w:ascii="Times New Roman" w:hAnsi="Times New Roman" w:cs="Times New Roman"/>
+          <w:sz w:val="24"/>
+          <w:szCs w:val="24"/>
+          <w:lang w:val="en-IN"/>
+        </w:rPr>
+      </w:pPr>
+      <w:r>
+        <w:rPr>
+          <w:rFonts w:ascii="Times New Roman" w:hAnsi="Times New Roman" w:cs="Times New Roman"/>
+          <w:sz w:val="24"/>
+          <w:szCs w:val="24"/>
+          <w:lang w:val="en-IN"/>
+        </w:rPr>
+        <w:t>The existing project contains three regression models:</w:t>
+      </w:r>
+    </w:p>
+    <w:p>
+      <w:pPr>
+        <w:numPr>
+          <w:ilvl w:val="0"/>
+          <w:numId w:val="41"/>
+        </w:numPr>
+        <w:jc w:val="both"/>
+        <w:rPr>
+          <w:rFonts w:ascii="Times New Roman" w:hAnsi="Times New Roman" w:cs="Times New Roman"/>
+          <w:sz w:val="24"/>
+          <w:szCs w:val="24"/>
+          <w:lang w:val="en-IN"/>
+        </w:rPr>
+      </w:pPr>
+      <w:r>
+        <w:rPr>
+          <w:rFonts w:ascii="Times New Roman" w:hAnsi="Times New Roman" w:cs="Times New Roman"/>
+          <w:sz w:val="24"/>
+          <w:szCs w:val="24"/>
+          <w:lang w:val="en-IN"/>
+        </w:rPr>
+        <w:t>Linear Regression</w:t>
+      </w:r>
+    </w:p>
+    <w:p>
+      <w:pPr>
+        <w:numPr>
+          <w:ilvl w:val="0"/>
+          <w:numId w:val="41"/>
+        </w:numPr>
+        <w:jc w:val="both"/>
+        <w:rPr>
+          <w:rFonts w:ascii="Times New Roman" w:hAnsi="Times New Roman" w:cs="Times New Roman"/>
+          <w:sz w:val="24"/>
+          <w:szCs w:val="24"/>
+          <w:lang w:val="en-IN"/>
+        </w:rPr>
+      </w:pPr>
+      <w:r>
+        <w:rPr>
+          <w:rFonts w:ascii="Times New Roman" w:hAnsi="Times New Roman" w:cs="Times New Roman"/>
+          <w:sz w:val="24"/>
+          <w:szCs w:val="24"/>
+          <w:lang w:val="en-IN"/>
+        </w:rPr>
+        <w:t>Random Forest Regression</w:t>
+      </w:r>
+    </w:p>
+    <w:p>
+      <w:pPr>
+        <w:numPr>
+          <w:ilvl w:val="0"/>
+          <w:numId w:val="41"/>
+        </w:numPr>
+        <w:jc w:val="both"/>
+        <w:rPr>
+          <w:rFonts w:ascii="Times New Roman" w:hAnsi="Times New Roman" w:cs="Times New Roman"/>
+          <w:sz w:val="24"/>
+          <w:szCs w:val="24"/>
+          <w:lang w:val="en-IN"/>
+        </w:rPr>
+      </w:pPr>
+      <w:r>
+        <w:rPr>
+          <w:rFonts w:ascii="Times New Roman" w:hAnsi="Times New Roman" w:cs="Times New Roman"/>
+          <w:sz w:val="24"/>
+          <w:szCs w:val="24"/>
+          <w:lang w:val="en-IN"/>
+        </w:rPr>
+        <w:t>Gradient Boosting Regression</w:t>
+      </w:r>
+    </w:p>
+    <w:p>
+      <w:pPr>
+        <w:jc w:val="both"/>
+        <w:rPr>
+          <w:rFonts w:ascii="Times New Roman" w:hAnsi="Times New Roman" w:cs="Times New Roman"/>
+          <w:sz w:val="24"/>
+          <w:szCs w:val="24"/>
+          <w:lang w:val="en-IN"/>
+        </w:rPr>
+      </w:pPr>
+      <w:r>
+        <w:rPr>
+          <w:rFonts w:ascii="Times New Roman" w:hAnsi="Times New Roman" w:cs="Times New Roman"/>
+          <w:sz w:val="24"/>
+          <w:szCs w:val="24"/>
+          <w:lang w:val="en-IN"/>
+        </w:rPr>
+        <w:t>A separate Gradient Boosting model is used for the lag-based time-series forecasting workflow. The project also contains additional evaluation procedures, including country-grouped cross-validation, rolling-origin evaluation and persistence-baseline comparison.</w:t>
+      </w:r>
+    </w:p>
+    <w:p>
+      <w:pPr>
+        <w:jc w:val="both"/>
+        <w:rPr>
+          <w:rFonts w:ascii="Times New Roman" w:hAnsi="Times New Roman" w:cs="Times New Roman"/>
+          <w:sz w:val="24"/>
+          <w:szCs w:val="24"/>
+          <w:lang w:val="en-IN"/>
+        </w:rPr>
+      </w:pPr>
+      <w:r>
+        <w:rPr>
+          <w:rFonts w:ascii="Times New Roman" w:hAnsi="Times New Roman" w:cs="Times New Roman"/>
+          <w:sz w:val="24"/>
+          <w:szCs w:val="24"/>
+          <w:lang w:val="en-IN"/>
+        </w:rPr>
+        <w:t xml:space="preserve">The existing analytical workflow is implemented through notebooks 01–10. Notebook 10 contains supplementary experimental evaluation for the </w:t>
+      </w:r>
+      <w:proofErr w:type="spellStart"/>
+      <w:r>
+        <w:rPr>
+          <w:rFonts w:ascii="Times New Roman" w:hAnsi="Times New Roman" w:cs="Times New Roman"/>
+          <w:sz w:val="24"/>
+          <w:szCs w:val="24"/>
+          <w:lang w:val="en-IN"/>
+        </w:rPr>
+        <w:t>YuvaIntern</w:t>
+      </w:r>
+      <w:proofErr w:type="spellEnd"/>
+      <w:r>
+        <w:rPr>
+          <w:rFonts w:ascii="Times New Roman" w:hAnsi="Times New Roman" w:cs="Times New Roman"/>
+          <w:sz w:val="24"/>
+          <w:szCs w:val="24"/>
+          <w:lang w:val="en-IN"/>
+        </w:rPr>
+        <w:t xml:space="preserve"> assignment.</w:t>
+      </w:r>
+    </w:p>
+    <w:p>
+      <w:pPr>
+        <w:jc w:val="both"/>
+        <w:rPr>
+          <w:rFonts w:ascii="Times New Roman" w:hAnsi="Times New Roman" w:cs="Times New Roman"/>
+          <w:sz w:val="24"/>
+          <w:szCs w:val="24"/>
+          <w:lang w:val="en-IN"/>
+        </w:rPr>
+      </w:pPr>
+      <w:r>
+        <w:rPr>
+          <w:rFonts w:ascii="Times New Roman" w:hAnsi="Times New Roman" w:cs="Times New Roman"/>
+          <w:sz w:val="24"/>
+          <w:szCs w:val="24"/>
+          <w:lang w:val="en-IN"/>
+        </w:rPr>
+        <w:t xml:space="preserve">The proposed </w:t>
+      </w:r>
+      <w:proofErr w:type="spellStart"/>
+      <w:r>
+        <w:rPr>
+          <w:rFonts w:ascii="Times New Roman" w:hAnsi="Times New Roman" w:cs="Times New Roman"/>
+          <w:sz w:val="24"/>
+          <w:szCs w:val="24"/>
+          <w:lang w:val="en-IN"/>
+        </w:rPr>
+        <w:t>src</w:t>
+      </w:r>
+      <w:proofErr w:type="spellEnd"/>
+      <w:r>
+        <w:rPr>
+          <w:rFonts w:ascii="Times New Roman" w:hAnsi="Times New Roman" w:cs="Times New Roman"/>
+          <w:sz w:val="24"/>
+          <w:szCs w:val="24"/>
+          <w:lang w:val="en-IN"/>
+        </w:rPr>
+        <w:t>/ architecture does not replace these notebooks at this stage. Instead, it provides a structure for gradually migrating reusable functionality from notebooks into maintainable Python modules.</w:t>
+      </w:r>
+    </w:p>
+    <w:p>
+      <w:pPr>
+        <w:jc w:val="both"/>
+        <w:rPr>
+          <w:rFonts w:ascii="Times New Roman" w:hAnsi="Times New Roman" w:cs="Times New Roman"/>
+          <w:sz w:val="24"/>
+          <w:szCs w:val="24"/>
+          <w:lang w:val="en-IN"/>
+        </w:rPr>
+      </w:pPr>
+    </w:p>
+    <w:p>
+      <w:pPr>
+        <w:rPr>
+          <w:rFonts w:ascii="Times New Roman" w:hAnsi="Times New Roman" w:cs="Times New Roman"/>
+          <w:b/>
+          <w:bCs/>
+          <w:sz w:val="24"/>
+          <w:szCs w:val="24"/>
+          <w:lang w:val="en-IN"/>
+        </w:rPr>
+      </w:pPr>
+      <w:r>
+        <w:rPr>
+          <w:rFonts w:ascii="Times New Roman" w:hAnsi="Times New Roman" w:cs="Times New Roman"/>
+          <w:b/>
+          <w:bCs/>
+          <w:sz w:val="24"/>
+          <w:szCs w:val="24"/>
+          <w:lang w:val="en-IN"/>
+        </w:rPr>
+        <w:br w:type="page"/>
+      </w:r>
+    </w:p>
+    <w:p>
+      <w:pPr>
+        <w:jc w:val="both"/>
+        <w:rPr>
+          <w:rFonts w:ascii="Times New Roman" w:hAnsi="Times New Roman" w:cs="Times New Roman"/>
+          <w:b/>
+          <w:bCs/>
+          <w:sz w:val="24"/>
+          <w:szCs w:val="24"/>
+          <w:lang w:val="en-IN"/>
+        </w:rPr>
+      </w:pPr>
+      <w:r>
+        <w:rPr>
+          <w:rFonts w:ascii="Times New Roman" w:hAnsi="Times New Roman" w:cs="Times New Roman"/>
+          <w:b/>
+          <w:bCs/>
+          <w:color w:val="1F497D" w:themeColor="text2"/>
+          <w:sz w:val="32"/>
+          <w:szCs w:val="32"/>
+          <w:lang w:val="en-IN"/>
+        </w:rPr>
+        <w:lastRenderedPageBreak/>
+        <w:t>3. Proposed System Architecture</w:t>
+      </w:r>
+    </w:p>
+    <w:p>
+      <w:pPr>
+        <w:jc w:val="both"/>
+        <w:rPr>
+          <w:rFonts w:ascii="Times New Roman" w:hAnsi="Times New Roman" w:cs="Times New Roman"/>
+          <w:sz w:val="24"/>
+          <w:szCs w:val="24"/>
+          <w:lang w:val="en-IN"/>
+        </w:rPr>
+      </w:pPr>
+      <w:r>
+        <w:rPr>
+          <w:rFonts w:ascii="Times New Roman" w:hAnsi="Times New Roman" w:cs="Times New Roman"/>
+          <w:sz w:val="24"/>
+          <w:szCs w:val="24"/>
+          <w:lang w:val="en-IN"/>
+        </w:rPr>
+        <w:t>The proposed architecture separates the project into components according to their responsibilities.</w:t>
+      </w:r>
+    </w:p>
+    <w:p>
+      <w:pPr>
+        <w:keepNext/>
+        <w:jc w:val="center"/>
+      </w:pPr>
+      <w:r>
+        <w:rPr>
+          <w:rFonts w:ascii="Times New Roman" w:hAnsi="Times New Roman" w:cs="Times New Roman"/>
+          <w:noProof/>
+          <w:sz w:val="24"/>
+          <w:szCs w:val="24"/>
+          <w:lang w:val="en-IN"/>
+        </w:rPr>
+        <w:drawing>
+          <wp:inline distT="0" distB="0" distL="0" distR="0" wp14:anchorId="70FD3FB1" wp14:editId="29D2FB44">
+            <wp:extent cx="6908800" cy="2114550"/>
+            <wp:effectExtent l="0" t="0" r="6350" b="0"/>
+            <wp:docPr id="1153374367" name="Picture 11"/>
+            <wp:cNvGraphicFramePr>
+              <a:graphicFrameLocks xmlns:a="http://schemas.openxmlformats.org/drawingml/2006/main" noChangeAspect="1"/>
+            </wp:cNvGraphicFramePr>
+            <a:graphic xmlns:a="http://schemas.openxmlformats.org/drawingml/2006/main">
+              <a:graphicData uri="http://schemas.openxmlformats.org/drawingml/2006/picture">
+                <pic:pic xmlns:pic="http://schemas.openxmlformats.org/drawingml/2006/picture">
+                  <pic:nvPicPr>
+                    <pic:cNvPr id="1153374367" name="Picture 1153374367"/>
+                    <pic:cNvPicPr/>
+                  </pic:nvPicPr>
+                  <pic:blipFill>
+                    <a:blip r:embed="rId8"/>
+                    <a:stretch>
+                      <a:fillRect/>
+                    </a:stretch>
+                  </pic:blipFill>
+                  <pic:spPr>
+                    <a:xfrm>
+                      <a:off x="0" y="0"/>
+                      <a:ext cx="6912627" cy="2115721"/>
+                    </a:xfrm>
+                    <a:prstGeom prst="rect">
+                      <a:avLst/>
+                    </a:prstGeom>
+                  </pic:spPr>
+                </pic:pic>
+              </a:graphicData>
+            </a:graphic>
+          </wp:inline>
+        </w:drawing>
+      </w:r>
+    </w:p>
+    <w:p>
+      <w:pPr>
+        <w:keepNext/>
+        <w:jc w:val="center"/>
+      </w:pPr>
+      <w:r>
+        <w:rPr>
+          <w:rFonts w:ascii="Times New Roman" w:hAnsi="Times New Roman" w:cs="Times New Roman"/>
+          <w:b/>
+          <w:bCs/>
+          <w:sz w:val="24"/>
+          <w:szCs w:val="24"/>
+          <w:lang w:val="en-IN"/>
+        </w:rPr>
+        <w:t>Figure 1: Proposed System Architecture</w:t>
+      </w:r>
+    </w:p>
+    <w:p>
+      <w:pPr>
+        <w:jc w:val="both"/>
+        <w:rPr>
+          <w:rFonts w:ascii="Times New Roman" w:hAnsi="Times New Roman" w:cs="Times New Roman"/>
+          <w:sz w:val="24"/>
+          <w:szCs w:val="24"/>
+          <w:lang w:val="en-IN"/>
+        </w:rPr>
+      </w:pPr>
+      <w:r>
+        <w:rPr>
+          <w:rFonts w:ascii="Times New Roman" w:hAnsi="Times New Roman" w:cs="Times New Roman"/>
+          <w:sz w:val="24"/>
+          <w:szCs w:val="24"/>
+          <w:lang w:val="en-IN"/>
+        </w:rPr>
+        <w:t>The architecture contains the following components:</w:t>
+      </w:r>
+    </w:p>
+    <w:p>
+      <w:pPr>
+        <w:numPr>
+          <w:ilvl w:val="0"/>
+          <w:numId w:val="42"/>
+        </w:numPr>
+        <w:jc w:val="both"/>
+        <w:rPr>
+          <w:rFonts w:ascii="Times New Roman" w:hAnsi="Times New Roman" w:cs="Times New Roman"/>
+          <w:sz w:val="24"/>
+          <w:szCs w:val="24"/>
+          <w:lang w:val="en-IN"/>
+        </w:rPr>
+      </w:pPr>
+      <w:r>
+        <w:rPr>
+          <w:rFonts w:ascii="Times New Roman" w:hAnsi="Times New Roman" w:cs="Times New Roman"/>
+          <w:b/>
+          <w:bCs/>
+          <w:sz w:val="24"/>
+          <w:szCs w:val="24"/>
+          <w:lang w:val="en-IN"/>
+        </w:rPr>
+        <w:t>Configuration:</w:t>
+      </w:r>
+      <w:r>
+        <w:rPr>
+          <w:rFonts w:ascii="Times New Roman" w:hAnsi="Times New Roman" w:cs="Times New Roman"/>
+          <w:sz w:val="24"/>
+          <w:szCs w:val="24"/>
+          <w:lang w:val="en-IN"/>
+        </w:rPr>
+        <w:t xml:space="preserve"> Centralizes project paths, feature definitions, forecasting lags, random state and model parameters.</w:t>
+      </w:r>
+    </w:p>
+    <w:p>
+      <w:pPr>
+        <w:numPr>
+          <w:ilvl w:val="0"/>
+          <w:numId w:val="42"/>
+        </w:numPr>
+        <w:jc w:val="both"/>
+        <w:rPr>
+          <w:rFonts w:ascii="Times New Roman" w:hAnsi="Times New Roman" w:cs="Times New Roman"/>
+          <w:sz w:val="24"/>
+          <w:szCs w:val="24"/>
+          <w:lang w:val="en-IN"/>
+        </w:rPr>
+      </w:pPr>
+      <w:r>
+        <w:rPr>
+          <w:rFonts w:ascii="Times New Roman" w:hAnsi="Times New Roman" w:cs="Times New Roman"/>
+          <w:b/>
+          <w:bCs/>
+          <w:sz w:val="24"/>
+          <w:szCs w:val="24"/>
+          <w:lang w:val="en-IN"/>
+        </w:rPr>
+        <w:t>Data Layer:</w:t>
+      </w:r>
+      <w:r>
+        <w:rPr>
+          <w:rFonts w:ascii="Times New Roman" w:hAnsi="Times New Roman" w:cs="Times New Roman"/>
+          <w:sz w:val="24"/>
+          <w:szCs w:val="24"/>
+          <w:lang w:val="en-IN"/>
+        </w:rPr>
+        <w:t xml:space="preserve"> Loads and validates input datasets.</w:t>
+      </w:r>
+    </w:p>
+    <w:p>
+      <w:pPr>
+        <w:numPr>
+          <w:ilvl w:val="0"/>
+          <w:numId w:val="42"/>
+        </w:numPr>
+        <w:jc w:val="both"/>
+        <w:rPr>
+          <w:rFonts w:ascii="Times New Roman" w:hAnsi="Times New Roman" w:cs="Times New Roman"/>
+          <w:sz w:val="24"/>
+          <w:szCs w:val="24"/>
+          <w:lang w:val="en-IN"/>
+        </w:rPr>
+      </w:pPr>
+      <w:r>
+        <w:rPr>
+          <w:rFonts w:ascii="Times New Roman" w:hAnsi="Times New Roman" w:cs="Times New Roman"/>
+          <w:b/>
+          <w:bCs/>
+          <w:sz w:val="24"/>
+          <w:szCs w:val="24"/>
+          <w:lang w:val="en-IN"/>
+        </w:rPr>
+        <w:t>Feature Engineering:</w:t>
+      </w:r>
+      <w:r>
+        <w:rPr>
+          <w:rFonts w:ascii="Times New Roman" w:hAnsi="Times New Roman" w:cs="Times New Roman"/>
+          <w:sz w:val="24"/>
+          <w:szCs w:val="24"/>
+          <w:lang w:val="en-IN"/>
+        </w:rPr>
+        <w:t xml:space="preserve"> Selects model features and generates country-specific CO₂ lag features.</w:t>
+      </w:r>
+    </w:p>
+    <w:p>
+      <w:pPr>
+        <w:numPr>
+          <w:ilvl w:val="0"/>
+          <w:numId w:val="42"/>
+        </w:numPr>
+        <w:jc w:val="both"/>
+        <w:rPr>
+          <w:rFonts w:ascii="Times New Roman" w:hAnsi="Times New Roman" w:cs="Times New Roman"/>
+          <w:sz w:val="24"/>
+          <w:szCs w:val="24"/>
+          <w:lang w:val="en-IN"/>
+        </w:rPr>
+      </w:pPr>
+      <w:r>
+        <w:rPr>
+          <w:rFonts w:ascii="Times New Roman" w:hAnsi="Times New Roman" w:cs="Times New Roman"/>
+          <w:b/>
+          <w:bCs/>
+          <w:sz w:val="24"/>
+          <w:szCs w:val="24"/>
+          <w:lang w:val="en-IN"/>
+        </w:rPr>
+        <w:t>Model Layer:</w:t>
+      </w:r>
+      <w:r>
+        <w:rPr>
+          <w:rFonts w:ascii="Times New Roman" w:hAnsi="Times New Roman" w:cs="Times New Roman"/>
+          <w:sz w:val="24"/>
+          <w:szCs w:val="24"/>
+          <w:lang w:val="en-IN"/>
+        </w:rPr>
+        <w:t xml:space="preserve"> Defines the three regression models and the forecasting model.</w:t>
+      </w:r>
+    </w:p>
+    <w:p>
+      <w:pPr>
+        <w:numPr>
+          <w:ilvl w:val="0"/>
+          <w:numId w:val="42"/>
+        </w:numPr>
+        <w:jc w:val="both"/>
+        <w:rPr>
+          <w:rFonts w:ascii="Times New Roman" w:hAnsi="Times New Roman" w:cs="Times New Roman"/>
+          <w:sz w:val="24"/>
+          <w:szCs w:val="24"/>
+          <w:lang w:val="en-IN"/>
+        </w:rPr>
+      </w:pPr>
+      <w:r>
+        <w:rPr>
+          <w:rFonts w:ascii="Times New Roman" w:hAnsi="Times New Roman" w:cs="Times New Roman"/>
+          <w:b/>
+          <w:bCs/>
+          <w:sz w:val="24"/>
+          <w:szCs w:val="24"/>
+          <w:lang w:val="en-IN"/>
+        </w:rPr>
+        <w:t>Evaluation Layer:</w:t>
+      </w:r>
+      <w:r>
+        <w:rPr>
+          <w:rFonts w:ascii="Times New Roman" w:hAnsi="Times New Roman" w:cs="Times New Roman"/>
+          <w:sz w:val="24"/>
+          <w:szCs w:val="24"/>
+          <w:lang w:val="en-IN"/>
+        </w:rPr>
+        <w:t xml:space="preserve"> Provides evaluation metrics and is intended to contain additional evaluation procedures.</w:t>
+      </w:r>
+    </w:p>
+    <w:p>
+      <w:pPr>
+        <w:numPr>
+          <w:ilvl w:val="0"/>
+          <w:numId w:val="42"/>
+        </w:numPr>
+        <w:jc w:val="both"/>
+        <w:rPr>
+          <w:rFonts w:ascii="Times New Roman" w:hAnsi="Times New Roman" w:cs="Times New Roman"/>
+          <w:sz w:val="24"/>
+          <w:szCs w:val="24"/>
+          <w:lang w:val="en-IN"/>
+        </w:rPr>
+      </w:pPr>
+      <w:r>
+        <w:rPr>
+          <w:rFonts w:ascii="Times New Roman" w:hAnsi="Times New Roman" w:cs="Times New Roman"/>
+          <w:b/>
+          <w:bCs/>
+          <w:sz w:val="24"/>
+          <w:szCs w:val="24"/>
+          <w:lang w:val="en-IN"/>
+        </w:rPr>
+        <w:t>Visualization Layer:</w:t>
+      </w:r>
+      <w:r>
+        <w:rPr>
+          <w:rFonts w:ascii="Times New Roman" w:hAnsi="Times New Roman" w:cs="Times New Roman"/>
+          <w:sz w:val="24"/>
+          <w:szCs w:val="24"/>
+          <w:lang w:val="en-IN"/>
+        </w:rPr>
+        <w:t xml:space="preserve"> Handles generation and saving of project visualizations.</w:t>
+      </w:r>
+    </w:p>
+    <w:p>
+      <w:pPr>
+        <w:numPr>
+          <w:ilvl w:val="0"/>
+          <w:numId w:val="42"/>
+        </w:numPr>
+        <w:jc w:val="both"/>
+        <w:rPr>
+          <w:rFonts w:ascii="Times New Roman" w:hAnsi="Times New Roman" w:cs="Times New Roman"/>
+          <w:sz w:val="24"/>
+          <w:szCs w:val="24"/>
+          <w:lang w:val="en-IN"/>
+        </w:rPr>
+      </w:pPr>
+      <w:r>
+        <w:rPr>
+          <w:rFonts w:ascii="Times New Roman" w:hAnsi="Times New Roman" w:cs="Times New Roman"/>
+          <w:b/>
+          <w:bCs/>
+          <w:sz w:val="24"/>
+          <w:szCs w:val="24"/>
+          <w:lang w:val="en-IN"/>
+        </w:rPr>
+        <w:t>Pipeline:</w:t>
+      </w:r>
+      <w:r>
+        <w:rPr>
+          <w:rFonts w:ascii="Times New Roman" w:hAnsi="Times New Roman" w:cs="Times New Roman"/>
+          <w:sz w:val="24"/>
+          <w:szCs w:val="24"/>
+          <w:lang w:val="en-IN"/>
+        </w:rPr>
+        <w:t xml:space="preserve"> Coordinates the high-level workflow.</w:t>
+      </w:r>
+    </w:p>
+    <w:p>
+      <w:pPr>
+        <w:numPr>
+          <w:ilvl w:val="0"/>
+          <w:numId w:val="42"/>
+        </w:numPr>
+        <w:jc w:val="both"/>
+        <w:rPr>
+          <w:rFonts w:ascii="Times New Roman" w:hAnsi="Times New Roman" w:cs="Times New Roman"/>
+          <w:sz w:val="24"/>
+          <w:szCs w:val="24"/>
+          <w:lang w:val="en-IN"/>
+        </w:rPr>
+      </w:pPr>
+      <w:r>
+        <w:rPr>
+          <w:rFonts w:ascii="Times New Roman" w:hAnsi="Times New Roman" w:cs="Times New Roman"/>
+          <w:b/>
+          <w:bCs/>
+          <w:sz w:val="24"/>
+          <w:szCs w:val="24"/>
+          <w:lang w:val="en-IN"/>
+        </w:rPr>
+        <w:t>Main Entry Point:</w:t>
+      </w:r>
+      <w:r>
+        <w:rPr>
+          <w:rFonts w:ascii="Times New Roman" w:hAnsi="Times New Roman" w:cs="Times New Roman"/>
+          <w:sz w:val="24"/>
+          <w:szCs w:val="24"/>
+          <w:lang w:val="en-IN"/>
+        </w:rPr>
+        <w:t xml:space="preserve"> Provides the execution entry point for the modular implementation.</w:t>
+      </w:r>
+    </w:p>
+    <w:p>
+      <w:pPr>
+        <w:jc w:val="both"/>
+        <w:rPr>
+          <w:rFonts w:ascii="Times New Roman" w:hAnsi="Times New Roman" w:cs="Times New Roman"/>
+          <w:sz w:val="24"/>
+          <w:szCs w:val="24"/>
+          <w:lang w:val="en-IN"/>
+        </w:rPr>
+      </w:pPr>
+      <w:r>
+        <w:rPr>
+          <w:rFonts w:ascii="Times New Roman" w:hAnsi="Times New Roman" w:cs="Times New Roman"/>
+          <w:sz w:val="24"/>
+          <w:szCs w:val="24"/>
+          <w:lang w:val="en-IN"/>
+        </w:rPr>
+        <w:t>The current architecture follows Python's module and package structure, allowing related functionality to be maintained in separate files while remaining part of a common package [3].</w:t>
+      </w:r>
+    </w:p>
+    <w:p>
+      <w:pPr>
+        <w:jc w:val="both"/>
+        <w:rPr>
+          <w:rFonts w:ascii="Times New Roman" w:hAnsi="Times New Roman" w:cs="Times New Roman"/>
+          <w:sz w:val="24"/>
+          <w:szCs w:val="24"/>
+          <w:lang w:val="en-IN"/>
+        </w:rPr>
+      </w:pPr>
+    </w:p>
+    <w:p>
+      <w:pPr>
+        <w:rPr>
+          <w:rFonts w:ascii="Times New Roman" w:hAnsi="Times New Roman" w:cs="Times New Roman"/>
+          <w:b/>
+          <w:bCs/>
+          <w:sz w:val="24"/>
+          <w:szCs w:val="24"/>
+          <w:lang w:val="en-IN"/>
+        </w:rPr>
+      </w:pPr>
+      <w:r>
+        <w:rPr>
+          <w:rFonts w:ascii="Times New Roman" w:hAnsi="Times New Roman" w:cs="Times New Roman"/>
+          <w:b/>
+          <w:bCs/>
+          <w:sz w:val="24"/>
+          <w:szCs w:val="24"/>
+          <w:lang w:val="en-IN"/>
+        </w:rPr>
+        <w:br w:type="page"/>
+      </w:r>
+    </w:p>
+    <w:p>
+      <w:pPr>
+        <w:jc w:val="both"/>
+        <w:rPr>
+          <w:rFonts w:ascii="Times New Roman" w:hAnsi="Times New Roman" w:cs="Times New Roman"/>
+          <w:b/>
+          <w:bCs/>
+          <w:color w:val="1F497D" w:themeColor="text2"/>
+          <w:sz w:val="32"/>
+          <w:szCs w:val="32"/>
+          <w:lang w:val="en-IN"/>
+        </w:rPr>
+      </w:pPr>
+      <w:r>
+        <w:rPr>
+          <w:rFonts w:ascii="Times New Roman" w:hAnsi="Times New Roman" w:cs="Times New Roman"/>
+          <w:b/>
+          <w:bCs/>
+          <w:color w:val="1F497D" w:themeColor="text2"/>
+          <w:sz w:val="32"/>
+          <w:szCs w:val="32"/>
+          <w:lang w:val="en-IN"/>
+        </w:rPr>
+        <w:lastRenderedPageBreak/>
+        <w:t>4. End-to-End Implementation Workflow</w:t>
+      </w:r>
+    </w:p>
+    <w:p>
+      <w:pPr>
+        <w:jc w:val="both"/>
+        <w:rPr>
+          <w:rFonts w:ascii="Times New Roman" w:hAnsi="Times New Roman" w:cs="Times New Roman"/>
+          <w:sz w:val="24"/>
+          <w:szCs w:val="24"/>
+          <w:lang w:val="en-IN"/>
+        </w:rPr>
+      </w:pPr>
+      <w:r>
+        <w:rPr>
+          <w:rFonts w:ascii="Times New Roman" w:hAnsi="Times New Roman" w:cs="Times New Roman"/>
+          <w:sz w:val="24"/>
+          <w:szCs w:val="24"/>
+          <w:lang w:val="en-IN"/>
+        </w:rPr>
+        <w:t>The planned workflow is:</w:t>
+      </w:r>
+    </w:p>
+    <w:p>
+      <w:pPr>
+        <w:jc w:val="center"/>
+        <w:rPr>
+          <w:rFonts w:ascii="Times New Roman" w:hAnsi="Times New Roman" w:cs="Times New Roman"/>
+          <w:sz w:val="24"/>
+          <w:szCs w:val="24"/>
+          <w:lang w:val="en-IN"/>
+        </w:rPr>
+      </w:pPr>
+      <w:r>
+        <w:rPr>
+          <w:rFonts w:ascii="Times New Roman" w:hAnsi="Times New Roman" w:cs="Times New Roman"/>
+          <w:noProof/>
+          <w:sz w:val="24"/>
+          <w:szCs w:val="24"/>
+          <w:lang w:val="en-IN"/>
+        </w:rPr>
+        <w:drawing>
+          <wp:inline distT="0" distB="0" distL="0" distR="0" wp14:anchorId="45A0742C" wp14:editId="0776DBA1">
+            <wp:extent cx="4766310" cy="6858000"/>
+            <wp:effectExtent l="0" t="0" r="0" b="0"/>
+            <wp:docPr id="1237805420" name="Picture 1"/>
+            <wp:cNvGraphicFramePr>
+              <a:graphicFrameLocks xmlns:a="http://schemas.openxmlformats.org/drawingml/2006/main" noChangeAspect="1"/>
+            </wp:cNvGraphicFramePr>
+            <a:graphic xmlns:a="http://schemas.openxmlformats.org/drawingml/2006/main">
+              <a:graphicData uri="http://schemas.openxmlformats.org/drawingml/2006/picture">
+                <pic:pic xmlns:pic="http://schemas.openxmlformats.org/drawingml/2006/picture">
+                  <pic:nvPicPr>
+                    <pic:cNvPr id="1237805420" name="Picture 1237805420"/>
+                    <pic:cNvPicPr/>
+                  </pic:nvPicPr>
+                  <pic:blipFill rotWithShape="1">
+                    <a:blip r:embed="rId9"/>
+                    <a:srcRect t="1776" b="2300"/>
+                    <a:stretch>
+                      <a:fillRect/>
+                    </a:stretch>
+                  </pic:blipFill>
+                  <pic:spPr bwMode="auto">
+                    <a:xfrm>
+                      <a:off x="0" y="0"/>
+                      <a:ext cx="4768529" cy="6861193"/>
+                    </a:xfrm>
+                    <a:prstGeom prst="rect">
+                      <a:avLst/>
+                    </a:prstGeom>
+                    <a:ln>
+                      <a:noFill/>
+                    </a:ln>
+                    <a:extLst>
+                      <a:ext uri="{53640926-AAD7-44D8-BBD7-CCE9431645EC}">
+                        <a14:shadowObscured xmlns:a14="http://schemas.microsoft.com/office/drawing/2010/main"/>
+                      </a:ext>
+                    </a:extLst>
+                  </pic:spPr>
+                </pic:pic>
+              </a:graphicData>
+            </a:graphic>
+          </wp:inline>
+        </w:drawing>
+      </w:r>
+    </w:p>
+    <w:p>
+      <w:pPr>
+        <w:jc w:val="center"/>
+        <w:rPr>
+          <w:rFonts w:ascii="Times New Roman" w:hAnsi="Times New Roman" w:cs="Times New Roman"/>
+          <w:sz w:val="24"/>
+          <w:szCs w:val="24"/>
+          <w:lang w:val="en-IN"/>
+        </w:rPr>
+      </w:pPr>
+      <w:r>
+        <w:rPr>
+          <w:rFonts w:ascii="Times New Roman" w:hAnsi="Times New Roman" w:cs="Times New Roman"/>
+          <w:b/>
+          <w:bCs/>
+          <w:sz w:val="24"/>
+          <w:szCs w:val="24"/>
+          <w:lang w:val="en-IN"/>
+        </w:rPr>
+        <w:t>Figure 2: End-to-End Implementation Workflow</w:t>
+      </w:r>
+    </w:p>
+    <w:p>
+      <w:pPr>
+        <w:jc w:val="both"/>
+        <w:rPr>
+          <w:rFonts w:ascii="Times New Roman" w:hAnsi="Times New Roman" w:cs="Times New Roman"/>
+          <w:sz w:val="24"/>
+          <w:szCs w:val="24"/>
+          <w:lang w:val="en-IN"/>
+        </w:rPr>
+      </w:pPr>
+      <w:r>
+        <w:rPr>
+          <w:rFonts w:ascii="Times New Roman" w:hAnsi="Times New Roman" w:cs="Times New Roman"/>
+          <w:sz w:val="24"/>
+          <w:szCs w:val="24"/>
+          <w:lang w:val="en-IN"/>
+        </w:rPr>
+        <w:t>The workflow separates data preparation from model construction and evaluation. This separation allows individual components to be tested and modified without unnecessarily changing unrelated parts of the project.</w:t>
+      </w:r>
+    </w:p>
+    <w:p>
+      <w:pPr>
+        <w:rPr>
+          <w:rFonts w:ascii="Times New Roman" w:hAnsi="Times New Roman" w:cs="Times New Roman"/>
+          <w:b/>
+          <w:bCs/>
+          <w:color w:val="1F497D" w:themeColor="text2"/>
+          <w:sz w:val="32"/>
+          <w:szCs w:val="32"/>
+          <w:lang w:val="en-IN"/>
+        </w:rPr>
+      </w:pPr>
+      <w:r>
+        <w:rPr>
+          <w:rFonts w:ascii="Times New Roman" w:hAnsi="Times New Roman" w:cs="Times New Roman"/>
+          <w:b/>
+          <w:bCs/>
+          <w:color w:val="1F497D" w:themeColor="text2"/>
+          <w:sz w:val="32"/>
+          <w:szCs w:val="32"/>
+          <w:lang w:val="en-IN"/>
+        </w:rPr>
+        <w:br w:type="page"/>
+      </w:r>
+    </w:p>
+    <w:p>
+      <w:pPr>
+        <w:jc w:val="both"/>
+        <w:rPr>
+          <w:rFonts w:ascii="Times New Roman" w:hAnsi="Times New Roman" w:cs="Times New Roman"/>
+          <w:b/>
+          <w:bCs/>
+          <w:color w:val="1F497D" w:themeColor="text2"/>
+          <w:sz w:val="32"/>
+          <w:szCs w:val="32"/>
+          <w:lang w:val="en-IN"/>
+        </w:rPr>
+      </w:pPr>
+      <w:r>
+        <w:rPr>
+          <w:rFonts w:ascii="Times New Roman" w:hAnsi="Times New Roman" w:cs="Times New Roman"/>
+          <w:b/>
+          <w:bCs/>
+          <w:color w:val="1F497D" w:themeColor="text2"/>
+          <w:sz w:val="32"/>
+          <w:szCs w:val="32"/>
+          <w:lang w:val="en-IN"/>
+        </w:rPr>
+        <w:lastRenderedPageBreak/>
+        <w:t>5. Modular Breakdown</w:t>
+      </w:r>
+    </w:p>
+    <w:p>
+      <w:pPr>
+        <w:jc w:val="both"/>
+        <w:rPr>
+          <w:rFonts w:ascii="Times New Roman" w:hAnsi="Times New Roman" w:cs="Times New Roman"/>
+          <w:sz w:val="24"/>
+          <w:szCs w:val="24"/>
+          <w:lang w:val="en-IN"/>
+        </w:rPr>
+      </w:pPr>
+      <w:r>
+        <w:rPr>
+          <w:rFonts w:ascii="Times New Roman" w:hAnsi="Times New Roman" w:cs="Times New Roman"/>
+          <w:sz w:val="24"/>
+          <w:szCs w:val="24"/>
+          <w:lang w:val="en-IN"/>
+        </w:rPr>
+        <w:t xml:space="preserve">The current </w:t>
+      </w:r>
+      <w:proofErr w:type="spellStart"/>
+      <w:r>
+        <w:rPr>
+          <w:rFonts w:ascii="Times New Roman" w:hAnsi="Times New Roman" w:cs="Times New Roman"/>
+          <w:sz w:val="24"/>
+          <w:szCs w:val="24"/>
+          <w:lang w:val="en-IN"/>
+        </w:rPr>
+        <w:t>src</w:t>
+      </w:r>
+      <w:proofErr w:type="spellEnd"/>
+      <w:r>
+        <w:rPr>
+          <w:rFonts w:ascii="Times New Roman" w:hAnsi="Times New Roman" w:cs="Times New Roman"/>
+          <w:sz w:val="24"/>
+          <w:szCs w:val="24"/>
+          <w:lang w:val="en-IN"/>
+        </w:rPr>
+        <w:t>/ directory contains the following modules.</w:t>
+      </w:r>
+    </w:p>
+    <w:tbl>
+      <w:tblPr>
+        <w:tblW w:w="0" w:type="auto"/>
+        <w:tblCellSpacing w:w="15" w:type="dxa"/>
+        <w:tblBorders>
+          <w:top w:val="single" w:sz="4" w:space="0" w:color="auto"/>
+          <w:left w:val="single" w:sz="4" w:space="0" w:color="auto"/>
+          <w:bottom w:val="single" w:sz="4" w:space="0" w:color="auto"/>
+          <w:right w:val="single" w:sz="4" w:space="0" w:color="auto"/>
+          <w:insideH w:val="single" w:sz="4" w:space="0" w:color="auto"/>
+          <w:insideV w:val="single" w:sz="4" w:space="0" w:color="auto"/>
+        </w:tblBorders>
+        <w:tblCellMar>
+          <w:top w:w="15" w:type="dxa"/>
+          <w:left w:w="15" w:type="dxa"/>
+          <w:bottom w:w="15" w:type="dxa"/>
+          <w:right w:w="15" w:type="dxa"/>
+        </w:tblCellMar>
+        <w:tblLook w:val="04A0" w:firstRow="1" w:lastRow="0" w:firstColumn="1" w:lastColumn="0" w:noHBand="0" w:noVBand="1"/>
+      </w:tblPr>
+      <w:tblGrid>
+        <w:gridCol w:w="1622"/>
+        <w:gridCol w:w="6416"/>
+        <w:gridCol w:w="2872"/>
+      </w:tblGrid>
+      <w:tr>
+        <w:trPr>
+          <w:tblHeader/>
+          <w:tblCellSpacing w:w="15" w:type="dxa"/>
+        </w:trPr>
+        <w:tc>
+          <w:tcPr>
+            <w:tcW w:w="0" w:type="auto"/>
+            <w:vAlign w:val="center"/>
+            <w:hideMark/>
+          </w:tcPr>
+          <w:p>
+            <w:pPr>
+              <w:jc w:val="both"/>
+              <w:rPr>
+                <w:rFonts w:ascii="Times New Roman" w:hAnsi="Times New Roman" w:cs="Times New Roman"/>
+                <w:b/>
+                <w:bCs/>
+                <w:sz w:val="24"/>
+                <w:szCs w:val="24"/>
+                <w:lang w:val="en-IN"/>
+              </w:rPr>
+            </w:pPr>
+            <w:r>
+              <w:rPr>
+                <w:rFonts w:ascii="Times New Roman" w:hAnsi="Times New Roman" w:cs="Times New Roman"/>
+                <w:b/>
+                <w:bCs/>
+                <w:sz w:val="24"/>
+                <w:szCs w:val="24"/>
+                <w:lang w:val="en-IN"/>
+              </w:rPr>
+              <w:t>Module</w:t>
+            </w:r>
+          </w:p>
+        </w:tc>
+        <w:tc>
+          <w:tcPr>
+            <w:tcW w:w="0" w:type="auto"/>
+            <w:vAlign w:val="center"/>
+            <w:hideMark/>
+          </w:tcPr>
+          <w:p>
+            <w:pPr>
+              <w:jc w:val="both"/>
+              <w:rPr>
+                <w:rFonts w:ascii="Times New Roman" w:hAnsi="Times New Roman" w:cs="Times New Roman"/>
+                <w:b/>
+                <w:bCs/>
+                <w:sz w:val="24"/>
+                <w:szCs w:val="24"/>
+                <w:lang w:val="en-IN"/>
+              </w:rPr>
+            </w:pPr>
+            <w:r>
+              <w:rPr>
+                <w:rFonts w:ascii="Times New Roman" w:hAnsi="Times New Roman" w:cs="Times New Roman"/>
+                <w:b/>
+                <w:bCs/>
+                <w:sz w:val="24"/>
+                <w:szCs w:val="24"/>
+                <w:lang w:val="en-IN"/>
+              </w:rPr>
+              <w:t>Responsibility</w:t>
+            </w:r>
+          </w:p>
+        </w:tc>
+        <w:tc>
+          <w:tcPr>
+            <w:tcW w:w="0" w:type="auto"/>
+            <w:vAlign w:val="center"/>
+            <w:hideMark/>
+          </w:tcPr>
+          <w:p>
+            <w:pPr>
+              <w:jc w:val="both"/>
+              <w:rPr>
+                <w:rFonts w:ascii="Times New Roman" w:hAnsi="Times New Roman" w:cs="Times New Roman"/>
+                <w:b/>
+                <w:bCs/>
+                <w:sz w:val="24"/>
+                <w:szCs w:val="24"/>
+                <w:lang w:val="en-IN"/>
+              </w:rPr>
+            </w:pPr>
+            <w:r>
+              <w:rPr>
+                <w:rFonts w:ascii="Times New Roman" w:hAnsi="Times New Roman" w:cs="Times New Roman"/>
+                <w:b/>
+                <w:bCs/>
+                <w:sz w:val="24"/>
+                <w:szCs w:val="24"/>
+                <w:lang w:val="en-IN"/>
+              </w:rPr>
+              <w:t>Current role</w:t>
+            </w:r>
+          </w:p>
+        </w:tc>
+      </w:tr>
+      <w:tr>
+        <w:trPr>
+          <w:tblCellSpacing w:w="15" w:type="dxa"/>
+        </w:trPr>
+        <w:tc>
+          <w:tcPr>
+            <w:tcW w:w="0" w:type="auto"/>
+            <w:vAlign w:val="center"/>
+            <w:hideMark/>
+          </w:tcPr>
+          <w:p>
+            <w:pPr>
+              <w:jc w:val="both"/>
+              <w:rPr>
+                <w:rFonts w:ascii="Times New Roman" w:hAnsi="Times New Roman" w:cs="Times New Roman"/>
+                <w:sz w:val="24"/>
+                <w:szCs w:val="24"/>
+                <w:lang w:val="en-IN"/>
+              </w:rPr>
+            </w:pPr>
+            <w:r>
+              <w:rPr>
+                <w:rFonts w:ascii="Times New Roman" w:hAnsi="Times New Roman" w:cs="Times New Roman"/>
+                <w:sz w:val="24"/>
+                <w:szCs w:val="24"/>
+                <w:lang w:val="en-IN"/>
+              </w:rPr>
+              <w:t>config.py</w:t>
+            </w:r>
+          </w:p>
+        </w:tc>
+        <w:tc>
+          <w:tcPr>
+            <w:tcW w:w="0" w:type="auto"/>
+            <w:vAlign w:val="center"/>
+            <w:hideMark/>
+          </w:tcPr>
+          <w:p>
+            <w:pPr>
+              <w:jc w:val="both"/>
+              <w:rPr>
+                <w:rFonts w:ascii="Times New Roman" w:hAnsi="Times New Roman" w:cs="Times New Roman"/>
+                <w:sz w:val="24"/>
+                <w:szCs w:val="24"/>
+                <w:lang w:val="en-IN"/>
+              </w:rPr>
+            </w:pPr>
+            <w:r>
+              <w:rPr>
+                <w:rFonts w:ascii="Times New Roman" w:hAnsi="Times New Roman" w:cs="Times New Roman"/>
+                <w:sz w:val="24"/>
+                <w:szCs w:val="24"/>
+                <w:lang w:val="en-IN"/>
+              </w:rPr>
+              <w:t>Stores paths, features, lags and model parameters</w:t>
+            </w:r>
+          </w:p>
+        </w:tc>
+        <w:tc>
+          <w:tcPr>
+            <w:tcW w:w="0" w:type="auto"/>
+            <w:vAlign w:val="center"/>
+            <w:hideMark/>
+          </w:tcPr>
+          <w:p>
+            <w:pPr>
+              <w:jc w:val="both"/>
+              <w:rPr>
+                <w:rFonts w:ascii="Times New Roman" w:hAnsi="Times New Roman" w:cs="Times New Roman"/>
+                <w:sz w:val="24"/>
+                <w:szCs w:val="24"/>
+                <w:lang w:val="en-IN"/>
+              </w:rPr>
+            </w:pPr>
+            <w:r>
+              <w:rPr>
+                <w:rFonts w:ascii="Times New Roman" w:hAnsi="Times New Roman" w:cs="Times New Roman"/>
+                <w:sz w:val="24"/>
+                <w:szCs w:val="24"/>
+                <w:lang w:val="en-IN"/>
+              </w:rPr>
+              <w:t>Implemented configuration</w:t>
+            </w:r>
+          </w:p>
+        </w:tc>
+      </w:tr>
+      <w:tr>
+        <w:trPr>
+          <w:tblCellSpacing w:w="15" w:type="dxa"/>
+        </w:trPr>
+        <w:tc>
+          <w:tcPr>
+            <w:tcW w:w="0" w:type="auto"/>
+            <w:vAlign w:val="center"/>
+            <w:hideMark/>
+          </w:tcPr>
+          <w:p>
+            <w:pPr>
+              <w:jc w:val="both"/>
+              <w:rPr>
+                <w:rFonts w:ascii="Times New Roman" w:hAnsi="Times New Roman" w:cs="Times New Roman"/>
+                <w:sz w:val="24"/>
+                <w:szCs w:val="24"/>
+                <w:lang w:val="en-IN"/>
+              </w:rPr>
+            </w:pPr>
+            <w:r>
+              <w:rPr>
+                <w:rFonts w:ascii="Times New Roman" w:hAnsi="Times New Roman" w:cs="Times New Roman"/>
+                <w:sz w:val="24"/>
+                <w:szCs w:val="24"/>
+                <w:lang w:val="en-IN"/>
+              </w:rPr>
+              <w:t>data.py</w:t>
+            </w:r>
+          </w:p>
+        </w:tc>
+        <w:tc>
+          <w:tcPr>
+            <w:tcW w:w="0" w:type="auto"/>
+            <w:vAlign w:val="center"/>
+            <w:hideMark/>
+          </w:tcPr>
+          <w:p>
+            <w:pPr>
+              <w:jc w:val="both"/>
+              <w:rPr>
+                <w:rFonts w:ascii="Times New Roman" w:hAnsi="Times New Roman" w:cs="Times New Roman"/>
+                <w:sz w:val="24"/>
+                <w:szCs w:val="24"/>
+                <w:lang w:val="en-IN"/>
+              </w:rPr>
+            </w:pPr>
+            <w:r>
+              <w:rPr>
+                <w:rFonts w:ascii="Times New Roman" w:hAnsi="Times New Roman" w:cs="Times New Roman"/>
+                <w:sz w:val="24"/>
+                <w:szCs w:val="24"/>
+                <w:lang w:val="en-IN"/>
+              </w:rPr>
+              <w:t>Loads CSV files and validates required columns and missing values</w:t>
+            </w:r>
+          </w:p>
+        </w:tc>
+        <w:tc>
+          <w:tcPr>
+            <w:tcW w:w="0" w:type="auto"/>
+            <w:vAlign w:val="center"/>
+            <w:hideMark/>
+          </w:tcPr>
+          <w:p>
+            <w:pPr>
+              <w:jc w:val="both"/>
+              <w:rPr>
+                <w:rFonts w:ascii="Times New Roman" w:hAnsi="Times New Roman" w:cs="Times New Roman"/>
+                <w:sz w:val="24"/>
+                <w:szCs w:val="24"/>
+                <w:lang w:val="en-IN"/>
+              </w:rPr>
+            </w:pPr>
+            <w:r>
+              <w:rPr>
+                <w:rFonts w:ascii="Times New Roman" w:hAnsi="Times New Roman" w:cs="Times New Roman"/>
+                <w:sz w:val="24"/>
+                <w:szCs w:val="24"/>
+                <w:lang w:val="en-IN"/>
+              </w:rPr>
+              <w:t>Implemented utility functions</w:t>
+            </w:r>
+          </w:p>
+        </w:tc>
+      </w:tr>
+      <w:tr>
+        <w:trPr>
+          <w:tblCellSpacing w:w="15" w:type="dxa"/>
+        </w:trPr>
+        <w:tc>
+          <w:tcPr>
+            <w:tcW w:w="0" w:type="auto"/>
+            <w:vAlign w:val="center"/>
+            <w:hideMark/>
+          </w:tcPr>
+          <w:p>
+            <w:pPr>
+              <w:jc w:val="both"/>
+              <w:rPr>
+                <w:rFonts w:ascii="Times New Roman" w:hAnsi="Times New Roman" w:cs="Times New Roman"/>
+                <w:sz w:val="24"/>
+                <w:szCs w:val="24"/>
+                <w:lang w:val="en-IN"/>
+              </w:rPr>
+            </w:pPr>
+            <w:r>
+              <w:rPr>
+                <w:rFonts w:ascii="Times New Roman" w:hAnsi="Times New Roman" w:cs="Times New Roman"/>
+                <w:sz w:val="24"/>
+                <w:szCs w:val="24"/>
+                <w:lang w:val="en-IN"/>
+              </w:rPr>
+              <w:t>features.py</w:t>
+            </w:r>
+          </w:p>
+        </w:tc>
+        <w:tc>
+          <w:tcPr>
+            <w:tcW w:w="0" w:type="auto"/>
+            <w:vAlign w:val="center"/>
+            <w:hideMark/>
+          </w:tcPr>
+          <w:p>
+            <w:pPr>
+              <w:jc w:val="both"/>
+              <w:rPr>
+                <w:rFonts w:ascii="Times New Roman" w:hAnsi="Times New Roman" w:cs="Times New Roman"/>
+                <w:sz w:val="24"/>
+                <w:szCs w:val="24"/>
+                <w:lang w:val="en-IN"/>
+              </w:rPr>
+            </w:pPr>
+            <w:r>
+              <w:rPr>
+                <w:rFonts w:ascii="Times New Roman" w:hAnsi="Times New Roman" w:cs="Times New Roman"/>
+                <w:sz w:val="24"/>
+                <w:szCs w:val="24"/>
+                <w:lang w:val="en-IN"/>
+              </w:rPr>
+              <w:t>Selects regression features and creates CO₂ lag features</w:t>
+            </w:r>
+          </w:p>
+        </w:tc>
+        <w:tc>
+          <w:tcPr>
+            <w:tcW w:w="0" w:type="auto"/>
+            <w:vAlign w:val="center"/>
+            <w:hideMark/>
+          </w:tcPr>
+          <w:p>
+            <w:pPr>
+              <w:jc w:val="both"/>
+              <w:rPr>
+                <w:rFonts w:ascii="Times New Roman" w:hAnsi="Times New Roman" w:cs="Times New Roman"/>
+                <w:sz w:val="24"/>
+                <w:szCs w:val="24"/>
+                <w:lang w:val="en-IN"/>
+              </w:rPr>
+            </w:pPr>
+            <w:r>
+              <w:rPr>
+                <w:rFonts w:ascii="Times New Roman" w:hAnsi="Times New Roman" w:cs="Times New Roman"/>
+                <w:sz w:val="24"/>
+                <w:szCs w:val="24"/>
+                <w:lang w:val="en-IN"/>
+              </w:rPr>
+              <w:t>Implemented utility functions</w:t>
+            </w:r>
+          </w:p>
+        </w:tc>
+      </w:tr>
+      <w:tr>
+        <w:trPr>
+          <w:tblCellSpacing w:w="15" w:type="dxa"/>
+        </w:trPr>
+        <w:tc>
+          <w:tcPr>
+            <w:tcW w:w="0" w:type="auto"/>
+            <w:vAlign w:val="center"/>
+            <w:hideMark/>
+          </w:tcPr>
+          <w:p>
+            <w:pPr>
+              <w:jc w:val="both"/>
+              <w:rPr>
+                <w:rFonts w:ascii="Times New Roman" w:hAnsi="Times New Roman" w:cs="Times New Roman"/>
+                <w:sz w:val="24"/>
+                <w:szCs w:val="24"/>
+                <w:lang w:val="en-IN"/>
+              </w:rPr>
+            </w:pPr>
+            <w:r>
+              <w:rPr>
+                <w:rFonts w:ascii="Times New Roman" w:hAnsi="Times New Roman" w:cs="Times New Roman"/>
+                <w:sz w:val="24"/>
+                <w:szCs w:val="24"/>
+                <w:lang w:val="en-IN"/>
+              </w:rPr>
+              <w:t>models.py</w:t>
+            </w:r>
+          </w:p>
+        </w:tc>
+        <w:tc>
+          <w:tcPr>
+            <w:tcW w:w="0" w:type="auto"/>
+            <w:vAlign w:val="center"/>
+            <w:hideMark/>
+          </w:tcPr>
+          <w:p>
+            <w:pPr>
+              <w:jc w:val="both"/>
+              <w:rPr>
+                <w:rFonts w:ascii="Times New Roman" w:hAnsi="Times New Roman" w:cs="Times New Roman"/>
+                <w:sz w:val="24"/>
+                <w:szCs w:val="24"/>
+                <w:lang w:val="en-IN"/>
+              </w:rPr>
+            </w:pPr>
+            <w:r>
+              <w:rPr>
+                <w:rFonts w:ascii="Times New Roman" w:hAnsi="Times New Roman" w:cs="Times New Roman"/>
+                <w:sz w:val="24"/>
+                <w:szCs w:val="24"/>
+                <w:lang w:val="en-IN"/>
+              </w:rPr>
+              <w:t>Creates Linear Regression, Random Forest and Gradient Boosting models</w:t>
+            </w:r>
+          </w:p>
+        </w:tc>
+        <w:tc>
+          <w:tcPr>
+            <w:tcW w:w="0" w:type="auto"/>
+            <w:vAlign w:val="center"/>
+            <w:hideMark/>
+          </w:tcPr>
+          <w:p>
+            <w:pPr>
+              <w:jc w:val="both"/>
+              <w:rPr>
+                <w:rFonts w:ascii="Times New Roman" w:hAnsi="Times New Roman" w:cs="Times New Roman"/>
+                <w:sz w:val="24"/>
+                <w:szCs w:val="24"/>
+                <w:lang w:val="en-IN"/>
+              </w:rPr>
+            </w:pPr>
+            <w:r>
+              <w:rPr>
+                <w:rFonts w:ascii="Times New Roman" w:hAnsi="Times New Roman" w:cs="Times New Roman"/>
+                <w:sz w:val="24"/>
+                <w:szCs w:val="24"/>
+                <w:lang w:val="en-IN"/>
+              </w:rPr>
+              <w:t>Implemented model definitions</w:t>
+            </w:r>
+          </w:p>
+        </w:tc>
+      </w:tr>
+      <w:tr>
+        <w:trPr>
+          <w:tblCellSpacing w:w="15" w:type="dxa"/>
+        </w:trPr>
+        <w:tc>
+          <w:tcPr>
+            <w:tcW w:w="0" w:type="auto"/>
+            <w:vAlign w:val="center"/>
+            <w:hideMark/>
+          </w:tcPr>
+          <w:p>
+            <w:pPr>
+              <w:jc w:val="both"/>
+              <w:rPr>
+                <w:rFonts w:ascii="Times New Roman" w:hAnsi="Times New Roman" w:cs="Times New Roman"/>
+                <w:sz w:val="24"/>
+                <w:szCs w:val="24"/>
+                <w:lang w:val="en-IN"/>
+              </w:rPr>
+            </w:pPr>
+            <w:r>
+              <w:rPr>
+                <w:rFonts w:ascii="Times New Roman" w:hAnsi="Times New Roman" w:cs="Times New Roman"/>
+                <w:sz w:val="24"/>
+                <w:szCs w:val="24"/>
+                <w:lang w:val="en-IN"/>
+              </w:rPr>
+              <w:t>forecasting.py</w:t>
+            </w:r>
+          </w:p>
+        </w:tc>
+        <w:tc>
+          <w:tcPr>
+            <w:tcW w:w="0" w:type="auto"/>
+            <w:vAlign w:val="center"/>
+            <w:hideMark/>
+          </w:tcPr>
+          <w:p>
+            <w:pPr>
+              <w:jc w:val="both"/>
+              <w:rPr>
+                <w:rFonts w:ascii="Times New Roman" w:hAnsi="Times New Roman" w:cs="Times New Roman"/>
+                <w:sz w:val="24"/>
+                <w:szCs w:val="24"/>
+                <w:lang w:val="en-IN"/>
+              </w:rPr>
+            </w:pPr>
+            <w:r>
+              <w:rPr>
+                <w:rFonts w:ascii="Times New Roman" w:hAnsi="Times New Roman" w:cs="Times New Roman"/>
+                <w:sz w:val="24"/>
+                <w:szCs w:val="24"/>
+                <w:lang w:val="en-IN"/>
+              </w:rPr>
+              <w:t>Creates the lag-based forecasting model</w:t>
+            </w:r>
+          </w:p>
+        </w:tc>
+        <w:tc>
+          <w:tcPr>
+            <w:tcW w:w="0" w:type="auto"/>
+            <w:vAlign w:val="center"/>
+            <w:hideMark/>
+          </w:tcPr>
+          <w:p>
+            <w:pPr>
+              <w:jc w:val="both"/>
+              <w:rPr>
+                <w:rFonts w:ascii="Times New Roman" w:hAnsi="Times New Roman" w:cs="Times New Roman"/>
+                <w:sz w:val="24"/>
+                <w:szCs w:val="24"/>
+                <w:lang w:val="en-IN"/>
+              </w:rPr>
+            </w:pPr>
+            <w:r>
+              <w:rPr>
+                <w:rFonts w:ascii="Times New Roman" w:hAnsi="Times New Roman" w:cs="Times New Roman"/>
+                <w:sz w:val="24"/>
+                <w:szCs w:val="24"/>
+                <w:lang w:val="en-IN"/>
+              </w:rPr>
+              <w:t>Implemented model definition</w:t>
+            </w:r>
+          </w:p>
+        </w:tc>
+      </w:tr>
+      <w:tr>
+        <w:trPr>
+          <w:tblCellSpacing w:w="15" w:type="dxa"/>
+        </w:trPr>
+        <w:tc>
+          <w:tcPr>
+            <w:tcW w:w="0" w:type="auto"/>
+            <w:vAlign w:val="center"/>
+            <w:hideMark/>
+          </w:tcPr>
+          <w:p>
+            <w:pPr>
+              <w:jc w:val="both"/>
+              <w:rPr>
+                <w:rFonts w:ascii="Times New Roman" w:hAnsi="Times New Roman" w:cs="Times New Roman"/>
+                <w:sz w:val="24"/>
+                <w:szCs w:val="24"/>
+                <w:lang w:val="en-IN"/>
+              </w:rPr>
+            </w:pPr>
+            <w:r>
+              <w:rPr>
+                <w:rFonts w:ascii="Times New Roman" w:hAnsi="Times New Roman" w:cs="Times New Roman"/>
+                <w:sz w:val="24"/>
+                <w:szCs w:val="24"/>
+                <w:lang w:val="en-IN"/>
+              </w:rPr>
+              <w:t>evaluation.py</w:t>
+            </w:r>
+          </w:p>
+        </w:tc>
+        <w:tc>
+          <w:tcPr>
+            <w:tcW w:w="0" w:type="auto"/>
+            <w:vAlign w:val="center"/>
+            <w:hideMark/>
+          </w:tcPr>
+          <w:p>
+            <w:pPr>
+              <w:jc w:val="both"/>
+              <w:rPr>
+                <w:rFonts w:ascii="Times New Roman" w:hAnsi="Times New Roman" w:cs="Times New Roman"/>
+                <w:sz w:val="24"/>
+                <w:szCs w:val="24"/>
+                <w:lang w:val="en-IN"/>
+              </w:rPr>
+            </w:pPr>
+            <w:r>
+              <w:rPr>
+                <w:rFonts w:ascii="Times New Roman" w:hAnsi="Times New Roman" w:cs="Times New Roman"/>
+                <w:sz w:val="24"/>
+                <w:szCs w:val="24"/>
+                <w:lang w:val="en-IN"/>
+              </w:rPr>
+              <w:t>Calculates MAE, RMSE and R²</w:t>
+            </w:r>
+          </w:p>
+        </w:tc>
+        <w:tc>
+          <w:tcPr>
+            <w:tcW w:w="0" w:type="auto"/>
+            <w:vAlign w:val="center"/>
+            <w:hideMark/>
+          </w:tcPr>
+          <w:p>
+            <w:pPr>
+              <w:jc w:val="both"/>
+              <w:rPr>
+                <w:rFonts w:ascii="Times New Roman" w:hAnsi="Times New Roman" w:cs="Times New Roman"/>
+                <w:sz w:val="24"/>
+                <w:szCs w:val="24"/>
+                <w:lang w:val="en-IN"/>
+              </w:rPr>
+            </w:pPr>
+            <w:r>
+              <w:rPr>
+                <w:rFonts w:ascii="Times New Roman" w:hAnsi="Times New Roman" w:cs="Times New Roman"/>
+                <w:sz w:val="24"/>
+                <w:szCs w:val="24"/>
+                <w:lang w:val="en-IN"/>
+              </w:rPr>
+              <w:t>Implemented metric function</w:t>
+            </w:r>
+          </w:p>
+        </w:tc>
+      </w:tr>
+      <w:tr>
+        <w:trPr>
+          <w:tblCellSpacing w:w="15" w:type="dxa"/>
+        </w:trPr>
+        <w:tc>
+          <w:tcPr>
+            <w:tcW w:w="0" w:type="auto"/>
+            <w:vAlign w:val="center"/>
+            <w:hideMark/>
+          </w:tcPr>
+          <w:p>
+            <w:pPr>
+              <w:jc w:val="both"/>
+              <w:rPr>
+                <w:rFonts w:ascii="Times New Roman" w:hAnsi="Times New Roman" w:cs="Times New Roman"/>
+                <w:sz w:val="24"/>
+                <w:szCs w:val="24"/>
+                <w:lang w:val="en-IN"/>
+              </w:rPr>
+            </w:pPr>
+            <w:r>
+              <w:rPr>
+                <w:rFonts w:ascii="Times New Roman" w:hAnsi="Times New Roman" w:cs="Times New Roman"/>
+                <w:sz w:val="24"/>
+                <w:szCs w:val="24"/>
+                <w:lang w:val="en-IN"/>
+              </w:rPr>
+              <w:t>visualization.py</w:t>
+            </w:r>
+          </w:p>
+        </w:tc>
+        <w:tc>
+          <w:tcPr>
+            <w:tcW w:w="0" w:type="auto"/>
+            <w:vAlign w:val="center"/>
+            <w:hideMark/>
+          </w:tcPr>
+          <w:p>
+            <w:pPr>
+              <w:jc w:val="both"/>
+              <w:rPr>
+                <w:rFonts w:ascii="Times New Roman" w:hAnsi="Times New Roman" w:cs="Times New Roman"/>
+                <w:sz w:val="24"/>
+                <w:szCs w:val="24"/>
+                <w:lang w:val="en-IN"/>
+              </w:rPr>
+            </w:pPr>
+            <w:r>
+              <w:rPr>
+                <w:rFonts w:ascii="Times New Roman" w:hAnsi="Times New Roman" w:cs="Times New Roman"/>
+                <w:sz w:val="24"/>
+                <w:szCs w:val="24"/>
+                <w:lang w:val="en-IN"/>
+              </w:rPr>
+              <w:t>Provides reusable plot-saving functionality</w:t>
+            </w:r>
+          </w:p>
+        </w:tc>
+        <w:tc>
+          <w:tcPr>
+            <w:tcW w:w="0" w:type="auto"/>
+            <w:vAlign w:val="center"/>
+            <w:hideMark/>
+          </w:tcPr>
+          <w:p>
+            <w:pPr>
+              <w:jc w:val="both"/>
+              <w:rPr>
+                <w:rFonts w:ascii="Times New Roman" w:hAnsi="Times New Roman" w:cs="Times New Roman"/>
+                <w:sz w:val="24"/>
+                <w:szCs w:val="24"/>
+                <w:lang w:val="en-IN"/>
+              </w:rPr>
+            </w:pPr>
+            <w:r>
+              <w:rPr>
+                <w:rFonts w:ascii="Times New Roman" w:hAnsi="Times New Roman" w:cs="Times New Roman"/>
+                <w:sz w:val="24"/>
+                <w:szCs w:val="24"/>
+                <w:lang w:val="en-IN"/>
+              </w:rPr>
+              <w:t>Implemented utility function</w:t>
+            </w:r>
+          </w:p>
+        </w:tc>
+      </w:tr>
+      <w:tr>
+        <w:trPr>
+          <w:tblCellSpacing w:w="15" w:type="dxa"/>
+        </w:trPr>
+        <w:tc>
+          <w:tcPr>
+            <w:tcW w:w="0" w:type="auto"/>
+            <w:vAlign w:val="center"/>
+            <w:hideMark/>
+          </w:tcPr>
+          <w:p>
+            <w:pPr>
+              <w:jc w:val="both"/>
+              <w:rPr>
+                <w:rFonts w:ascii="Times New Roman" w:hAnsi="Times New Roman" w:cs="Times New Roman"/>
+                <w:sz w:val="24"/>
+                <w:szCs w:val="24"/>
+                <w:lang w:val="en-IN"/>
+              </w:rPr>
+            </w:pPr>
+            <w:r>
+              <w:rPr>
+                <w:rFonts w:ascii="Times New Roman" w:hAnsi="Times New Roman" w:cs="Times New Roman"/>
+                <w:sz w:val="24"/>
+                <w:szCs w:val="24"/>
+                <w:lang w:val="en-IN"/>
+              </w:rPr>
+              <w:t>pipeline.py</w:t>
+            </w:r>
+          </w:p>
+        </w:tc>
+        <w:tc>
+          <w:tcPr>
+            <w:tcW w:w="0" w:type="auto"/>
+            <w:vAlign w:val="center"/>
+            <w:hideMark/>
+          </w:tcPr>
+          <w:p>
+            <w:pPr>
+              <w:jc w:val="both"/>
+              <w:rPr>
+                <w:rFonts w:ascii="Times New Roman" w:hAnsi="Times New Roman" w:cs="Times New Roman"/>
+                <w:sz w:val="24"/>
+                <w:szCs w:val="24"/>
+                <w:lang w:val="en-IN"/>
+              </w:rPr>
+            </w:pPr>
+            <w:r>
+              <w:rPr>
+                <w:rFonts w:ascii="Times New Roman" w:hAnsi="Times New Roman" w:cs="Times New Roman"/>
+                <w:sz w:val="24"/>
+                <w:szCs w:val="24"/>
+                <w:lang w:val="en-IN"/>
+              </w:rPr>
+              <w:t>Coordinates the high-level workflow</w:t>
+            </w:r>
+          </w:p>
+        </w:tc>
+        <w:tc>
+          <w:tcPr>
+            <w:tcW w:w="0" w:type="auto"/>
+            <w:vAlign w:val="center"/>
+            <w:hideMark/>
+          </w:tcPr>
+          <w:p>
+            <w:pPr>
+              <w:jc w:val="both"/>
+              <w:rPr>
+                <w:rFonts w:ascii="Times New Roman" w:hAnsi="Times New Roman" w:cs="Times New Roman"/>
+                <w:sz w:val="24"/>
+                <w:szCs w:val="24"/>
+                <w:lang w:val="en-IN"/>
+              </w:rPr>
+            </w:pPr>
+            <w:r>
+              <w:rPr>
+                <w:rFonts w:ascii="Times New Roman" w:hAnsi="Times New Roman" w:cs="Times New Roman"/>
+                <w:sz w:val="24"/>
+                <w:szCs w:val="24"/>
+                <w:lang w:val="en-IN"/>
+              </w:rPr>
+              <w:t>Architecture skeleton</w:t>
+            </w:r>
+          </w:p>
+        </w:tc>
+      </w:tr>
+      <w:tr>
+        <w:trPr>
+          <w:tblCellSpacing w:w="15" w:type="dxa"/>
+        </w:trPr>
+        <w:tc>
+          <w:tcPr>
+            <w:tcW w:w="0" w:type="auto"/>
+            <w:vAlign w:val="center"/>
+            <w:hideMark/>
+          </w:tcPr>
+          <w:p>
+            <w:pPr>
+              <w:jc w:val="both"/>
+              <w:rPr>
+                <w:rFonts w:ascii="Times New Roman" w:hAnsi="Times New Roman" w:cs="Times New Roman"/>
+                <w:sz w:val="24"/>
+                <w:szCs w:val="24"/>
+                <w:lang w:val="en-IN"/>
+              </w:rPr>
+            </w:pPr>
+            <w:r>
+              <w:rPr>
+                <w:rFonts w:ascii="Times New Roman" w:hAnsi="Times New Roman" w:cs="Times New Roman"/>
+                <w:sz w:val="24"/>
+                <w:szCs w:val="24"/>
+                <w:lang w:val="en-IN"/>
+              </w:rPr>
+              <w:t>main.py</w:t>
+            </w:r>
+          </w:p>
+        </w:tc>
+        <w:tc>
+          <w:tcPr>
+            <w:tcW w:w="0" w:type="auto"/>
+            <w:vAlign w:val="center"/>
+            <w:hideMark/>
+          </w:tcPr>
+          <w:p>
+            <w:pPr>
+              <w:jc w:val="both"/>
+              <w:rPr>
+                <w:rFonts w:ascii="Times New Roman" w:hAnsi="Times New Roman" w:cs="Times New Roman"/>
+                <w:sz w:val="24"/>
+                <w:szCs w:val="24"/>
+                <w:lang w:val="en-IN"/>
+              </w:rPr>
+            </w:pPr>
+            <w:r>
+              <w:rPr>
+                <w:rFonts w:ascii="Times New Roman" w:hAnsi="Times New Roman" w:cs="Times New Roman"/>
+                <w:sz w:val="24"/>
+                <w:szCs w:val="24"/>
+                <w:lang w:val="en-IN"/>
+              </w:rPr>
+              <w:t>Provides the modular execution entry point</w:t>
+            </w:r>
+          </w:p>
+        </w:tc>
+        <w:tc>
+          <w:tcPr>
+            <w:tcW w:w="0" w:type="auto"/>
+            <w:vAlign w:val="center"/>
+            <w:hideMark/>
+          </w:tcPr>
+          <w:p>
+            <w:pPr>
+              <w:jc w:val="both"/>
+              <w:rPr>
+                <w:rFonts w:ascii="Times New Roman" w:hAnsi="Times New Roman" w:cs="Times New Roman"/>
+                <w:sz w:val="24"/>
+                <w:szCs w:val="24"/>
+                <w:lang w:val="en-IN"/>
+              </w:rPr>
+            </w:pPr>
+            <w:r>
+              <w:rPr>
+                <w:rFonts w:ascii="Times New Roman" w:hAnsi="Times New Roman" w:cs="Times New Roman"/>
+                <w:sz w:val="24"/>
+                <w:szCs w:val="24"/>
+                <w:lang w:val="en-IN"/>
+              </w:rPr>
+              <w:t>Architecture skeleton</w:t>
+            </w:r>
+          </w:p>
+        </w:tc>
+      </w:tr>
+    </w:tbl>
+    <w:p>
+      <w:pPr>
+        <w:jc w:val="both"/>
+        <w:rPr>
+          <w:rFonts w:ascii="Times New Roman" w:hAnsi="Times New Roman" w:cs="Times New Roman"/>
+          <w:sz w:val="24"/>
+          <w:szCs w:val="24"/>
+          <w:lang w:val="en-IN"/>
+        </w:rPr>
+      </w:pPr>
+    </w:p>
+    <w:p>
+      <w:pPr>
+        <w:jc w:val="both"/>
+        <w:rPr>
+          <w:rFonts w:ascii="Times New Roman" w:hAnsi="Times New Roman" w:cs="Times New Roman"/>
+          <w:sz w:val="24"/>
+          <w:szCs w:val="24"/>
+          <w:lang w:val="en-IN"/>
+        </w:rPr>
+      </w:pPr>
+      <w:r>
+        <w:rPr>
+          <w:rFonts w:ascii="Times New Roman" w:hAnsi="Times New Roman" w:cs="Times New Roman"/>
+          <w:sz w:val="24"/>
+          <w:szCs w:val="24"/>
+          <w:lang w:val="en-IN"/>
+        </w:rPr>
+        <w:t xml:space="preserve">Centralizing configuration reduces duplication and allows commonly used parameters to be managed from one location. The use of </w:t>
+      </w:r>
+      <w:proofErr w:type="spellStart"/>
+      <w:proofErr w:type="gramStart"/>
+      <w:r>
+        <w:rPr>
+          <w:rFonts w:ascii="Times New Roman" w:hAnsi="Times New Roman" w:cs="Times New Roman"/>
+          <w:sz w:val="24"/>
+          <w:szCs w:val="24"/>
+          <w:lang w:val="en-IN"/>
+        </w:rPr>
+        <w:t>pathlib.Path</w:t>
+      </w:r>
+      <w:proofErr w:type="spellEnd"/>
+      <w:proofErr w:type="gramEnd"/>
+      <w:r>
+        <w:rPr>
+          <w:rFonts w:ascii="Times New Roman" w:hAnsi="Times New Roman" w:cs="Times New Roman"/>
+          <w:sz w:val="24"/>
+          <w:szCs w:val="24"/>
+          <w:lang w:val="en-IN"/>
+        </w:rPr>
+        <w:t xml:space="preserve"> in the configuration module also provides an object-oriented approach to filesystem paths across operating systems [4].</w:t>
+      </w:r>
+    </w:p>
+    <w:p>
+      <w:pPr>
+        <w:rPr>
+          <w:rFonts w:ascii="Times New Roman" w:hAnsi="Times New Roman" w:cs="Times New Roman"/>
+          <w:b/>
+          <w:bCs/>
+          <w:sz w:val="24"/>
+          <w:szCs w:val="24"/>
+          <w:lang w:val="en-IN"/>
+        </w:rPr>
+      </w:pPr>
+      <w:r>
+        <w:rPr>
+          <w:rFonts w:ascii="Times New Roman" w:hAnsi="Times New Roman" w:cs="Times New Roman"/>
+          <w:b/>
+          <w:bCs/>
+          <w:sz w:val="24"/>
+          <w:szCs w:val="24"/>
+          <w:lang w:val="en-IN"/>
+        </w:rPr>
+        <w:br w:type="page"/>
+      </w:r>
+    </w:p>
+    <w:p>
+      <w:pPr>
+        <w:jc w:val="both"/>
+        <w:rPr>
+          <w:rFonts w:ascii="Times New Roman" w:hAnsi="Times New Roman" w:cs="Times New Roman"/>
+          <w:b/>
+          <w:bCs/>
+          <w:color w:val="1F497D" w:themeColor="text2"/>
+          <w:sz w:val="32"/>
+          <w:szCs w:val="32"/>
+          <w:lang w:val="en-IN"/>
+        </w:rPr>
+      </w:pPr>
+      <w:r>
+        <w:rPr>
+          <w:rFonts w:ascii="Times New Roman" w:hAnsi="Times New Roman" w:cs="Times New Roman"/>
+          <w:b/>
+          <w:bCs/>
+          <w:color w:val="1F497D" w:themeColor="text2"/>
+          <w:sz w:val="32"/>
+          <w:szCs w:val="32"/>
+          <w:lang w:val="en-IN"/>
+        </w:rPr>
+        <w:lastRenderedPageBreak/>
+        <w:t>6. Step-by-Step Implementation Strategy</w:t>
+      </w:r>
+    </w:p>
+    <w:p>
+      <w:pPr>
+        <w:jc w:val="both"/>
+        <w:rPr>
+          <w:rFonts w:ascii="Times New Roman" w:hAnsi="Times New Roman" w:cs="Times New Roman"/>
+          <w:b/>
+          <w:bCs/>
+          <w:sz w:val="24"/>
+          <w:szCs w:val="24"/>
+          <w:lang w:val="en-IN"/>
+        </w:rPr>
+      </w:pPr>
+      <w:r>
+        <w:rPr>
+          <w:rFonts w:ascii="Times New Roman" w:hAnsi="Times New Roman" w:cs="Times New Roman"/>
+          <w:b/>
+          <w:bCs/>
+          <w:sz w:val="24"/>
+          <w:szCs w:val="24"/>
+          <w:lang w:val="en-IN"/>
+        </w:rPr>
+        <w:t>Phase 1: Data Handling</w:t>
+      </w:r>
+    </w:p>
+    <w:p>
+      <w:pPr>
+        <w:jc w:val="both"/>
+        <w:rPr>
+          <w:rFonts w:ascii="Times New Roman" w:hAnsi="Times New Roman" w:cs="Times New Roman"/>
+          <w:sz w:val="24"/>
+          <w:szCs w:val="24"/>
+          <w:lang w:val="en-IN"/>
+        </w:rPr>
+      </w:pPr>
+      <w:r>
+        <w:rPr>
+          <w:rFonts w:ascii="Times New Roman" w:hAnsi="Times New Roman" w:cs="Times New Roman"/>
+          <w:sz w:val="24"/>
+          <w:szCs w:val="24"/>
+          <w:lang w:val="en-IN"/>
+        </w:rPr>
+        <w:t xml:space="preserve">The implementation begins by loading the processed </w:t>
+      </w:r>
+      <w:proofErr w:type="spellStart"/>
+      <w:r>
+        <w:rPr>
+          <w:rFonts w:ascii="Times New Roman" w:hAnsi="Times New Roman" w:cs="Times New Roman"/>
+          <w:sz w:val="24"/>
+          <w:szCs w:val="24"/>
+          <w:lang w:val="en-IN"/>
+        </w:rPr>
+        <w:t>modeling</w:t>
+      </w:r>
+      <w:proofErr w:type="spellEnd"/>
+      <w:r>
+        <w:rPr>
+          <w:rFonts w:ascii="Times New Roman" w:hAnsi="Times New Roman" w:cs="Times New Roman"/>
+          <w:sz w:val="24"/>
+          <w:szCs w:val="24"/>
+          <w:lang w:val="en-IN"/>
+        </w:rPr>
+        <w:t xml:space="preserve"> dataset through the data module. Required columns and missing values are checked before the data are passed to later stages.</w:t>
+      </w:r>
+    </w:p>
+    <w:p>
+      <w:pPr>
+        <w:jc w:val="both"/>
+        <w:rPr>
+          <w:rFonts w:ascii="Times New Roman" w:hAnsi="Times New Roman" w:cs="Times New Roman"/>
+          <w:sz w:val="24"/>
+          <w:szCs w:val="24"/>
+          <w:lang w:val="en-IN"/>
+        </w:rPr>
+      </w:pPr>
+      <w:r>
+        <w:rPr>
+          <w:rFonts w:ascii="Times New Roman" w:hAnsi="Times New Roman" w:cs="Times New Roman"/>
+          <w:sz w:val="24"/>
+          <w:szCs w:val="24"/>
+          <w:lang w:val="en-IN"/>
+        </w:rPr>
+        <w:t>The proposed data interface is:</w:t>
+      </w:r>
+    </w:p>
+    <w:p>
+      <w:pPr>
+        <w:jc w:val="both"/>
+        <w:rPr>
+          <w:rFonts w:ascii="Times New Roman" w:hAnsi="Times New Roman" w:cs="Times New Roman"/>
+          <w:sz w:val="24"/>
+          <w:szCs w:val="24"/>
+          <w:lang w:val="en-IN"/>
+        </w:rPr>
+      </w:pPr>
+      <w:r>
+        <w:rPr>
+          <w:rFonts w:ascii="Times New Roman" w:hAnsi="Times New Roman" w:cs="Times New Roman"/>
+          <w:noProof/>
+          <w:sz w:val="24"/>
+          <w:szCs w:val="24"/>
+          <w:lang w:val="en-IN"/>
+        </w:rPr>
+        <w:drawing>
+          <wp:inline distT="0" distB="0" distL="0" distR="0" wp14:anchorId="2BCECD07" wp14:editId="6EEC4A6F">
+            <wp:extent cx="6858000" cy="658586"/>
+            <wp:effectExtent l="0" t="0" r="0" b="0"/>
+            <wp:docPr id="545011402" name="Picture 6"/>
+            <wp:cNvGraphicFramePr>
+              <a:graphicFrameLocks xmlns:a="http://schemas.openxmlformats.org/drawingml/2006/main" noChangeAspect="1"/>
+            </wp:cNvGraphicFramePr>
+            <a:graphic xmlns:a="http://schemas.openxmlformats.org/drawingml/2006/main">
+              <a:graphicData uri="http://schemas.openxmlformats.org/drawingml/2006/picture">
+                <pic:pic xmlns:pic="http://schemas.openxmlformats.org/drawingml/2006/picture">
+                  <pic:nvPicPr>
+                    <pic:cNvPr id="545011402" name="Picture 545011402"/>
+                    <pic:cNvPicPr/>
+                  </pic:nvPicPr>
+                  <pic:blipFill rotWithShape="1">
+                    <a:blip r:embed="rId10"/>
+                    <a:srcRect t="39368" b="39365"/>
+                    <a:stretch>
+                      <a:fillRect/>
+                    </a:stretch>
+                  </pic:blipFill>
+                  <pic:spPr bwMode="auto">
+                    <a:xfrm>
+                      <a:off x="0" y="0"/>
+                      <a:ext cx="6858000" cy="658586"/>
+                    </a:xfrm>
+                    <a:prstGeom prst="rect">
+                      <a:avLst/>
+                    </a:prstGeom>
+                    <a:ln>
+                      <a:noFill/>
+                    </a:ln>
+                    <a:extLst>
+                      <a:ext uri="{53640926-AAD7-44D8-BBD7-CCE9431645EC}">
+                        <a14:shadowObscured xmlns:a14="http://schemas.microsoft.com/office/drawing/2010/main"/>
+                      </a:ext>
+                    </a:extLst>
+                  </pic:spPr>
+                </pic:pic>
+              </a:graphicData>
+            </a:graphic>
+          </wp:inline>
+        </w:drawing>
+      </w:r>
+    </w:p>
+    <w:p>
+      <w:pPr>
+        <w:jc w:val="both"/>
+        <w:rPr>
+          <w:rFonts w:ascii="Times New Roman" w:hAnsi="Times New Roman" w:cs="Times New Roman"/>
+          <w:b/>
+          <w:bCs/>
+          <w:sz w:val="24"/>
+          <w:szCs w:val="24"/>
+          <w:lang w:val="en-IN"/>
+        </w:rPr>
+      </w:pPr>
+      <w:r>
+        <w:rPr>
+          <w:rFonts w:ascii="Times New Roman" w:hAnsi="Times New Roman" w:cs="Times New Roman"/>
+          <w:b/>
+          <w:bCs/>
+          <w:sz w:val="24"/>
+          <w:szCs w:val="24"/>
+          <w:lang w:val="en-IN"/>
+        </w:rPr>
+        <w:t>Phase 2: Feature Preparation</w:t>
+      </w:r>
+    </w:p>
+    <w:p>
+      <w:pPr>
+        <w:jc w:val="both"/>
+        <w:rPr>
+          <w:rFonts w:ascii="Times New Roman" w:hAnsi="Times New Roman" w:cs="Times New Roman"/>
+          <w:sz w:val="24"/>
+          <w:szCs w:val="24"/>
+          <w:lang w:val="en-IN"/>
+        </w:rPr>
+      </w:pPr>
+      <w:r>
+        <w:rPr>
+          <w:rFonts w:ascii="Times New Roman" w:hAnsi="Times New Roman" w:cs="Times New Roman"/>
+          <w:sz w:val="24"/>
+          <w:szCs w:val="24"/>
+          <w:lang w:val="en-IN"/>
+        </w:rPr>
+        <w:t>The feature module provides the selected regression feature set and creates country-specific CO₂ lag variables for forecasting.</w:t>
+      </w:r>
+    </w:p>
+    <w:p>
+      <w:pPr>
+        <w:jc w:val="both"/>
+        <w:rPr>
+          <w:rFonts w:ascii="Times New Roman" w:hAnsi="Times New Roman" w:cs="Times New Roman"/>
+          <w:sz w:val="24"/>
+          <w:szCs w:val="24"/>
+          <w:lang w:val="en-IN"/>
+        </w:rPr>
+      </w:pPr>
+      <w:r>
+        <w:rPr>
+          <w:rFonts w:ascii="Times New Roman" w:hAnsi="Times New Roman" w:cs="Times New Roman"/>
+          <w:sz w:val="24"/>
+          <w:szCs w:val="24"/>
+          <w:lang w:val="en-IN"/>
+        </w:rPr>
+        <w:t>The regression workflow uses the centralized feature definitions in config.py. The forecasting workflow uses the configured lag values [1, 2, 3].</w:t>
+      </w:r>
+    </w:p>
+    <w:p>
+      <w:pPr>
+        <w:jc w:val="both"/>
+        <w:rPr>
+          <w:rFonts w:ascii="Times New Roman" w:hAnsi="Times New Roman" w:cs="Times New Roman"/>
+          <w:b/>
+          <w:bCs/>
+          <w:sz w:val="24"/>
+          <w:szCs w:val="24"/>
+          <w:lang w:val="en-IN"/>
+        </w:rPr>
+      </w:pPr>
+      <w:r>
+        <w:rPr>
+          <w:rFonts w:ascii="Times New Roman" w:hAnsi="Times New Roman" w:cs="Times New Roman"/>
+          <w:b/>
+          <w:bCs/>
+          <w:sz w:val="24"/>
+          <w:szCs w:val="24"/>
+          <w:lang w:val="en-IN"/>
+        </w:rPr>
+        <w:t>Phase 3: Model Construction</w:t>
+      </w:r>
+    </w:p>
+    <w:p>
+      <w:pPr>
+        <w:jc w:val="both"/>
+        <w:rPr>
+          <w:rFonts w:ascii="Times New Roman" w:hAnsi="Times New Roman" w:cs="Times New Roman"/>
+          <w:sz w:val="24"/>
+          <w:szCs w:val="24"/>
+          <w:lang w:val="en-IN"/>
+        </w:rPr>
+      </w:pPr>
+      <w:r>
+        <w:rPr>
+          <w:rFonts w:ascii="Times New Roman" w:hAnsi="Times New Roman" w:cs="Times New Roman"/>
+          <w:sz w:val="24"/>
+          <w:szCs w:val="24"/>
+          <w:lang w:val="en-IN"/>
+        </w:rPr>
+        <w:t>The model module creates the three regression estimators using the configurations already established in the project.</w:t>
+      </w:r>
+    </w:p>
+    <w:p>
+      <w:pPr>
+        <w:jc w:val="both"/>
+        <w:rPr>
+          <w:rFonts w:ascii="Times New Roman" w:hAnsi="Times New Roman" w:cs="Times New Roman"/>
+          <w:sz w:val="24"/>
+          <w:szCs w:val="24"/>
+          <w:lang w:val="en-IN"/>
+        </w:rPr>
+      </w:pPr>
+      <w:r>
+        <w:rPr>
+          <w:rFonts w:ascii="Times New Roman" w:hAnsi="Times New Roman" w:cs="Times New Roman"/>
+          <w:sz w:val="24"/>
+          <w:szCs w:val="24"/>
+          <w:lang w:val="en-IN"/>
+        </w:rPr>
+        <w:t xml:space="preserve">Linear Regression uses a Scikit-learn pipeline containing </w:t>
+      </w:r>
+      <w:proofErr w:type="spellStart"/>
+      <w:r>
+        <w:rPr>
+          <w:rFonts w:ascii="Times New Roman" w:hAnsi="Times New Roman" w:cs="Times New Roman"/>
+          <w:sz w:val="24"/>
+          <w:szCs w:val="24"/>
+          <w:lang w:val="en-IN"/>
+        </w:rPr>
+        <w:t>StandardScaler</w:t>
+      </w:r>
+      <w:proofErr w:type="spellEnd"/>
+      <w:r>
+        <w:rPr>
+          <w:rFonts w:ascii="Times New Roman" w:hAnsi="Times New Roman" w:cs="Times New Roman"/>
+          <w:sz w:val="24"/>
+          <w:szCs w:val="24"/>
+          <w:lang w:val="en-IN"/>
+        </w:rPr>
+        <w:t xml:space="preserve"> and the regression estimator. Scikit-learn pipelines allow preprocessing and an estimator to be chained as one composite workflow [6].</w:t>
+      </w:r>
+    </w:p>
+    <w:p>
+      <w:pPr>
+        <w:jc w:val="both"/>
+        <w:rPr>
+          <w:rFonts w:ascii="Times New Roman" w:hAnsi="Times New Roman" w:cs="Times New Roman"/>
+          <w:sz w:val="24"/>
+          <w:szCs w:val="24"/>
+          <w:lang w:val="en-IN"/>
+        </w:rPr>
+      </w:pPr>
+      <w:r>
+        <w:rPr>
+          <w:rFonts w:ascii="Times New Roman" w:hAnsi="Times New Roman" w:cs="Times New Roman"/>
+          <w:sz w:val="24"/>
+          <w:szCs w:val="24"/>
+          <w:lang w:val="en-IN"/>
+        </w:rPr>
+        <w:t>The forecasting module separately creates the Gradient Boosting forecasting estimator.</w:t>
+      </w:r>
+    </w:p>
+    <w:p>
+      <w:pPr>
+        <w:jc w:val="both"/>
+        <w:rPr>
+          <w:rFonts w:ascii="Times New Roman" w:hAnsi="Times New Roman" w:cs="Times New Roman"/>
+          <w:b/>
+          <w:bCs/>
+          <w:sz w:val="24"/>
+          <w:szCs w:val="24"/>
+          <w:lang w:val="en-IN"/>
+        </w:rPr>
+      </w:pPr>
+      <w:r>
+        <w:rPr>
+          <w:rFonts w:ascii="Times New Roman" w:hAnsi="Times New Roman" w:cs="Times New Roman"/>
+          <w:b/>
+          <w:bCs/>
+          <w:sz w:val="24"/>
+          <w:szCs w:val="24"/>
+          <w:lang w:val="en-IN"/>
+        </w:rPr>
+        <w:t>Phase 4: Model Training</w:t>
+      </w:r>
+    </w:p>
+    <w:p>
+      <w:pPr>
+        <w:jc w:val="both"/>
+        <w:rPr>
+          <w:rFonts w:ascii="Times New Roman" w:hAnsi="Times New Roman" w:cs="Times New Roman"/>
+          <w:sz w:val="24"/>
+          <w:szCs w:val="24"/>
+          <w:lang w:val="en-IN"/>
+        </w:rPr>
+      </w:pPr>
+      <w:r>
+        <w:rPr>
+          <w:rFonts w:ascii="Times New Roman" w:hAnsi="Times New Roman" w:cs="Times New Roman"/>
+          <w:sz w:val="24"/>
+          <w:szCs w:val="24"/>
+          <w:lang w:val="en-IN"/>
+        </w:rPr>
+        <w:t>The training stage will receive prepared features and targets from the previous stages and fit the selected model.</w:t>
+      </w:r>
+    </w:p>
+    <w:p>
+      <w:pPr>
+        <w:jc w:val="both"/>
+        <w:rPr>
+          <w:rFonts w:ascii="Times New Roman" w:hAnsi="Times New Roman" w:cs="Times New Roman"/>
+          <w:sz w:val="24"/>
+          <w:szCs w:val="24"/>
+          <w:lang w:val="en-IN"/>
+        </w:rPr>
+      </w:pPr>
+      <w:r>
+        <w:rPr>
+          <w:rFonts w:ascii="Times New Roman" w:hAnsi="Times New Roman" w:cs="Times New Roman"/>
+          <w:sz w:val="24"/>
+          <w:szCs w:val="24"/>
+          <w:lang w:val="en-IN"/>
+        </w:rPr>
+        <w:t>For regression:</w:t>
+      </w:r>
+    </w:p>
+    <w:p>
+      <w:pPr>
+        <w:jc w:val="both"/>
+        <w:rPr>
+          <w:rFonts w:ascii="Times New Roman" w:hAnsi="Times New Roman" w:cs="Times New Roman"/>
+          <w:sz w:val="24"/>
+          <w:szCs w:val="24"/>
+          <w:lang w:val="en-IN"/>
+        </w:rPr>
+      </w:pPr>
+      <w:r>
+        <w:rPr>
+          <w:rFonts w:ascii="Times New Roman" w:hAnsi="Times New Roman" w:cs="Times New Roman"/>
+          <w:noProof/>
+          <w:sz w:val="24"/>
+          <w:szCs w:val="24"/>
+          <w:lang w:val="en-IN"/>
+        </w:rPr>
+        <w:drawing>
+          <wp:inline distT="0" distB="0" distL="0" distR="0" wp14:anchorId="5D48BC56" wp14:editId="44DCB86D">
+            <wp:extent cx="6856430" cy="697084"/>
+            <wp:effectExtent l="0" t="0" r="1905" b="8255"/>
+            <wp:docPr id="1616183937" name="Picture 10"/>
+            <wp:cNvGraphicFramePr>
+              <a:graphicFrameLocks xmlns:a="http://schemas.openxmlformats.org/drawingml/2006/main" noChangeAspect="1"/>
+            </wp:cNvGraphicFramePr>
+            <a:graphic xmlns:a="http://schemas.openxmlformats.org/drawingml/2006/main">
+              <a:graphicData uri="http://schemas.openxmlformats.org/drawingml/2006/picture">
+                <pic:pic xmlns:pic="http://schemas.openxmlformats.org/drawingml/2006/picture">
+                  <pic:nvPicPr>
+                    <pic:cNvPr id="1616183937" name="Picture 1616183937"/>
+                    <pic:cNvPicPr/>
+                  </pic:nvPicPr>
+                  <pic:blipFill rotWithShape="1">
+                    <a:blip r:embed="rId11"/>
+                    <a:srcRect t="38517" b="39567"/>
+                    <a:stretch>
+                      <a:fillRect/>
+                    </a:stretch>
+                  </pic:blipFill>
+                  <pic:spPr bwMode="auto">
+                    <a:xfrm>
+                      <a:off x="0" y="0"/>
+                      <a:ext cx="6858000" cy="697244"/>
+                    </a:xfrm>
+                    <a:prstGeom prst="rect">
+                      <a:avLst/>
+                    </a:prstGeom>
+                    <a:ln>
+                      <a:noFill/>
+                    </a:ln>
+                    <a:extLst>
+                      <a:ext uri="{53640926-AAD7-44D8-BBD7-CCE9431645EC}">
+                        <a14:shadowObscured xmlns:a14="http://schemas.microsoft.com/office/drawing/2010/main"/>
+                      </a:ext>
+                    </a:extLst>
+                  </pic:spPr>
+                </pic:pic>
+              </a:graphicData>
+            </a:graphic>
+          </wp:inline>
+        </w:drawing>
+      </w:r>
+    </w:p>
+    <w:p>
+      <w:pPr>
+        <w:jc w:val="both"/>
+        <w:rPr>
+          <w:rFonts w:ascii="Times New Roman" w:hAnsi="Times New Roman" w:cs="Times New Roman"/>
+          <w:sz w:val="24"/>
+          <w:szCs w:val="24"/>
+          <w:lang w:val="en-IN"/>
+        </w:rPr>
+      </w:pPr>
+      <w:r>
+        <w:rPr>
+          <w:rFonts w:ascii="Times New Roman" w:hAnsi="Times New Roman" w:cs="Times New Roman"/>
+          <w:sz w:val="24"/>
+          <w:szCs w:val="24"/>
+          <w:lang w:val="en-IN"/>
+        </w:rPr>
+        <w:t>The forecasting workflow uses chronological data and country-specific lag features.</w:t>
+      </w:r>
+    </w:p>
+    <w:p>
+      <w:pPr>
+        <w:jc w:val="both"/>
+        <w:rPr>
+          <w:rFonts w:ascii="Times New Roman" w:hAnsi="Times New Roman" w:cs="Times New Roman"/>
+          <w:b/>
+          <w:bCs/>
+          <w:sz w:val="24"/>
+          <w:szCs w:val="24"/>
+          <w:lang w:val="en-IN"/>
+        </w:rPr>
+      </w:pPr>
+      <w:r>
+        <w:rPr>
+          <w:rFonts w:ascii="Times New Roman" w:hAnsi="Times New Roman" w:cs="Times New Roman"/>
+          <w:b/>
+          <w:bCs/>
+          <w:sz w:val="24"/>
+          <w:szCs w:val="24"/>
+          <w:lang w:val="en-IN"/>
+        </w:rPr>
+        <w:t>Phase 5: Evaluation</w:t>
+      </w:r>
+    </w:p>
+    <w:p>
+      <w:pPr>
+        <w:jc w:val="both"/>
+        <w:rPr>
+          <w:rFonts w:ascii="Times New Roman" w:hAnsi="Times New Roman" w:cs="Times New Roman"/>
+          <w:sz w:val="24"/>
+          <w:szCs w:val="24"/>
+          <w:lang w:val="en-IN"/>
+        </w:rPr>
+      </w:pPr>
+      <w:r>
+        <w:rPr>
+          <w:rFonts w:ascii="Times New Roman" w:hAnsi="Times New Roman" w:cs="Times New Roman"/>
+          <w:sz w:val="24"/>
+          <w:szCs w:val="24"/>
+          <w:lang w:val="en-IN"/>
+        </w:rPr>
+        <w:t>The evaluation module calculates MAE, RMSE and R² and will provide the common interface for future evaluation procedures.</w:t>
+      </w:r>
+    </w:p>
+    <w:p>
+      <w:pPr>
+        <w:jc w:val="both"/>
+        <w:rPr>
+          <w:rFonts w:ascii="Times New Roman" w:hAnsi="Times New Roman" w:cs="Times New Roman"/>
+          <w:sz w:val="24"/>
+          <w:szCs w:val="24"/>
+          <w:lang w:val="en-IN"/>
+        </w:rPr>
+      </w:pPr>
+      <w:r>
+        <w:rPr>
+          <w:rFonts w:ascii="Times New Roman" w:hAnsi="Times New Roman" w:cs="Times New Roman"/>
+          <w:sz w:val="24"/>
+          <w:szCs w:val="24"/>
+          <w:lang w:val="en-IN"/>
+        </w:rPr>
+        <w:t>The experimental evaluation performed in Notebook 10 can subsequently be migrated into reusable evaluation functions without changing the underlying methodology.</w:t>
+      </w:r>
+    </w:p>
+    <w:p>
+      <w:pPr>
+        <w:jc w:val="both"/>
+        <w:rPr>
+          <w:rFonts w:ascii="Times New Roman" w:hAnsi="Times New Roman" w:cs="Times New Roman"/>
+          <w:b/>
+          <w:bCs/>
+          <w:sz w:val="24"/>
+          <w:szCs w:val="24"/>
+          <w:lang w:val="en-IN"/>
+        </w:rPr>
+      </w:pPr>
+      <w:r>
+        <w:rPr>
+          <w:rFonts w:ascii="Times New Roman" w:hAnsi="Times New Roman" w:cs="Times New Roman"/>
+          <w:b/>
+          <w:bCs/>
+          <w:sz w:val="24"/>
+          <w:szCs w:val="24"/>
+          <w:lang w:val="en-IN"/>
+        </w:rPr>
+        <w:lastRenderedPageBreak/>
+        <w:t>Phase 6: Visualization and Output</w:t>
+      </w:r>
+    </w:p>
+    <w:p>
+      <w:pPr>
+        <w:jc w:val="both"/>
+        <w:rPr>
+          <w:rFonts w:ascii="Times New Roman" w:hAnsi="Times New Roman" w:cs="Times New Roman"/>
+          <w:sz w:val="24"/>
+          <w:szCs w:val="24"/>
+          <w:lang w:val="en-IN"/>
+        </w:rPr>
+      </w:pPr>
+      <w:r>
+        <w:rPr>
+          <w:rFonts w:ascii="Times New Roman" w:hAnsi="Times New Roman" w:cs="Times New Roman"/>
+          <w:sz w:val="24"/>
+          <w:szCs w:val="24"/>
+          <w:lang w:val="en-IN"/>
+        </w:rPr>
+        <w:t>Evaluation and analysis results are passed to the visualization layer for generating plots. Final metrics, predictions and visualizations are stored in the appropriate project output directories.</w:t>
+      </w:r>
+    </w:p>
+    <w:p>
+      <w:pPr>
+        <w:jc w:val="both"/>
+        <w:rPr>
+          <w:rFonts w:ascii="Times New Roman" w:hAnsi="Times New Roman" w:cs="Times New Roman"/>
+          <w:b/>
+          <w:bCs/>
+          <w:sz w:val="24"/>
+          <w:szCs w:val="24"/>
+          <w:lang w:val="en-IN"/>
+        </w:rPr>
+      </w:pPr>
+      <w:r>
+        <w:rPr>
+          <w:rFonts w:ascii="Times New Roman" w:hAnsi="Times New Roman" w:cs="Times New Roman"/>
+          <w:b/>
+          <w:bCs/>
+          <w:sz w:val="24"/>
+          <w:szCs w:val="24"/>
+          <w:lang w:val="en-IN"/>
+        </w:rPr>
+        <w:t>Phase 7: Pipeline Integration</w:t>
+      </w:r>
+    </w:p>
+    <w:p>
+      <w:pPr>
+        <w:jc w:val="both"/>
+        <w:rPr>
+          <w:rFonts w:ascii="Times New Roman" w:hAnsi="Times New Roman" w:cs="Times New Roman"/>
+          <w:sz w:val="24"/>
+          <w:szCs w:val="24"/>
+          <w:lang w:val="en-IN"/>
+        </w:rPr>
+      </w:pPr>
+      <w:r>
+        <w:rPr>
+          <w:rFonts w:ascii="Times New Roman" w:hAnsi="Times New Roman" w:cs="Times New Roman"/>
+          <w:sz w:val="24"/>
+          <w:szCs w:val="24"/>
+          <w:lang w:val="en-IN"/>
+        </w:rPr>
+        <w:t>After the individual modules are validated, pipeline.py can coordinate them into a complete workflow.</w:t>
+      </w:r>
+    </w:p>
+    <w:p>
+      <w:pPr>
+        <w:jc w:val="both"/>
+        <w:rPr>
+          <w:rFonts w:ascii="Times New Roman" w:hAnsi="Times New Roman" w:cs="Times New Roman"/>
+          <w:sz w:val="24"/>
+          <w:szCs w:val="24"/>
+          <w:lang w:val="en-IN"/>
+        </w:rPr>
+      </w:pPr>
+      <w:r>
+        <w:rPr>
+          <w:rFonts w:ascii="Times New Roman" w:hAnsi="Times New Roman" w:cs="Times New Roman"/>
+          <w:sz w:val="24"/>
+          <w:szCs w:val="24"/>
+          <w:lang w:val="en-IN"/>
+        </w:rPr>
+        <w:t>The current pipeline intentionally remains a skeleton. This prevents the existing notebook implementation from being duplicated before the modular components have been individually verified.</w:t>
+      </w:r>
+    </w:p>
+    <w:p>
+      <w:pPr>
+        <w:rPr>
+          <w:rFonts w:ascii="Times New Roman" w:hAnsi="Times New Roman" w:cs="Times New Roman"/>
+          <w:b/>
+          <w:bCs/>
+          <w:sz w:val="24"/>
+          <w:szCs w:val="24"/>
+          <w:lang w:val="en-IN"/>
+        </w:rPr>
+      </w:pPr>
+      <w:r>
+        <w:rPr>
+          <w:rFonts w:ascii="Times New Roman" w:hAnsi="Times New Roman" w:cs="Times New Roman"/>
+          <w:b/>
+          <w:bCs/>
+          <w:sz w:val="24"/>
+          <w:szCs w:val="24"/>
+          <w:lang w:val="en-IN"/>
+        </w:rPr>
+        <w:br w:type="page"/>
+      </w:r>
+    </w:p>
+    <w:p>
+      <w:pPr>
+        <w:jc w:val="both"/>
+        <w:rPr>
+          <w:rFonts w:ascii="Times New Roman" w:hAnsi="Times New Roman" w:cs="Times New Roman"/>
+          <w:b/>
+          <w:bCs/>
+          <w:color w:val="1F497D" w:themeColor="text2"/>
+          <w:sz w:val="32"/>
+          <w:szCs w:val="32"/>
+          <w:lang w:val="en-IN"/>
+        </w:rPr>
+      </w:pPr>
+      <w:r>
+        <w:rPr>
+          <w:rFonts w:ascii="Times New Roman" w:hAnsi="Times New Roman" w:cs="Times New Roman"/>
+          <w:b/>
+          <w:bCs/>
+          <w:color w:val="1F497D" w:themeColor="text2"/>
+          <w:sz w:val="32"/>
+          <w:szCs w:val="32"/>
+          <w:lang w:val="en-IN"/>
+        </w:rPr>
+        <w:lastRenderedPageBreak/>
+        <w:t>7. Pseudocode</w:t>
+      </w:r>
+    </w:p>
+    <w:p>
+      <w:pPr>
+        <w:jc w:val="both"/>
+        <w:rPr>
+          <w:rFonts w:ascii="Times New Roman" w:hAnsi="Times New Roman" w:cs="Times New Roman"/>
+          <w:b/>
+          <w:bCs/>
+          <w:sz w:val="24"/>
+          <w:szCs w:val="24"/>
+          <w:lang w:val="en-IN"/>
+        </w:rPr>
+      </w:pPr>
+      <w:r>
+        <w:rPr>
+          <w:rFonts w:ascii="Times New Roman" w:hAnsi="Times New Roman" w:cs="Times New Roman"/>
+          <w:b/>
+          <w:bCs/>
+          <w:sz w:val="24"/>
+          <w:szCs w:val="24"/>
+          <w:lang w:val="en-IN"/>
+        </w:rPr>
+        <w:t>7.1 Main Project Workflow</w:t>
+      </w:r>
+    </w:p>
+    <w:p>
+      <w:pPr>
+        <w:jc w:val="both"/>
+        <w:rPr>
+          <w:rFonts w:ascii="Times New Roman" w:hAnsi="Times New Roman" w:cs="Times New Roman"/>
+          <w:sz w:val="24"/>
+          <w:szCs w:val="24"/>
+          <w:lang w:val="en-IN"/>
+        </w:rPr>
+      </w:pPr>
+      <w:r>
+        <w:rPr>
+          <w:rFonts w:ascii="Times New Roman" w:hAnsi="Times New Roman" w:cs="Times New Roman"/>
+          <w:sz w:val="24"/>
+          <w:szCs w:val="24"/>
+          <w:lang w:val="en-IN"/>
+        </w:rPr>
+        <w:t xml:space="preserve">FUNCTION </w:t>
+      </w:r>
+      <w:proofErr w:type="spellStart"/>
+      <w:r>
+        <w:rPr>
+          <w:rFonts w:ascii="Times New Roman" w:hAnsi="Times New Roman" w:cs="Times New Roman"/>
+          <w:sz w:val="24"/>
+          <w:szCs w:val="24"/>
+          <w:lang w:val="en-IN"/>
+        </w:rPr>
+        <w:t>run_</w:t>
+      </w:r>
+      <w:proofErr w:type="gramStart"/>
+      <w:r>
+        <w:rPr>
+          <w:rFonts w:ascii="Times New Roman" w:hAnsi="Times New Roman" w:cs="Times New Roman"/>
+          <w:sz w:val="24"/>
+          <w:szCs w:val="24"/>
+          <w:lang w:val="en-IN"/>
+        </w:rPr>
+        <w:t>project</w:t>
+      </w:r>
+      <w:proofErr w:type="spellEnd"/>
+      <w:r>
+        <w:rPr>
+          <w:rFonts w:ascii="Times New Roman" w:hAnsi="Times New Roman" w:cs="Times New Roman"/>
+          <w:sz w:val="24"/>
+          <w:szCs w:val="24"/>
+          <w:lang w:val="en-IN"/>
+        </w:rPr>
+        <w:t>(</w:t>
+      </w:r>
+      <w:proofErr w:type="gramEnd"/>
+      <w:r>
+        <w:rPr>
+          <w:rFonts w:ascii="Times New Roman" w:hAnsi="Times New Roman" w:cs="Times New Roman"/>
+          <w:sz w:val="24"/>
+          <w:szCs w:val="24"/>
+          <w:lang w:val="en-IN"/>
+        </w:rPr>
+        <w:t>):</w:t>
+      </w:r>
+    </w:p>
+    <w:p>
+      <w:pPr>
+        <w:jc w:val="both"/>
+        <w:rPr>
+          <w:rFonts w:ascii="Times New Roman" w:hAnsi="Times New Roman" w:cs="Times New Roman"/>
+          <w:sz w:val="24"/>
+          <w:szCs w:val="24"/>
+          <w:lang w:val="en-IN"/>
+        </w:rPr>
+      </w:pPr>
+      <w:r>
+        <w:rPr>
+          <w:rFonts w:ascii="Times New Roman" w:hAnsi="Times New Roman" w:cs="Times New Roman"/>
+          <w:sz w:val="24"/>
+          <w:szCs w:val="24"/>
+          <w:lang w:val="en-IN"/>
+        </w:rPr>
+        <w:t xml:space="preserve">    LOAD configuration</w:t>
+      </w:r>
+    </w:p>
+    <w:p>
+      <w:pPr>
+        <w:jc w:val="both"/>
+        <w:rPr>
+          <w:rFonts w:ascii="Times New Roman" w:hAnsi="Times New Roman" w:cs="Times New Roman"/>
+          <w:sz w:val="24"/>
+          <w:szCs w:val="24"/>
+          <w:lang w:val="en-IN"/>
+        </w:rPr>
+      </w:pPr>
+      <w:r>
+        <w:rPr>
+          <w:rFonts w:ascii="Times New Roman" w:hAnsi="Times New Roman" w:cs="Times New Roman"/>
+          <w:sz w:val="24"/>
+          <w:szCs w:val="24"/>
+          <w:lang w:val="en-IN"/>
+        </w:rPr>
+        <w:t xml:space="preserve">    LOAD processed dataset</w:t>
+      </w:r>
+    </w:p>
+    <w:p>
+      <w:pPr>
+        <w:jc w:val="both"/>
+        <w:rPr>
+          <w:rFonts w:ascii="Times New Roman" w:hAnsi="Times New Roman" w:cs="Times New Roman"/>
+          <w:sz w:val="24"/>
+          <w:szCs w:val="24"/>
+          <w:lang w:val="en-IN"/>
+        </w:rPr>
+      </w:pPr>
+      <w:r>
+        <w:rPr>
+          <w:rFonts w:ascii="Times New Roman" w:hAnsi="Times New Roman" w:cs="Times New Roman"/>
+          <w:sz w:val="24"/>
+          <w:szCs w:val="24"/>
+          <w:lang w:val="en-IN"/>
+        </w:rPr>
+        <w:t xml:space="preserve">    VALIDATE required columns</w:t>
+      </w:r>
+    </w:p>
+    <w:p>
+      <w:pPr>
+        <w:jc w:val="both"/>
+        <w:rPr>
+          <w:rFonts w:ascii="Times New Roman" w:hAnsi="Times New Roman" w:cs="Times New Roman"/>
+          <w:sz w:val="24"/>
+          <w:szCs w:val="24"/>
+          <w:lang w:val="en-IN"/>
+        </w:rPr>
+      </w:pPr>
+      <w:r>
+        <w:rPr>
+          <w:rFonts w:ascii="Times New Roman" w:hAnsi="Times New Roman" w:cs="Times New Roman"/>
+          <w:sz w:val="24"/>
+          <w:szCs w:val="24"/>
+          <w:lang w:val="en-IN"/>
+        </w:rPr>
+        <w:t xml:space="preserve">    VALIDATE required data for missing values</w:t>
+      </w:r>
+    </w:p>
+    <w:p>
+      <w:pPr>
+        <w:jc w:val="both"/>
+        <w:rPr>
+          <w:rFonts w:ascii="Times New Roman" w:hAnsi="Times New Roman" w:cs="Times New Roman"/>
+          <w:sz w:val="24"/>
+          <w:szCs w:val="24"/>
+          <w:lang w:val="en-IN"/>
+        </w:rPr>
+      </w:pPr>
+      <w:r>
+        <w:rPr>
+          <w:rFonts w:ascii="Times New Roman" w:hAnsi="Times New Roman" w:cs="Times New Roman"/>
+          <w:sz w:val="24"/>
+          <w:szCs w:val="24"/>
+          <w:lang w:val="en-IN"/>
+        </w:rPr>
+        <w:t xml:space="preserve">    SELECT regression features</w:t>
+      </w:r>
+    </w:p>
+    <w:p>
+      <w:pPr>
+        <w:jc w:val="both"/>
+        <w:rPr>
+          <w:rFonts w:ascii="Times New Roman" w:hAnsi="Times New Roman" w:cs="Times New Roman"/>
+          <w:sz w:val="24"/>
+          <w:szCs w:val="24"/>
+          <w:lang w:val="en-IN"/>
+        </w:rPr>
+      </w:pPr>
+      <w:r>
+        <w:rPr>
+          <w:rFonts w:ascii="Times New Roman" w:hAnsi="Times New Roman" w:cs="Times New Roman"/>
+          <w:sz w:val="24"/>
+          <w:szCs w:val="24"/>
+          <w:lang w:val="en-IN"/>
+        </w:rPr>
+        <w:t xml:space="preserve">    CREATE CO₂ lag features when forecasting</w:t>
+      </w:r>
+    </w:p>
+    <w:p>
+      <w:pPr>
+        <w:jc w:val="both"/>
+        <w:rPr>
+          <w:rFonts w:ascii="Times New Roman" w:hAnsi="Times New Roman" w:cs="Times New Roman"/>
+          <w:sz w:val="24"/>
+          <w:szCs w:val="24"/>
+          <w:lang w:val="en-IN"/>
+        </w:rPr>
+      </w:pPr>
+      <w:r>
+        <w:rPr>
+          <w:rFonts w:ascii="Times New Roman" w:hAnsi="Times New Roman" w:cs="Times New Roman"/>
+          <w:sz w:val="24"/>
+          <w:szCs w:val="24"/>
+          <w:lang w:val="en-IN"/>
+        </w:rPr>
+        <w:t xml:space="preserve">    BUILD regression models</w:t>
+      </w:r>
+    </w:p>
+    <w:p>
+      <w:pPr>
+        <w:jc w:val="both"/>
+        <w:rPr>
+          <w:rFonts w:ascii="Times New Roman" w:hAnsi="Times New Roman" w:cs="Times New Roman"/>
+          <w:sz w:val="24"/>
+          <w:szCs w:val="24"/>
+          <w:lang w:val="en-IN"/>
+        </w:rPr>
+      </w:pPr>
+      <w:r>
+        <w:rPr>
+          <w:rFonts w:ascii="Times New Roman" w:hAnsi="Times New Roman" w:cs="Times New Roman"/>
+          <w:sz w:val="24"/>
+          <w:szCs w:val="24"/>
+          <w:lang w:val="en-IN"/>
+        </w:rPr>
+        <w:t xml:space="preserve">    BUILD forecasting model when required</w:t>
+      </w:r>
+    </w:p>
+    <w:p>
+      <w:pPr>
+        <w:jc w:val="both"/>
+        <w:rPr>
+          <w:rFonts w:ascii="Times New Roman" w:hAnsi="Times New Roman" w:cs="Times New Roman"/>
+          <w:sz w:val="24"/>
+          <w:szCs w:val="24"/>
+          <w:lang w:val="en-IN"/>
+        </w:rPr>
+      </w:pPr>
+      <w:r>
+        <w:rPr>
+          <w:rFonts w:ascii="Times New Roman" w:hAnsi="Times New Roman" w:cs="Times New Roman"/>
+          <w:sz w:val="24"/>
+          <w:szCs w:val="24"/>
+          <w:lang w:val="en-IN"/>
+        </w:rPr>
+        <w:t xml:space="preserve">    IF regression workflow:</w:t>
+      </w:r>
+    </w:p>
+    <w:p>
+      <w:pPr>
+        <w:jc w:val="both"/>
+        <w:rPr>
+          <w:rFonts w:ascii="Times New Roman" w:hAnsi="Times New Roman" w:cs="Times New Roman"/>
+          <w:sz w:val="24"/>
+          <w:szCs w:val="24"/>
+          <w:lang w:val="en-IN"/>
+        </w:rPr>
+      </w:pPr>
+      <w:r>
+        <w:rPr>
+          <w:rFonts w:ascii="Times New Roman" w:hAnsi="Times New Roman" w:cs="Times New Roman"/>
+          <w:sz w:val="24"/>
+          <w:szCs w:val="24"/>
+          <w:lang w:val="en-IN"/>
+        </w:rPr>
+        <w:t xml:space="preserve">        PREPARE training, validation and test data</w:t>
+      </w:r>
+    </w:p>
+    <w:p>
+      <w:pPr>
+        <w:jc w:val="both"/>
+        <w:rPr>
+          <w:rFonts w:ascii="Times New Roman" w:hAnsi="Times New Roman" w:cs="Times New Roman"/>
+          <w:sz w:val="24"/>
+          <w:szCs w:val="24"/>
+          <w:lang w:val="en-IN"/>
+        </w:rPr>
+      </w:pPr>
+      <w:r>
+        <w:rPr>
+          <w:rFonts w:ascii="Times New Roman" w:hAnsi="Times New Roman" w:cs="Times New Roman"/>
+          <w:sz w:val="24"/>
+          <w:szCs w:val="24"/>
+          <w:lang w:val="en-IN"/>
+        </w:rPr>
+        <w:t xml:space="preserve">        TRAIN regression models</w:t>
+      </w:r>
+    </w:p>
+    <w:p>
+      <w:pPr>
+        <w:jc w:val="both"/>
+        <w:rPr>
+          <w:rFonts w:ascii="Times New Roman" w:hAnsi="Times New Roman" w:cs="Times New Roman"/>
+          <w:sz w:val="24"/>
+          <w:szCs w:val="24"/>
+          <w:lang w:val="en-IN"/>
+        </w:rPr>
+      </w:pPr>
+      <w:r>
+        <w:rPr>
+          <w:rFonts w:ascii="Times New Roman" w:hAnsi="Times New Roman" w:cs="Times New Roman"/>
+          <w:sz w:val="24"/>
+          <w:szCs w:val="24"/>
+          <w:lang w:val="en-IN"/>
+        </w:rPr>
+        <w:t xml:space="preserve">        GENERATE predictions</w:t>
+      </w:r>
+    </w:p>
+    <w:p>
+      <w:pPr>
+        <w:jc w:val="both"/>
+        <w:rPr>
+          <w:rFonts w:ascii="Times New Roman" w:hAnsi="Times New Roman" w:cs="Times New Roman"/>
+          <w:sz w:val="24"/>
+          <w:szCs w:val="24"/>
+          <w:lang w:val="en-IN"/>
+        </w:rPr>
+      </w:pPr>
+      <w:r>
+        <w:rPr>
+          <w:rFonts w:ascii="Times New Roman" w:hAnsi="Times New Roman" w:cs="Times New Roman"/>
+          <w:sz w:val="24"/>
+          <w:szCs w:val="24"/>
+          <w:lang w:val="en-IN"/>
+        </w:rPr>
+        <w:t xml:space="preserve">        CALCULATE evaluation metrics</w:t>
+      </w:r>
+    </w:p>
+    <w:p>
+      <w:pPr>
+        <w:jc w:val="both"/>
+        <w:rPr>
+          <w:rFonts w:ascii="Times New Roman" w:hAnsi="Times New Roman" w:cs="Times New Roman"/>
+          <w:sz w:val="24"/>
+          <w:szCs w:val="24"/>
+          <w:lang w:val="en-IN"/>
+        </w:rPr>
+      </w:pPr>
+      <w:r>
+        <w:rPr>
+          <w:rFonts w:ascii="Times New Roman" w:hAnsi="Times New Roman" w:cs="Times New Roman"/>
+          <w:sz w:val="24"/>
+          <w:szCs w:val="24"/>
+          <w:lang w:val="en-IN"/>
+        </w:rPr>
+        <w:t xml:space="preserve">        SELECT model using validation procedure</w:t>
+      </w:r>
+    </w:p>
+    <w:p>
+      <w:pPr>
+        <w:jc w:val="both"/>
+        <w:rPr>
+          <w:rFonts w:ascii="Times New Roman" w:hAnsi="Times New Roman" w:cs="Times New Roman"/>
+          <w:sz w:val="24"/>
+          <w:szCs w:val="24"/>
+          <w:lang w:val="en-IN"/>
+        </w:rPr>
+      </w:pPr>
+      <w:r>
+        <w:rPr>
+          <w:rFonts w:ascii="Times New Roman" w:hAnsi="Times New Roman" w:cs="Times New Roman"/>
+          <w:sz w:val="24"/>
+          <w:szCs w:val="24"/>
+          <w:lang w:val="en-IN"/>
+        </w:rPr>
+        <w:t xml:space="preserve">        EVALUATE selected model</w:t>
+      </w:r>
+    </w:p>
+    <w:p>
+      <w:pPr>
+        <w:jc w:val="both"/>
+        <w:rPr>
+          <w:rFonts w:ascii="Times New Roman" w:hAnsi="Times New Roman" w:cs="Times New Roman"/>
+          <w:sz w:val="24"/>
+          <w:szCs w:val="24"/>
+          <w:lang w:val="en-IN"/>
+        </w:rPr>
+      </w:pPr>
+      <w:r>
+        <w:rPr>
+          <w:rFonts w:ascii="Times New Roman" w:hAnsi="Times New Roman" w:cs="Times New Roman"/>
+          <w:sz w:val="24"/>
+          <w:szCs w:val="24"/>
+          <w:lang w:val="en-IN"/>
+        </w:rPr>
+        <w:t xml:space="preserve">    IF forecasting workflow:</w:t>
+      </w:r>
+    </w:p>
+    <w:p>
+      <w:pPr>
+        <w:jc w:val="both"/>
+        <w:rPr>
+          <w:rFonts w:ascii="Times New Roman" w:hAnsi="Times New Roman" w:cs="Times New Roman"/>
+          <w:sz w:val="24"/>
+          <w:szCs w:val="24"/>
+          <w:lang w:val="en-IN"/>
+        </w:rPr>
+      </w:pPr>
+      <w:r>
+        <w:rPr>
+          <w:rFonts w:ascii="Times New Roman" w:hAnsi="Times New Roman" w:cs="Times New Roman"/>
+          <w:sz w:val="24"/>
+          <w:szCs w:val="24"/>
+          <w:lang w:val="en-IN"/>
+        </w:rPr>
+        <w:t xml:space="preserve">        CREATE chronological data partitions</w:t>
+      </w:r>
+    </w:p>
+    <w:p>
+      <w:pPr>
+        <w:jc w:val="both"/>
+        <w:rPr>
+          <w:rFonts w:ascii="Times New Roman" w:hAnsi="Times New Roman" w:cs="Times New Roman"/>
+          <w:sz w:val="24"/>
+          <w:szCs w:val="24"/>
+          <w:lang w:val="en-IN"/>
+        </w:rPr>
+      </w:pPr>
+      <w:r>
+        <w:rPr>
+          <w:rFonts w:ascii="Times New Roman" w:hAnsi="Times New Roman" w:cs="Times New Roman"/>
+          <w:sz w:val="24"/>
+          <w:szCs w:val="24"/>
+          <w:lang w:val="en-IN"/>
+        </w:rPr>
+        <w:t xml:space="preserve">        TRAIN forecasting model</w:t>
+      </w:r>
+    </w:p>
+    <w:p>
+      <w:pPr>
+        <w:jc w:val="both"/>
+        <w:rPr>
+          <w:rFonts w:ascii="Times New Roman" w:hAnsi="Times New Roman" w:cs="Times New Roman"/>
+          <w:sz w:val="24"/>
+          <w:szCs w:val="24"/>
+          <w:lang w:val="en-IN"/>
+        </w:rPr>
+      </w:pPr>
+      <w:r>
+        <w:rPr>
+          <w:rFonts w:ascii="Times New Roman" w:hAnsi="Times New Roman" w:cs="Times New Roman"/>
+          <w:sz w:val="24"/>
+          <w:szCs w:val="24"/>
+          <w:lang w:val="en-IN"/>
+        </w:rPr>
+        <w:t xml:space="preserve">        GENERATE sequential predictions</w:t>
+      </w:r>
+    </w:p>
+    <w:p>
+      <w:pPr>
+        <w:jc w:val="both"/>
+        <w:rPr>
+          <w:rFonts w:ascii="Times New Roman" w:hAnsi="Times New Roman" w:cs="Times New Roman"/>
+          <w:sz w:val="24"/>
+          <w:szCs w:val="24"/>
+          <w:lang w:val="en-IN"/>
+        </w:rPr>
+      </w:pPr>
+      <w:r>
+        <w:rPr>
+          <w:rFonts w:ascii="Times New Roman" w:hAnsi="Times New Roman" w:cs="Times New Roman"/>
+          <w:sz w:val="24"/>
+          <w:szCs w:val="24"/>
+          <w:lang w:val="en-IN"/>
+        </w:rPr>
+        <w:t xml:space="preserve">        COMPARE against persistence baseline</w:t>
+      </w:r>
+    </w:p>
+    <w:p>
+      <w:pPr>
+        <w:jc w:val="both"/>
+        <w:rPr>
+          <w:rFonts w:ascii="Times New Roman" w:hAnsi="Times New Roman" w:cs="Times New Roman"/>
+          <w:sz w:val="24"/>
+          <w:szCs w:val="24"/>
+          <w:lang w:val="en-IN"/>
+        </w:rPr>
+      </w:pPr>
+      <w:r>
+        <w:rPr>
+          <w:rFonts w:ascii="Times New Roman" w:hAnsi="Times New Roman" w:cs="Times New Roman"/>
+          <w:sz w:val="24"/>
+          <w:szCs w:val="24"/>
+          <w:lang w:val="en-IN"/>
+        </w:rPr>
+        <w:t xml:space="preserve">        CALCULATE evaluation metrics</w:t>
+      </w:r>
+    </w:p>
+    <w:p>
+      <w:pPr>
+        <w:jc w:val="both"/>
+        <w:rPr>
+          <w:rFonts w:ascii="Times New Roman" w:hAnsi="Times New Roman" w:cs="Times New Roman"/>
+          <w:sz w:val="24"/>
+          <w:szCs w:val="24"/>
+          <w:lang w:val="en-IN"/>
+        </w:rPr>
+      </w:pPr>
+      <w:r>
+        <w:rPr>
+          <w:rFonts w:ascii="Times New Roman" w:hAnsi="Times New Roman" w:cs="Times New Roman"/>
+          <w:sz w:val="24"/>
+          <w:szCs w:val="24"/>
+          <w:lang w:val="en-IN"/>
+        </w:rPr>
+        <w:t xml:space="preserve">    PERFORM error analysis</w:t>
+      </w:r>
+    </w:p>
+    <w:p>
+      <w:pPr>
+        <w:jc w:val="both"/>
+        <w:rPr>
+          <w:rFonts w:ascii="Times New Roman" w:hAnsi="Times New Roman" w:cs="Times New Roman"/>
+          <w:sz w:val="24"/>
+          <w:szCs w:val="24"/>
+          <w:lang w:val="en-IN"/>
+        </w:rPr>
+      </w:pPr>
+      <w:r>
+        <w:rPr>
+          <w:rFonts w:ascii="Times New Roman" w:hAnsi="Times New Roman" w:cs="Times New Roman"/>
+          <w:sz w:val="24"/>
+          <w:szCs w:val="24"/>
+          <w:lang w:val="en-IN"/>
+        </w:rPr>
+        <w:t xml:space="preserve">    GENERATE visualizations</w:t>
+      </w:r>
+    </w:p>
+    <w:p>
+      <w:pPr>
+        <w:jc w:val="both"/>
+        <w:rPr>
+          <w:rFonts w:ascii="Times New Roman" w:hAnsi="Times New Roman" w:cs="Times New Roman"/>
+          <w:sz w:val="24"/>
+          <w:szCs w:val="24"/>
+          <w:lang w:val="en-IN"/>
+        </w:rPr>
+      </w:pPr>
+      <w:r>
+        <w:rPr>
+          <w:rFonts w:ascii="Times New Roman" w:hAnsi="Times New Roman" w:cs="Times New Roman"/>
+          <w:sz w:val="24"/>
+          <w:szCs w:val="24"/>
+          <w:lang w:val="en-IN"/>
+        </w:rPr>
+        <w:t xml:space="preserve">    SAVE results</w:t>
+      </w:r>
+    </w:p>
+    <w:p>
+      <w:pPr>
+        <w:jc w:val="both"/>
+        <w:rPr>
+          <w:rFonts w:ascii="Times New Roman" w:hAnsi="Times New Roman" w:cs="Times New Roman"/>
+          <w:sz w:val="24"/>
+          <w:szCs w:val="24"/>
+          <w:lang w:val="en-IN"/>
+        </w:rPr>
+      </w:pPr>
+      <w:r>
+        <w:rPr>
+          <w:rFonts w:ascii="Times New Roman" w:hAnsi="Times New Roman" w:cs="Times New Roman"/>
+          <w:sz w:val="24"/>
+          <w:szCs w:val="24"/>
+          <w:lang w:val="en-IN"/>
+        </w:rPr>
+        <w:lastRenderedPageBreak/>
+        <w:t>END FUNCTION</w:t>
+      </w:r>
+    </w:p>
+    <w:p>
+      <w:pPr>
+        <w:jc w:val="both"/>
+        <w:rPr>
+          <w:rFonts w:ascii="Times New Roman" w:hAnsi="Times New Roman" w:cs="Times New Roman"/>
+          <w:b/>
+          <w:bCs/>
+          <w:sz w:val="24"/>
+          <w:szCs w:val="24"/>
+          <w:lang w:val="en-IN"/>
+        </w:rPr>
+      </w:pPr>
+      <w:r>
+        <w:rPr>
+          <w:rFonts w:ascii="Times New Roman" w:hAnsi="Times New Roman" w:cs="Times New Roman"/>
+          <w:b/>
+          <w:bCs/>
+          <w:sz w:val="24"/>
+          <w:szCs w:val="24"/>
+          <w:lang w:val="en-IN"/>
+        </w:rPr>
+        <w:t>7.2 Data Validation</w:t>
+      </w:r>
+    </w:p>
+    <w:p>
+      <w:pPr>
+        <w:jc w:val="both"/>
+        <w:rPr>
+          <w:rFonts w:ascii="Times New Roman" w:hAnsi="Times New Roman" w:cs="Times New Roman"/>
+          <w:sz w:val="24"/>
+          <w:szCs w:val="24"/>
+          <w:lang w:val="en-IN"/>
+        </w:rPr>
+      </w:pPr>
+      <w:r>
+        <w:rPr>
+          <w:rFonts w:ascii="Times New Roman" w:hAnsi="Times New Roman" w:cs="Times New Roman"/>
+          <w:sz w:val="24"/>
+          <w:szCs w:val="24"/>
+          <w:lang w:val="en-IN"/>
+        </w:rPr>
+        <w:t xml:space="preserve">FUNCTION </w:t>
+      </w:r>
+      <w:proofErr w:type="spellStart"/>
+      <w:r>
+        <w:rPr>
+          <w:rFonts w:ascii="Times New Roman" w:hAnsi="Times New Roman" w:cs="Times New Roman"/>
+          <w:sz w:val="24"/>
+          <w:szCs w:val="24"/>
+          <w:lang w:val="en-IN"/>
+        </w:rPr>
+        <w:t>validate_data</w:t>
+      </w:r>
+      <w:proofErr w:type="spellEnd"/>
+      <w:r>
+        <w:rPr>
+          <w:rFonts w:ascii="Times New Roman" w:hAnsi="Times New Roman" w:cs="Times New Roman"/>
+          <w:sz w:val="24"/>
+          <w:szCs w:val="24"/>
+          <w:lang w:val="en-IN"/>
+        </w:rPr>
+        <w:t>(data):</w:t>
+      </w:r>
+    </w:p>
+    <w:p>
+      <w:pPr>
+        <w:jc w:val="both"/>
+        <w:rPr>
+          <w:rFonts w:ascii="Times New Roman" w:hAnsi="Times New Roman" w:cs="Times New Roman"/>
+          <w:sz w:val="24"/>
+          <w:szCs w:val="24"/>
+          <w:lang w:val="en-IN"/>
+        </w:rPr>
+      </w:pPr>
+      <w:r>
+        <w:rPr>
+          <w:rFonts w:ascii="Times New Roman" w:hAnsi="Times New Roman" w:cs="Times New Roman"/>
+          <w:sz w:val="24"/>
+          <w:szCs w:val="24"/>
+          <w:lang w:val="en-IN"/>
+        </w:rPr>
+        <w:t xml:space="preserve">    CHECK required columns</w:t>
+      </w:r>
+    </w:p>
+    <w:p>
+      <w:pPr>
+        <w:jc w:val="both"/>
+        <w:rPr>
+          <w:rFonts w:ascii="Times New Roman" w:hAnsi="Times New Roman" w:cs="Times New Roman"/>
+          <w:sz w:val="24"/>
+          <w:szCs w:val="24"/>
+          <w:lang w:val="en-IN"/>
+        </w:rPr>
+      </w:pPr>
+      <w:r>
+        <w:rPr>
+          <w:rFonts w:ascii="Times New Roman" w:hAnsi="Times New Roman" w:cs="Times New Roman"/>
+          <w:sz w:val="24"/>
+          <w:szCs w:val="24"/>
+          <w:lang w:val="en-IN"/>
+        </w:rPr>
+        <w:t xml:space="preserve">    IF required columns are missing:</w:t>
+      </w:r>
+    </w:p>
+    <w:p>
+      <w:pPr>
+        <w:jc w:val="both"/>
+        <w:rPr>
+          <w:rFonts w:ascii="Times New Roman" w:hAnsi="Times New Roman" w:cs="Times New Roman"/>
+          <w:sz w:val="24"/>
+          <w:szCs w:val="24"/>
+          <w:lang w:val="en-IN"/>
+        </w:rPr>
+      </w:pPr>
+      <w:r>
+        <w:rPr>
+          <w:rFonts w:ascii="Times New Roman" w:hAnsi="Times New Roman" w:cs="Times New Roman"/>
+          <w:sz w:val="24"/>
+          <w:szCs w:val="24"/>
+          <w:lang w:val="en-IN"/>
+        </w:rPr>
+        <w:t xml:space="preserve">        RAISE error</w:t>
+      </w:r>
+    </w:p>
+    <w:p>
+      <w:pPr>
+        <w:jc w:val="both"/>
+        <w:rPr>
+          <w:rFonts w:ascii="Times New Roman" w:hAnsi="Times New Roman" w:cs="Times New Roman"/>
+          <w:sz w:val="24"/>
+          <w:szCs w:val="24"/>
+          <w:lang w:val="en-IN"/>
+        </w:rPr>
+      </w:pPr>
+      <w:r>
+        <w:rPr>
+          <w:rFonts w:ascii="Times New Roman" w:hAnsi="Times New Roman" w:cs="Times New Roman"/>
+          <w:sz w:val="24"/>
+          <w:szCs w:val="24"/>
+          <w:lang w:val="en-IN"/>
+        </w:rPr>
+        <w:t xml:space="preserve">    CHECK required fields for missing values</w:t>
+      </w:r>
+    </w:p>
+    <w:p>
+      <w:pPr>
+        <w:jc w:val="both"/>
+        <w:rPr>
+          <w:rFonts w:ascii="Times New Roman" w:hAnsi="Times New Roman" w:cs="Times New Roman"/>
+          <w:sz w:val="24"/>
+          <w:szCs w:val="24"/>
+          <w:lang w:val="en-IN"/>
+        </w:rPr>
+      </w:pPr>
+      <w:r>
+        <w:rPr>
+          <w:rFonts w:ascii="Times New Roman" w:hAnsi="Times New Roman" w:cs="Times New Roman"/>
+          <w:sz w:val="24"/>
+          <w:szCs w:val="24"/>
+          <w:lang w:val="en-IN"/>
+        </w:rPr>
+        <w:t xml:space="preserve">    IF invalid missing values exist:</w:t>
+      </w:r>
+    </w:p>
+    <w:p>
+      <w:pPr>
+        <w:jc w:val="both"/>
+        <w:rPr>
+          <w:rFonts w:ascii="Times New Roman" w:hAnsi="Times New Roman" w:cs="Times New Roman"/>
+          <w:sz w:val="24"/>
+          <w:szCs w:val="24"/>
+          <w:lang w:val="en-IN"/>
+        </w:rPr>
+      </w:pPr>
+      <w:r>
+        <w:rPr>
+          <w:rFonts w:ascii="Times New Roman" w:hAnsi="Times New Roman" w:cs="Times New Roman"/>
+          <w:sz w:val="24"/>
+          <w:szCs w:val="24"/>
+          <w:lang w:val="en-IN"/>
+        </w:rPr>
+        <w:t xml:space="preserve">        RAISE error</w:t>
+      </w:r>
+    </w:p>
+    <w:p>
+      <w:pPr>
+        <w:jc w:val="both"/>
+        <w:rPr>
+          <w:rFonts w:ascii="Times New Roman" w:hAnsi="Times New Roman" w:cs="Times New Roman"/>
+          <w:sz w:val="24"/>
+          <w:szCs w:val="24"/>
+          <w:lang w:val="en-IN"/>
+        </w:rPr>
+      </w:pPr>
+      <w:r>
+        <w:rPr>
+          <w:rFonts w:ascii="Times New Roman" w:hAnsi="Times New Roman" w:cs="Times New Roman"/>
+          <w:sz w:val="24"/>
+          <w:szCs w:val="24"/>
+          <w:lang w:val="en-IN"/>
+        </w:rPr>
+        <w:t xml:space="preserve">    RETURN validated data</w:t>
+      </w:r>
+    </w:p>
+    <w:p>
+      <w:pPr>
+        <w:jc w:val="both"/>
+        <w:rPr>
+          <w:rFonts w:ascii="Times New Roman" w:hAnsi="Times New Roman" w:cs="Times New Roman"/>
+          <w:sz w:val="24"/>
+          <w:szCs w:val="24"/>
+          <w:lang w:val="en-IN"/>
+        </w:rPr>
+      </w:pPr>
+      <w:r>
+        <w:rPr>
+          <w:rFonts w:ascii="Times New Roman" w:hAnsi="Times New Roman" w:cs="Times New Roman"/>
+          <w:sz w:val="24"/>
+          <w:szCs w:val="24"/>
+          <w:lang w:val="en-IN"/>
+        </w:rPr>
+        <w:t>END FUNCTION</w:t>
+      </w:r>
+    </w:p>
+    <w:p>
+      <w:pPr>
+        <w:jc w:val="both"/>
+        <w:rPr>
+          <w:rFonts w:ascii="Times New Roman" w:hAnsi="Times New Roman" w:cs="Times New Roman"/>
+          <w:b/>
+          <w:bCs/>
+          <w:sz w:val="24"/>
+          <w:szCs w:val="24"/>
+          <w:lang w:val="en-IN"/>
+        </w:rPr>
+      </w:pPr>
+      <w:r>
+        <w:rPr>
+          <w:rFonts w:ascii="Times New Roman" w:hAnsi="Times New Roman" w:cs="Times New Roman"/>
+          <w:b/>
+          <w:bCs/>
+          <w:sz w:val="24"/>
+          <w:szCs w:val="24"/>
+          <w:lang w:val="en-IN"/>
+        </w:rPr>
+        <w:t>7.3 Model Evaluation</w:t>
+      </w:r>
+    </w:p>
+    <w:p>
+      <w:pPr>
+        <w:jc w:val="both"/>
+        <w:rPr>
+          <w:rFonts w:ascii="Times New Roman" w:hAnsi="Times New Roman" w:cs="Times New Roman"/>
+          <w:sz w:val="24"/>
+          <w:szCs w:val="24"/>
+          <w:lang w:val="en-IN"/>
+        </w:rPr>
+      </w:pPr>
+      <w:r>
+        <w:rPr>
+          <w:rFonts w:ascii="Times New Roman" w:hAnsi="Times New Roman" w:cs="Times New Roman"/>
+          <w:sz w:val="24"/>
+          <w:szCs w:val="24"/>
+          <w:lang w:val="en-IN"/>
+        </w:rPr>
+        <w:t xml:space="preserve">FUNCTION </w:t>
+      </w:r>
+      <w:proofErr w:type="spellStart"/>
+      <w:r>
+        <w:rPr>
+          <w:rFonts w:ascii="Times New Roman" w:hAnsi="Times New Roman" w:cs="Times New Roman"/>
+          <w:sz w:val="24"/>
+          <w:szCs w:val="24"/>
+          <w:lang w:val="en-IN"/>
+        </w:rPr>
+        <w:t>evaluate_</w:t>
+      </w:r>
+      <w:proofErr w:type="gramStart"/>
+      <w:r>
+        <w:rPr>
+          <w:rFonts w:ascii="Times New Roman" w:hAnsi="Times New Roman" w:cs="Times New Roman"/>
+          <w:sz w:val="24"/>
+          <w:szCs w:val="24"/>
+          <w:lang w:val="en-IN"/>
+        </w:rPr>
+        <w:t>model</w:t>
+      </w:r>
+      <w:proofErr w:type="spellEnd"/>
+      <w:r>
+        <w:rPr>
+          <w:rFonts w:ascii="Times New Roman" w:hAnsi="Times New Roman" w:cs="Times New Roman"/>
+          <w:sz w:val="24"/>
+          <w:szCs w:val="24"/>
+          <w:lang w:val="en-IN"/>
+        </w:rPr>
+        <w:t>(</w:t>
+      </w:r>
+      <w:proofErr w:type="gramEnd"/>
+      <w:r>
+        <w:rPr>
+          <w:rFonts w:ascii="Times New Roman" w:hAnsi="Times New Roman" w:cs="Times New Roman"/>
+          <w:sz w:val="24"/>
+          <w:szCs w:val="24"/>
+          <w:lang w:val="en-IN"/>
+        </w:rPr>
+        <w:t>actual, predicted):</w:t>
+      </w:r>
+    </w:p>
+    <w:p>
+      <w:pPr>
+        <w:jc w:val="both"/>
+        <w:rPr>
+          <w:rFonts w:ascii="Times New Roman" w:hAnsi="Times New Roman" w:cs="Times New Roman"/>
+          <w:sz w:val="24"/>
+          <w:szCs w:val="24"/>
+          <w:lang w:val="en-IN"/>
+        </w:rPr>
+      </w:pPr>
+      <w:r>
+        <w:rPr>
+          <w:rFonts w:ascii="Times New Roman" w:hAnsi="Times New Roman" w:cs="Times New Roman"/>
+          <w:sz w:val="24"/>
+          <w:szCs w:val="24"/>
+          <w:lang w:val="en-IN"/>
+        </w:rPr>
+        <w:t xml:space="preserve">    CALCULATE MAE</w:t>
+      </w:r>
+    </w:p>
+    <w:p>
+      <w:pPr>
+        <w:jc w:val="both"/>
+        <w:rPr>
+          <w:rFonts w:ascii="Times New Roman" w:hAnsi="Times New Roman" w:cs="Times New Roman"/>
+          <w:sz w:val="24"/>
+          <w:szCs w:val="24"/>
+          <w:lang w:val="en-IN"/>
+        </w:rPr>
+      </w:pPr>
+      <w:r>
+        <w:rPr>
+          <w:rFonts w:ascii="Times New Roman" w:hAnsi="Times New Roman" w:cs="Times New Roman"/>
+          <w:sz w:val="24"/>
+          <w:szCs w:val="24"/>
+          <w:lang w:val="en-IN"/>
+        </w:rPr>
+        <w:t xml:space="preserve">    CALCULATE RMSE</w:t>
+      </w:r>
+    </w:p>
+    <w:p>
+      <w:pPr>
+        <w:jc w:val="both"/>
+        <w:rPr>
+          <w:rFonts w:ascii="Times New Roman" w:hAnsi="Times New Roman" w:cs="Times New Roman"/>
+          <w:sz w:val="24"/>
+          <w:szCs w:val="24"/>
+          <w:lang w:val="en-IN"/>
+        </w:rPr>
+      </w:pPr>
+      <w:r>
+        <w:rPr>
+          <w:rFonts w:ascii="Times New Roman" w:hAnsi="Times New Roman" w:cs="Times New Roman"/>
+          <w:sz w:val="24"/>
+          <w:szCs w:val="24"/>
+          <w:lang w:val="en-IN"/>
+        </w:rPr>
+        <w:t xml:space="preserve">    CALCULATE R²</w:t>
+      </w:r>
+    </w:p>
+    <w:p>
+      <w:pPr>
+        <w:jc w:val="both"/>
+        <w:rPr>
+          <w:rFonts w:ascii="Times New Roman" w:hAnsi="Times New Roman" w:cs="Times New Roman"/>
+          <w:sz w:val="24"/>
+          <w:szCs w:val="24"/>
+          <w:lang w:val="en-IN"/>
+        </w:rPr>
+      </w:pPr>
+      <w:r>
+        <w:rPr>
+          <w:rFonts w:ascii="Times New Roman" w:hAnsi="Times New Roman" w:cs="Times New Roman"/>
+          <w:sz w:val="24"/>
+          <w:szCs w:val="24"/>
+          <w:lang w:val="en-IN"/>
+        </w:rPr>
+        <w:t xml:space="preserve">    RETURN evaluation metrics</w:t>
+      </w:r>
+    </w:p>
+    <w:p>
+      <w:pPr>
+        <w:jc w:val="both"/>
+        <w:rPr>
+          <w:rFonts w:ascii="Times New Roman" w:hAnsi="Times New Roman" w:cs="Times New Roman"/>
+          <w:sz w:val="24"/>
+          <w:szCs w:val="24"/>
+          <w:lang w:val="en-IN"/>
+        </w:rPr>
+      </w:pPr>
+      <w:r>
+        <w:rPr>
+          <w:rFonts w:ascii="Times New Roman" w:hAnsi="Times New Roman" w:cs="Times New Roman"/>
+          <w:sz w:val="24"/>
+          <w:szCs w:val="24"/>
+          <w:lang w:val="en-IN"/>
+        </w:rPr>
+        <w:t>END FUNCTION</w:t>
+      </w:r>
+    </w:p>
+    <w:p>
+      <w:pPr>
+        <w:jc w:val="both"/>
+        <w:rPr>
+          <w:rFonts w:ascii="Times New Roman" w:hAnsi="Times New Roman" w:cs="Times New Roman"/>
+          <w:b/>
+          <w:bCs/>
+          <w:sz w:val="24"/>
+          <w:szCs w:val="24"/>
+          <w:lang w:val="en-IN"/>
+        </w:rPr>
+      </w:pPr>
+      <w:r>
+        <w:rPr>
+          <w:rFonts w:ascii="Times New Roman" w:hAnsi="Times New Roman" w:cs="Times New Roman"/>
+          <w:b/>
+          <w:bCs/>
+          <w:sz w:val="24"/>
+          <w:szCs w:val="24"/>
+          <w:lang w:val="en-IN"/>
+        </w:rPr>
+        <w:t>7.4 Feature Engineering</w:t>
+      </w:r>
+    </w:p>
+    <w:p>
+      <w:pPr>
+        <w:jc w:val="both"/>
+        <w:rPr>
+          <w:rFonts w:ascii="Times New Roman" w:hAnsi="Times New Roman" w:cs="Times New Roman"/>
+          <w:sz w:val="24"/>
+          <w:szCs w:val="24"/>
+          <w:lang w:val="en-IN"/>
+        </w:rPr>
+      </w:pPr>
+      <w:r>
+        <w:rPr>
+          <w:rFonts w:ascii="Times New Roman" w:hAnsi="Times New Roman" w:cs="Times New Roman"/>
+          <w:sz w:val="24"/>
+          <w:szCs w:val="24"/>
+          <w:lang w:val="en-IN"/>
+        </w:rPr>
+        <w:t xml:space="preserve">FUNCTION </w:t>
+      </w:r>
+      <w:proofErr w:type="spellStart"/>
+      <w:r>
+        <w:rPr>
+          <w:rFonts w:ascii="Times New Roman" w:hAnsi="Times New Roman" w:cs="Times New Roman"/>
+          <w:sz w:val="24"/>
+          <w:szCs w:val="24"/>
+          <w:lang w:val="en-IN"/>
+        </w:rPr>
+        <w:t>create_lag_features</w:t>
+      </w:r>
+      <w:proofErr w:type="spellEnd"/>
+      <w:r>
+        <w:rPr>
+          <w:rFonts w:ascii="Times New Roman" w:hAnsi="Times New Roman" w:cs="Times New Roman"/>
+          <w:sz w:val="24"/>
+          <w:szCs w:val="24"/>
+          <w:lang w:val="en-IN"/>
+        </w:rPr>
+        <w:t>(data):</w:t>
+      </w:r>
+    </w:p>
+    <w:p>
+      <w:pPr>
+        <w:jc w:val="both"/>
+        <w:rPr>
+          <w:rFonts w:ascii="Times New Roman" w:hAnsi="Times New Roman" w:cs="Times New Roman"/>
+          <w:sz w:val="24"/>
+          <w:szCs w:val="24"/>
+          <w:lang w:val="en-IN"/>
+        </w:rPr>
+      </w:pPr>
+      <w:r>
+        <w:rPr>
+          <w:rFonts w:ascii="Times New Roman" w:hAnsi="Times New Roman" w:cs="Times New Roman"/>
+          <w:sz w:val="24"/>
+          <w:szCs w:val="24"/>
+          <w:lang w:val="en-IN"/>
+        </w:rPr>
+        <w:t xml:space="preserve">    SORT data by country and year</w:t>
+      </w:r>
+    </w:p>
+    <w:p>
+      <w:pPr>
+        <w:jc w:val="both"/>
+        <w:rPr>
+          <w:rFonts w:ascii="Times New Roman" w:hAnsi="Times New Roman" w:cs="Times New Roman"/>
+          <w:sz w:val="24"/>
+          <w:szCs w:val="24"/>
+          <w:lang w:val="en-IN"/>
+        </w:rPr>
+      </w:pPr>
+      <w:r>
+        <w:rPr>
+          <w:rFonts w:ascii="Times New Roman" w:hAnsi="Times New Roman" w:cs="Times New Roman"/>
+          <w:sz w:val="24"/>
+          <w:szCs w:val="24"/>
+          <w:lang w:val="en-IN"/>
+        </w:rPr>
+        <w:t xml:space="preserve">    FOR each configured lag:</w:t>
+      </w:r>
+    </w:p>
+    <w:p>
+      <w:pPr>
+        <w:jc w:val="both"/>
+        <w:rPr>
+          <w:rFonts w:ascii="Times New Roman" w:hAnsi="Times New Roman" w:cs="Times New Roman"/>
+          <w:sz w:val="24"/>
+          <w:szCs w:val="24"/>
+          <w:lang w:val="en-IN"/>
+        </w:rPr>
+      </w:pPr>
+      <w:r>
+        <w:rPr>
+          <w:rFonts w:ascii="Times New Roman" w:hAnsi="Times New Roman" w:cs="Times New Roman"/>
+          <w:sz w:val="24"/>
+          <w:szCs w:val="24"/>
+          <w:lang w:val="en-IN"/>
+        </w:rPr>
+        <w:t xml:space="preserve">        GROUP data by country</w:t>
+      </w:r>
+    </w:p>
+    <w:p>
+      <w:pPr>
+        <w:jc w:val="both"/>
+        <w:rPr>
+          <w:rFonts w:ascii="Times New Roman" w:hAnsi="Times New Roman" w:cs="Times New Roman"/>
+          <w:sz w:val="24"/>
+          <w:szCs w:val="24"/>
+          <w:lang w:val="en-IN"/>
+        </w:rPr>
+      </w:pPr>
+      <w:r>
+        <w:rPr>
+          <w:rFonts w:ascii="Times New Roman" w:hAnsi="Times New Roman" w:cs="Times New Roman"/>
+          <w:sz w:val="24"/>
+          <w:szCs w:val="24"/>
+          <w:lang w:val="en-IN"/>
+        </w:rPr>
+        <w:t xml:space="preserve">        CREATE CO₂ lag feature</w:t>
+      </w:r>
+    </w:p>
+    <w:p>
+      <w:pPr>
+        <w:jc w:val="both"/>
+        <w:rPr>
+          <w:rFonts w:ascii="Times New Roman" w:hAnsi="Times New Roman" w:cs="Times New Roman"/>
+          <w:sz w:val="24"/>
+          <w:szCs w:val="24"/>
+          <w:lang w:val="en-IN"/>
+        </w:rPr>
+      </w:pPr>
+      <w:r>
+        <w:rPr>
+          <w:rFonts w:ascii="Times New Roman" w:hAnsi="Times New Roman" w:cs="Times New Roman"/>
+          <w:sz w:val="24"/>
+          <w:szCs w:val="24"/>
+          <w:lang w:val="en-IN"/>
+        </w:rPr>
+        <w:t xml:space="preserve">    RETURN transformed data</w:t>
+      </w:r>
+    </w:p>
+    <w:p>
+      <w:pPr>
+        <w:jc w:val="both"/>
+        <w:rPr>
+          <w:rFonts w:ascii="Times New Roman" w:hAnsi="Times New Roman" w:cs="Times New Roman"/>
+          <w:sz w:val="24"/>
+          <w:szCs w:val="24"/>
+          <w:lang w:val="en-IN"/>
+        </w:rPr>
+      </w:pPr>
+      <w:r>
+        <w:rPr>
+          <w:rFonts w:ascii="Times New Roman" w:hAnsi="Times New Roman" w:cs="Times New Roman"/>
+          <w:sz w:val="24"/>
+          <w:szCs w:val="24"/>
+          <w:lang w:val="en-IN"/>
+        </w:rPr>
+        <w:t>END FUNCTION</w:t>
+      </w:r>
+    </w:p>
+    <w:p>
+      <w:pPr>
+        <w:rPr>
+          <w:rFonts w:ascii="Times New Roman" w:hAnsi="Times New Roman" w:cs="Times New Roman"/>
+          <w:b/>
+          <w:bCs/>
+          <w:sz w:val="24"/>
+          <w:szCs w:val="24"/>
+          <w:lang w:val="en-IN"/>
+        </w:rPr>
+      </w:pPr>
+      <w:r>
+        <w:rPr>
+          <w:rFonts w:ascii="Times New Roman" w:hAnsi="Times New Roman" w:cs="Times New Roman"/>
+          <w:b/>
+          <w:bCs/>
+          <w:sz w:val="24"/>
+          <w:szCs w:val="24"/>
+          <w:lang w:val="en-IN"/>
+        </w:rPr>
+        <w:br w:type="page"/>
+      </w:r>
+    </w:p>
+    <w:p>
+      <w:pPr>
+        <w:jc w:val="both"/>
+        <w:rPr>
+          <w:rFonts w:ascii="Times New Roman" w:hAnsi="Times New Roman" w:cs="Times New Roman"/>
+          <w:b/>
+          <w:bCs/>
+          <w:color w:val="1F497D" w:themeColor="text2"/>
+          <w:sz w:val="32"/>
+          <w:szCs w:val="32"/>
+          <w:lang w:val="en-IN"/>
+        </w:rPr>
+      </w:pPr>
+      <w:r>
+        <w:rPr>
+          <w:rFonts w:ascii="Times New Roman" w:hAnsi="Times New Roman" w:cs="Times New Roman"/>
+          <w:b/>
+          <w:bCs/>
+          <w:color w:val="1F497D" w:themeColor="text2"/>
+          <w:sz w:val="32"/>
+          <w:szCs w:val="32"/>
+          <w:lang w:val="en-IN"/>
+        </w:rPr>
+        <w:lastRenderedPageBreak/>
+        <w:t>8. Code Maintainability and Python Best Practices</w:t>
+      </w:r>
+    </w:p>
+    <w:p>
+      <w:pPr>
+        <w:jc w:val="both"/>
+        <w:rPr>
+          <w:rFonts w:ascii="Times New Roman" w:hAnsi="Times New Roman" w:cs="Times New Roman"/>
+          <w:sz w:val="24"/>
+          <w:szCs w:val="24"/>
+          <w:lang w:val="en-IN"/>
+        </w:rPr>
+      </w:pPr>
+      <w:r>
+        <w:rPr>
+          <w:rFonts w:ascii="Times New Roman" w:hAnsi="Times New Roman" w:cs="Times New Roman"/>
+          <w:sz w:val="24"/>
+          <w:szCs w:val="24"/>
+          <w:lang w:val="en-IN"/>
+        </w:rPr>
+        <w:t>The proposed implementation follows several Python development practices.</w:t>
+      </w:r>
+    </w:p>
+    <w:p>
+      <w:pPr>
+        <w:jc w:val="both"/>
+        <w:rPr>
+          <w:rFonts w:ascii="Times New Roman" w:hAnsi="Times New Roman" w:cs="Times New Roman"/>
+          <w:b/>
+          <w:bCs/>
+          <w:sz w:val="24"/>
+          <w:szCs w:val="24"/>
+          <w:lang w:val="en-IN"/>
+        </w:rPr>
+      </w:pPr>
+      <w:r>
+        <w:rPr>
+          <w:rFonts w:ascii="Times New Roman" w:hAnsi="Times New Roman" w:cs="Times New Roman"/>
+          <w:b/>
+          <w:bCs/>
+          <w:sz w:val="24"/>
+          <w:szCs w:val="24"/>
+          <w:lang w:val="en-IN"/>
+        </w:rPr>
+        <w:t>Modularity</w:t>
+      </w:r>
+    </w:p>
+    <w:p>
+      <w:pPr>
+        <w:jc w:val="both"/>
+        <w:rPr>
+          <w:rFonts w:ascii="Times New Roman" w:hAnsi="Times New Roman" w:cs="Times New Roman"/>
+          <w:sz w:val="24"/>
+          <w:szCs w:val="24"/>
+          <w:lang w:val="en-IN"/>
+        </w:rPr>
+      </w:pPr>
+      <w:r>
+        <w:rPr>
+          <w:rFonts w:ascii="Times New Roman" w:hAnsi="Times New Roman" w:cs="Times New Roman"/>
+          <w:sz w:val="24"/>
+          <w:szCs w:val="24"/>
+          <w:lang w:val="en-IN"/>
+        </w:rPr>
+        <w:t>Related functionality is separated into individual modules rather than placing all processing logic in a single script. Python's package structure is specifically designed to organize related modules under a common namespace [3].</w:t>
+      </w:r>
+    </w:p>
+    <w:p>
+      <w:pPr>
+        <w:jc w:val="both"/>
+        <w:rPr>
+          <w:rFonts w:ascii="Times New Roman" w:hAnsi="Times New Roman" w:cs="Times New Roman"/>
+          <w:b/>
+          <w:bCs/>
+          <w:sz w:val="24"/>
+          <w:szCs w:val="24"/>
+          <w:lang w:val="en-IN"/>
+        </w:rPr>
+      </w:pPr>
+      <w:r>
+        <w:rPr>
+          <w:rFonts w:ascii="Times New Roman" w:hAnsi="Times New Roman" w:cs="Times New Roman"/>
+          <w:b/>
+          <w:bCs/>
+          <w:sz w:val="24"/>
+          <w:szCs w:val="24"/>
+          <w:lang w:val="en-IN"/>
+        </w:rPr>
+        <w:t>Centralized Configuration</w:t>
+      </w:r>
+    </w:p>
+    <w:p>
+      <w:pPr>
+        <w:jc w:val="both"/>
+        <w:rPr>
+          <w:rFonts w:ascii="Times New Roman" w:hAnsi="Times New Roman" w:cs="Times New Roman"/>
+          <w:sz w:val="24"/>
+          <w:szCs w:val="24"/>
+          <w:lang w:val="en-IN"/>
+        </w:rPr>
+      </w:pPr>
+      <w:r>
+        <w:rPr>
+          <w:rFonts w:ascii="Times New Roman" w:hAnsi="Times New Roman" w:cs="Times New Roman"/>
+          <w:sz w:val="24"/>
+          <w:szCs w:val="24"/>
+          <w:lang w:val="en-IN"/>
+        </w:rPr>
+        <w:t>Paths, feature definitions and model parameters are maintained in config.py. This reduces repeated constants across modules and makes configuration changes easier to control.</w:t>
+      </w:r>
+    </w:p>
+    <w:p>
+      <w:pPr>
+        <w:jc w:val="both"/>
+        <w:rPr>
+          <w:rFonts w:ascii="Times New Roman" w:hAnsi="Times New Roman" w:cs="Times New Roman"/>
+          <w:b/>
+          <w:bCs/>
+          <w:sz w:val="24"/>
+          <w:szCs w:val="24"/>
+          <w:lang w:val="en-IN"/>
+        </w:rPr>
+      </w:pPr>
+      <w:r>
+        <w:rPr>
+          <w:rFonts w:ascii="Times New Roman" w:hAnsi="Times New Roman" w:cs="Times New Roman"/>
+          <w:b/>
+          <w:bCs/>
+          <w:sz w:val="24"/>
+          <w:szCs w:val="24"/>
+          <w:lang w:val="en-IN"/>
+        </w:rPr>
+        <w:t>Naming and Code Style</w:t>
+      </w:r>
+    </w:p>
+    <w:p>
+      <w:pPr>
+        <w:jc w:val="both"/>
+        <w:rPr>
+          <w:rFonts w:ascii="Times New Roman" w:hAnsi="Times New Roman" w:cs="Times New Roman"/>
+          <w:sz w:val="24"/>
+          <w:szCs w:val="24"/>
+          <w:lang w:val="en-IN"/>
+        </w:rPr>
+      </w:pPr>
+      <w:r>
+        <w:rPr>
+          <w:rFonts w:ascii="Times New Roman" w:hAnsi="Times New Roman" w:cs="Times New Roman"/>
+          <w:sz w:val="24"/>
+          <w:szCs w:val="24"/>
+          <w:lang w:val="en-IN"/>
+        </w:rPr>
+        <w:t>Functions and variables should use descriptive names and follow consistent Python naming conventions. PEP 8 provides conventions for Python source code style and readability [5].</w:t>
+      </w:r>
+    </w:p>
+    <w:p>
+      <w:pPr>
+        <w:jc w:val="both"/>
+        <w:rPr>
+          <w:rFonts w:ascii="Times New Roman" w:hAnsi="Times New Roman" w:cs="Times New Roman"/>
+          <w:b/>
+          <w:bCs/>
+          <w:sz w:val="24"/>
+          <w:szCs w:val="24"/>
+          <w:lang w:val="en-IN"/>
+        </w:rPr>
+      </w:pPr>
+      <w:r>
+        <w:rPr>
+          <w:rFonts w:ascii="Times New Roman" w:hAnsi="Times New Roman" w:cs="Times New Roman"/>
+          <w:b/>
+          <w:bCs/>
+          <w:sz w:val="24"/>
+          <w:szCs w:val="24"/>
+          <w:lang w:val="en-IN"/>
+        </w:rPr>
+        <w:t>Documentation</w:t>
+      </w:r>
+    </w:p>
+    <w:p>
+      <w:pPr>
+        <w:jc w:val="both"/>
+        <w:rPr>
+          <w:rFonts w:ascii="Times New Roman" w:hAnsi="Times New Roman" w:cs="Times New Roman"/>
+          <w:sz w:val="24"/>
+          <w:szCs w:val="24"/>
+          <w:lang w:val="en-IN"/>
+        </w:rPr>
+      </w:pPr>
+      <w:r>
+        <w:rPr>
+          <w:rFonts w:ascii="Times New Roman" w:hAnsi="Times New Roman" w:cs="Times New Roman"/>
+          <w:sz w:val="24"/>
+          <w:szCs w:val="24"/>
+          <w:lang w:val="en-IN"/>
+        </w:rPr>
+        <w:t>Modules and functions should contain concise docstrings describing their purpose, parameters and outputs. This makes reusable components easier to understand and maintain.</w:t>
+      </w:r>
+    </w:p>
+    <w:p>
+      <w:pPr>
+        <w:jc w:val="both"/>
+        <w:rPr>
+          <w:rFonts w:ascii="Times New Roman" w:hAnsi="Times New Roman" w:cs="Times New Roman"/>
+          <w:b/>
+          <w:bCs/>
+          <w:sz w:val="24"/>
+          <w:szCs w:val="24"/>
+          <w:lang w:val="en-IN"/>
+        </w:rPr>
+      </w:pPr>
+      <w:r>
+        <w:rPr>
+          <w:rFonts w:ascii="Times New Roman" w:hAnsi="Times New Roman" w:cs="Times New Roman"/>
+          <w:b/>
+          <w:bCs/>
+          <w:sz w:val="24"/>
+          <w:szCs w:val="24"/>
+          <w:lang w:val="en-IN"/>
+        </w:rPr>
+        <w:t>File Path Management</w:t>
+      </w:r>
+    </w:p>
+    <w:p>
+      <w:pPr>
+        <w:jc w:val="both"/>
+        <w:rPr>
+          <w:rFonts w:ascii="Times New Roman" w:hAnsi="Times New Roman" w:cs="Times New Roman"/>
+          <w:sz w:val="24"/>
+          <w:szCs w:val="24"/>
+          <w:lang w:val="en-IN"/>
+        </w:rPr>
+      </w:pPr>
+      <w:proofErr w:type="spellStart"/>
+      <w:proofErr w:type="gramStart"/>
+      <w:r>
+        <w:rPr>
+          <w:rFonts w:ascii="Times New Roman" w:hAnsi="Times New Roman" w:cs="Times New Roman"/>
+          <w:sz w:val="24"/>
+          <w:szCs w:val="24"/>
+          <w:lang w:val="en-IN"/>
+        </w:rPr>
+        <w:t>pathlib.Path</w:t>
+      </w:r>
+      <w:proofErr w:type="spellEnd"/>
+      <w:proofErr w:type="gramEnd"/>
+      <w:r>
+        <w:rPr>
+          <w:rFonts w:ascii="Times New Roman" w:hAnsi="Times New Roman" w:cs="Times New Roman"/>
+          <w:sz w:val="24"/>
+          <w:szCs w:val="24"/>
+          <w:lang w:val="en-IN"/>
+        </w:rPr>
+        <w:t xml:space="preserve"> is used instead of manually constructed platform-specific path strings. The Python documentation recommends Path as the standard concrete path representation for filesystem operations [4].</w:t>
+      </w:r>
+    </w:p>
+    <w:p>
+      <w:pPr>
+        <w:jc w:val="both"/>
+        <w:rPr>
+          <w:rFonts w:ascii="Times New Roman" w:hAnsi="Times New Roman" w:cs="Times New Roman"/>
+          <w:b/>
+          <w:bCs/>
+          <w:sz w:val="24"/>
+          <w:szCs w:val="24"/>
+          <w:lang w:val="en-IN"/>
+        </w:rPr>
+      </w:pPr>
+      <w:r>
+        <w:rPr>
+          <w:rFonts w:ascii="Times New Roman" w:hAnsi="Times New Roman" w:cs="Times New Roman"/>
+          <w:b/>
+          <w:bCs/>
+          <w:sz w:val="24"/>
+          <w:szCs w:val="24"/>
+          <w:lang w:val="en-IN"/>
+        </w:rPr>
+        <w:t>Preprocessing Encapsulation</w:t>
+      </w:r>
+    </w:p>
+    <w:p>
+      <w:pPr>
+        <w:jc w:val="both"/>
+        <w:rPr>
+          <w:rFonts w:ascii="Times New Roman" w:hAnsi="Times New Roman" w:cs="Times New Roman"/>
+          <w:sz w:val="24"/>
+          <w:szCs w:val="24"/>
+          <w:lang w:val="en-IN"/>
+        </w:rPr>
+      </w:pPr>
+      <w:r>
+        <w:rPr>
+          <w:rFonts w:ascii="Times New Roman" w:hAnsi="Times New Roman" w:cs="Times New Roman"/>
+          <w:sz w:val="24"/>
+          <w:szCs w:val="24"/>
+          <w:lang w:val="en-IN"/>
+        </w:rPr>
+        <w:t>Where preprocessing is required, it should remain associated with the estimator through a Scikit-learn pipeline. A pipeline can chain transformations and a final predictor while helping prevent preprocessing information from leaking across evaluation boundaries [6].</w:t>
+      </w:r>
+    </w:p>
+    <w:p>
+      <w:pPr>
+        <w:jc w:val="both"/>
+        <w:rPr>
+          <w:rFonts w:ascii="Times New Roman" w:hAnsi="Times New Roman" w:cs="Times New Roman"/>
+          <w:b/>
+          <w:bCs/>
+          <w:sz w:val="24"/>
+          <w:szCs w:val="24"/>
+          <w:lang w:val="en-IN"/>
+        </w:rPr>
+      </w:pPr>
+      <w:r>
+        <w:rPr>
+          <w:rFonts w:ascii="Times New Roman" w:hAnsi="Times New Roman" w:cs="Times New Roman"/>
+          <w:b/>
+          <w:bCs/>
+          <w:sz w:val="24"/>
+          <w:szCs w:val="24"/>
+          <w:lang w:val="en-IN"/>
+        </w:rPr>
+        <w:t>Error Handling</w:t>
+      </w:r>
+    </w:p>
+    <w:p>
+      <w:pPr>
+        <w:jc w:val="both"/>
+        <w:rPr>
+          <w:rFonts w:ascii="Times New Roman" w:hAnsi="Times New Roman" w:cs="Times New Roman"/>
+          <w:sz w:val="24"/>
+          <w:szCs w:val="24"/>
+          <w:lang w:val="en-IN"/>
+        </w:rPr>
+      </w:pPr>
+      <w:r>
+        <w:rPr>
+          <w:rFonts w:ascii="Times New Roman" w:hAnsi="Times New Roman" w:cs="Times New Roman"/>
+          <w:sz w:val="24"/>
+          <w:szCs w:val="24"/>
+          <w:lang w:val="en-IN"/>
+        </w:rPr>
+        <w:t>Invalid input data should generate clear exceptions rather than allowing later model stages to fail with unrelated errors. The existing validation functions provide the basis for this approach.</w:t>
+      </w:r>
+    </w:p>
+    <w:p>
+      <w:pPr>
+        <w:jc w:val="both"/>
+        <w:rPr>
+          <w:rFonts w:ascii="Times New Roman" w:hAnsi="Times New Roman" w:cs="Times New Roman"/>
+          <w:b/>
+          <w:bCs/>
+          <w:sz w:val="24"/>
+          <w:szCs w:val="24"/>
+          <w:lang w:val="en-IN"/>
+        </w:rPr>
+      </w:pPr>
+      <w:r>
+        <w:rPr>
+          <w:rFonts w:ascii="Times New Roman" w:hAnsi="Times New Roman" w:cs="Times New Roman"/>
+          <w:b/>
+          <w:bCs/>
+          <w:sz w:val="24"/>
+          <w:szCs w:val="24"/>
+          <w:lang w:val="en-IN"/>
+        </w:rPr>
+        <w:t>Logging</w:t>
+      </w:r>
+    </w:p>
+    <w:p>
+      <w:pPr>
+        <w:jc w:val="both"/>
+        <w:rPr>
+          <w:rFonts w:ascii="Times New Roman" w:hAnsi="Times New Roman" w:cs="Times New Roman"/>
+          <w:sz w:val="24"/>
+          <w:szCs w:val="24"/>
+          <w:lang w:val="en-IN"/>
+        </w:rPr>
+      </w:pPr>
+      <w:r>
+        <w:rPr>
+          <w:rFonts w:ascii="Times New Roman" w:hAnsi="Times New Roman" w:cs="Times New Roman"/>
+          <w:sz w:val="24"/>
+          <w:szCs w:val="24"/>
+          <w:lang w:val="en-IN"/>
+        </w:rPr>
+        <w:t xml:space="preserve">As the modular implementation grows, runtime events should use Python's logging framework rather than relying entirely on </w:t>
+      </w:r>
+      <w:proofErr w:type="gramStart"/>
+      <w:r>
+        <w:rPr>
+          <w:rFonts w:ascii="Times New Roman" w:hAnsi="Times New Roman" w:cs="Times New Roman"/>
+          <w:sz w:val="24"/>
+          <w:szCs w:val="24"/>
+          <w:lang w:val="en-IN"/>
+        </w:rPr>
+        <w:t>print(</w:t>
+      </w:r>
+      <w:proofErr w:type="gramEnd"/>
+      <w:r>
+        <w:rPr>
+          <w:rFonts w:ascii="Times New Roman" w:hAnsi="Times New Roman" w:cs="Times New Roman"/>
+          <w:sz w:val="24"/>
+          <w:szCs w:val="24"/>
+          <w:lang w:val="en-IN"/>
+        </w:rPr>
+        <w:t>) statements. Python provides different logging levels such as DEBUG, INFO, WARNING and ERROR for different types of runtime information [7].</w:t>
+      </w:r>
+    </w:p>
+    <w:p>
+      <w:pPr>
+        <w:jc w:val="both"/>
+        <w:rPr>
+          <w:rFonts w:ascii="Times New Roman" w:hAnsi="Times New Roman" w:cs="Times New Roman"/>
+          <w:b/>
+          <w:bCs/>
+          <w:sz w:val="24"/>
+          <w:szCs w:val="24"/>
+          <w:lang w:val="en-IN"/>
+        </w:rPr>
+      </w:pPr>
+      <w:r>
+        <w:rPr>
+          <w:rFonts w:ascii="Times New Roman" w:hAnsi="Times New Roman" w:cs="Times New Roman"/>
+          <w:b/>
+          <w:bCs/>
+          <w:sz w:val="24"/>
+          <w:szCs w:val="24"/>
+          <w:lang w:val="en-IN"/>
+        </w:rPr>
+        <w:t>Version Control</w:t>
+      </w:r>
+    </w:p>
+    <w:p>
+      <w:pPr>
+        <w:jc w:val="both"/>
+        <w:rPr>
+          <w:rFonts w:ascii="Times New Roman" w:hAnsi="Times New Roman" w:cs="Times New Roman"/>
+          <w:sz w:val="24"/>
+          <w:szCs w:val="24"/>
+          <w:lang w:val="en-IN"/>
+        </w:rPr>
+      </w:pPr>
+      <w:r>
+        <w:rPr>
+          <w:rFonts w:ascii="Times New Roman" w:hAnsi="Times New Roman" w:cs="Times New Roman"/>
+          <w:sz w:val="24"/>
+          <w:szCs w:val="24"/>
+          <w:lang w:val="en-IN"/>
+        </w:rPr>
+        <w:lastRenderedPageBreak/>
+        <w:t>Git should be used to track changes to source code and documentation. Version control allows previous versions to be recovered and changes to be reviewed over time [8]. Separate branches can also be used when developing substantial changes without immediately modifying the main development line [8].</w:t>
+      </w:r>
+    </w:p>
+    <w:p>
+      <w:pPr>
+        <w:rPr>
+          <w:rFonts w:ascii="Times New Roman" w:hAnsi="Times New Roman" w:cs="Times New Roman"/>
+          <w:b/>
+          <w:bCs/>
+          <w:sz w:val="24"/>
+          <w:szCs w:val="24"/>
+          <w:lang w:val="en-IN"/>
+        </w:rPr>
+      </w:pPr>
+      <w:r>
+        <w:rPr>
+          <w:rFonts w:ascii="Times New Roman" w:hAnsi="Times New Roman" w:cs="Times New Roman"/>
+          <w:b/>
+          <w:bCs/>
+          <w:sz w:val="24"/>
+          <w:szCs w:val="24"/>
+          <w:lang w:val="en-IN"/>
+        </w:rPr>
+        <w:br w:type="page"/>
+      </w:r>
+    </w:p>
+    <w:p>
+      <w:pPr>
+        <w:jc w:val="both"/>
+        <w:rPr>
+          <w:rFonts w:ascii="Times New Roman" w:hAnsi="Times New Roman" w:cs="Times New Roman"/>
+          <w:b/>
+          <w:bCs/>
+          <w:color w:val="1F497D" w:themeColor="text2"/>
+          <w:sz w:val="32"/>
+          <w:szCs w:val="32"/>
+          <w:lang w:val="en-IN"/>
+        </w:rPr>
+      </w:pPr>
+      <w:r>
+        <w:rPr>
+          <w:rFonts w:ascii="Times New Roman" w:hAnsi="Times New Roman" w:cs="Times New Roman"/>
+          <w:b/>
+          <w:bCs/>
+          <w:color w:val="1F497D" w:themeColor="text2"/>
+          <w:sz w:val="32"/>
+          <w:szCs w:val="32"/>
+          <w:lang w:val="en-IN"/>
+        </w:rPr>
+        <w:lastRenderedPageBreak/>
+        <w:t>9. Testing Strategy</w:t>
+      </w:r>
+    </w:p>
+    <w:p>
+      <w:pPr>
+        <w:jc w:val="both"/>
+        <w:rPr>
+          <w:rFonts w:ascii="Times New Roman" w:hAnsi="Times New Roman" w:cs="Times New Roman"/>
+          <w:sz w:val="24"/>
+          <w:szCs w:val="24"/>
+          <w:lang w:val="en-IN"/>
+        </w:rPr>
+      </w:pPr>
+      <w:r>
+        <w:rPr>
+          <w:rFonts w:ascii="Times New Roman" w:hAnsi="Times New Roman" w:cs="Times New Roman"/>
+          <w:sz w:val="24"/>
+          <w:szCs w:val="24"/>
+          <w:lang w:val="en-IN"/>
+        </w:rPr>
+        <w:t>Testing should be introduced as the notebook functionality is gradually migrated into reusable modules.</w:t>
+      </w:r>
+    </w:p>
+    <w:p>
+      <w:pPr>
+        <w:jc w:val="both"/>
+        <w:rPr>
+          <w:rFonts w:ascii="Times New Roman" w:hAnsi="Times New Roman" w:cs="Times New Roman"/>
+          <w:b/>
+          <w:bCs/>
+          <w:sz w:val="24"/>
+          <w:szCs w:val="24"/>
+          <w:lang w:val="en-IN"/>
+        </w:rPr>
+      </w:pPr>
+      <w:r>
+        <w:rPr>
+          <w:rFonts w:ascii="Times New Roman" w:hAnsi="Times New Roman" w:cs="Times New Roman"/>
+          <w:b/>
+          <w:bCs/>
+          <w:sz w:val="24"/>
+          <w:szCs w:val="24"/>
+          <w:lang w:val="en-IN"/>
+        </w:rPr>
+        <w:t>Unit Testing</w:t>
+      </w:r>
+    </w:p>
+    <w:p>
+      <w:pPr>
+        <w:jc w:val="both"/>
+        <w:rPr>
+          <w:rFonts w:ascii="Times New Roman" w:hAnsi="Times New Roman" w:cs="Times New Roman"/>
+          <w:sz w:val="24"/>
+          <w:szCs w:val="24"/>
+          <w:lang w:val="en-IN"/>
+        </w:rPr>
+      </w:pPr>
+      <w:r>
+        <w:rPr>
+          <w:rFonts w:ascii="Times New Roman" w:hAnsi="Times New Roman" w:cs="Times New Roman"/>
+          <w:sz w:val="24"/>
+          <w:szCs w:val="24"/>
+          <w:lang w:val="en-IN"/>
+        </w:rPr>
+        <w:t>Individual functions should be tested independently.</w:t>
+      </w:r>
+    </w:p>
+    <w:p>
+      <w:pPr>
+        <w:jc w:val="both"/>
+        <w:rPr>
+          <w:rFonts w:ascii="Times New Roman" w:hAnsi="Times New Roman" w:cs="Times New Roman"/>
+          <w:sz w:val="24"/>
+          <w:szCs w:val="24"/>
+          <w:lang w:val="en-IN"/>
+        </w:rPr>
+      </w:pPr>
+      <w:r>
+        <w:rPr>
+          <w:rFonts w:ascii="Times New Roman" w:hAnsi="Times New Roman" w:cs="Times New Roman"/>
+          <w:sz w:val="24"/>
+          <w:szCs w:val="24"/>
+          <w:lang w:val="en-IN"/>
+        </w:rPr>
+        <w:t>Examples include:</w:t>
+      </w:r>
+    </w:p>
+    <w:p>
+      <w:pPr>
+        <w:numPr>
+          <w:ilvl w:val="0"/>
+          <w:numId w:val="43"/>
+        </w:numPr>
+        <w:jc w:val="both"/>
+        <w:rPr>
+          <w:rFonts w:ascii="Times New Roman" w:hAnsi="Times New Roman" w:cs="Times New Roman"/>
+          <w:sz w:val="24"/>
+          <w:szCs w:val="24"/>
+          <w:lang w:val="en-IN"/>
+        </w:rPr>
+      </w:pPr>
+      <w:r>
+        <w:rPr>
+          <w:rFonts w:ascii="Times New Roman" w:hAnsi="Times New Roman" w:cs="Times New Roman"/>
+          <w:sz w:val="24"/>
+          <w:szCs w:val="24"/>
+          <w:lang w:val="en-IN"/>
+        </w:rPr>
+        <w:t xml:space="preserve">verifying that </w:t>
+      </w:r>
+      <w:proofErr w:type="spellStart"/>
+      <w:r>
+        <w:rPr>
+          <w:rFonts w:ascii="Times New Roman" w:hAnsi="Times New Roman" w:cs="Times New Roman"/>
+          <w:sz w:val="24"/>
+          <w:szCs w:val="24"/>
+          <w:lang w:val="en-IN"/>
+        </w:rPr>
+        <w:t>load_</w:t>
+      </w:r>
+      <w:proofErr w:type="gramStart"/>
+      <w:r>
+        <w:rPr>
+          <w:rFonts w:ascii="Times New Roman" w:hAnsi="Times New Roman" w:cs="Times New Roman"/>
+          <w:sz w:val="24"/>
+          <w:szCs w:val="24"/>
+          <w:lang w:val="en-IN"/>
+        </w:rPr>
+        <w:t>csv</w:t>
+      </w:r>
+      <w:proofErr w:type="spellEnd"/>
+      <w:r>
+        <w:rPr>
+          <w:rFonts w:ascii="Times New Roman" w:hAnsi="Times New Roman" w:cs="Times New Roman"/>
+          <w:sz w:val="24"/>
+          <w:szCs w:val="24"/>
+          <w:lang w:val="en-IN"/>
+        </w:rPr>
+        <w:t>(</w:t>
+      </w:r>
+      <w:proofErr w:type="gramEnd"/>
+      <w:r>
+        <w:rPr>
+          <w:rFonts w:ascii="Times New Roman" w:hAnsi="Times New Roman" w:cs="Times New Roman"/>
+          <w:sz w:val="24"/>
+          <w:szCs w:val="24"/>
+          <w:lang w:val="en-IN"/>
+        </w:rPr>
+        <w:t>) loads a dataset correctly;</w:t>
+      </w:r>
+    </w:p>
+    <w:p>
+      <w:pPr>
+        <w:numPr>
+          <w:ilvl w:val="0"/>
+          <w:numId w:val="43"/>
+        </w:numPr>
+        <w:jc w:val="both"/>
+        <w:rPr>
+          <w:rFonts w:ascii="Times New Roman" w:hAnsi="Times New Roman" w:cs="Times New Roman"/>
+          <w:sz w:val="24"/>
+          <w:szCs w:val="24"/>
+          <w:lang w:val="en-IN"/>
+        </w:rPr>
+      </w:pPr>
+      <w:r>
+        <w:rPr>
+          <w:rFonts w:ascii="Times New Roman" w:hAnsi="Times New Roman" w:cs="Times New Roman"/>
+          <w:sz w:val="24"/>
+          <w:szCs w:val="24"/>
+          <w:lang w:val="en-IN"/>
+        </w:rPr>
+        <w:t>checking that required-column validation detects missing columns;</w:t>
+      </w:r>
+    </w:p>
+    <w:p>
+      <w:pPr>
+        <w:numPr>
+          <w:ilvl w:val="0"/>
+          <w:numId w:val="43"/>
+        </w:numPr>
+        <w:jc w:val="both"/>
+        <w:rPr>
+          <w:rFonts w:ascii="Times New Roman" w:hAnsi="Times New Roman" w:cs="Times New Roman"/>
+          <w:sz w:val="24"/>
+          <w:szCs w:val="24"/>
+          <w:lang w:val="en-IN"/>
+        </w:rPr>
+      </w:pPr>
+      <w:r>
+        <w:rPr>
+          <w:rFonts w:ascii="Times New Roman" w:hAnsi="Times New Roman" w:cs="Times New Roman"/>
+          <w:sz w:val="24"/>
+          <w:szCs w:val="24"/>
+          <w:lang w:val="en-IN"/>
+        </w:rPr>
+        <w:t>checking that lag generation creates the expected country-specific lag columns;</w:t>
+      </w:r>
+    </w:p>
+    <w:p>
+      <w:pPr>
+        <w:numPr>
+          <w:ilvl w:val="0"/>
+          <w:numId w:val="43"/>
+        </w:numPr>
+        <w:jc w:val="both"/>
+        <w:rPr>
+          <w:rFonts w:ascii="Times New Roman" w:hAnsi="Times New Roman" w:cs="Times New Roman"/>
+          <w:sz w:val="24"/>
+          <w:szCs w:val="24"/>
+          <w:lang w:val="en-IN"/>
+        </w:rPr>
+      </w:pPr>
+      <w:r>
+        <w:rPr>
+          <w:rFonts w:ascii="Times New Roman" w:hAnsi="Times New Roman" w:cs="Times New Roman"/>
+          <w:sz w:val="24"/>
+          <w:szCs w:val="24"/>
+          <w:lang w:val="en-IN"/>
+        </w:rPr>
+        <w:t>verifying that the metric function returns MAE, RMSE and R².</w:t>
+      </w:r>
+    </w:p>
+    <w:p>
+      <w:pPr>
+        <w:jc w:val="both"/>
+        <w:rPr>
+          <w:rFonts w:ascii="Times New Roman" w:hAnsi="Times New Roman" w:cs="Times New Roman"/>
+          <w:b/>
+          <w:bCs/>
+          <w:sz w:val="24"/>
+          <w:szCs w:val="24"/>
+          <w:lang w:val="en-IN"/>
+        </w:rPr>
+      </w:pPr>
+      <w:r>
+        <w:rPr>
+          <w:rFonts w:ascii="Times New Roman" w:hAnsi="Times New Roman" w:cs="Times New Roman"/>
+          <w:b/>
+          <w:bCs/>
+          <w:sz w:val="24"/>
+          <w:szCs w:val="24"/>
+          <w:lang w:val="en-IN"/>
+        </w:rPr>
+        <w:t>Integration Testing</w:t>
+      </w:r>
+    </w:p>
+    <w:p>
+      <w:pPr>
+        <w:jc w:val="both"/>
+        <w:rPr>
+          <w:rFonts w:ascii="Times New Roman" w:hAnsi="Times New Roman" w:cs="Times New Roman"/>
+          <w:sz w:val="24"/>
+          <w:szCs w:val="24"/>
+          <w:lang w:val="en-IN"/>
+        </w:rPr>
+      </w:pPr>
+      <w:r>
+        <w:rPr>
+          <w:rFonts w:ascii="Times New Roman" w:hAnsi="Times New Roman" w:cs="Times New Roman"/>
+          <w:sz w:val="24"/>
+          <w:szCs w:val="24"/>
+          <w:lang w:val="en-IN"/>
+        </w:rPr>
+        <w:t>Related modules should be tested together.</w:t>
+      </w:r>
+    </w:p>
+    <w:p>
+      <w:pPr>
+        <w:jc w:val="both"/>
+        <w:rPr>
+          <w:rFonts w:ascii="Times New Roman" w:hAnsi="Times New Roman" w:cs="Times New Roman"/>
+          <w:sz w:val="24"/>
+          <w:szCs w:val="24"/>
+          <w:lang w:val="en-IN"/>
+        </w:rPr>
+      </w:pPr>
+      <w:r>
+        <w:rPr>
+          <w:rFonts w:ascii="Times New Roman" w:hAnsi="Times New Roman" w:cs="Times New Roman"/>
+          <w:sz w:val="24"/>
+          <w:szCs w:val="24"/>
+          <w:lang w:val="en-IN"/>
+        </w:rPr>
+        <w:t>For example:</w:t>
+      </w:r>
+    </w:p>
+    <w:p>
+      <w:pPr>
+        <w:jc w:val="both"/>
+        <w:rPr>
+          <w:rFonts w:ascii="Times New Roman" w:hAnsi="Times New Roman" w:cs="Times New Roman"/>
+          <w:sz w:val="24"/>
+          <w:szCs w:val="24"/>
+          <w:lang w:val="en-IN"/>
+        </w:rPr>
+      </w:pPr>
+      <w:r>
+        <w:rPr>
+          <w:rFonts w:ascii="Times New Roman" w:hAnsi="Times New Roman" w:cs="Times New Roman"/>
+          <w:noProof/>
+          <w:sz w:val="24"/>
+          <w:szCs w:val="24"/>
+          <w:lang w:val="en-IN"/>
+        </w:rPr>
+        <w:drawing>
+          <wp:inline distT="0" distB="0" distL="0" distR="0" wp14:anchorId="51EEBB76" wp14:editId="1699F442">
+            <wp:extent cx="6858000" cy="768350"/>
+            <wp:effectExtent l="0" t="0" r="0" b="0"/>
+            <wp:docPr id="2086604363" name="Picture 8"/>
+            <wp:cNvGraphicFramePr>
+              <a:graphicFrameLocks xmlns:a="http://schemas.openxmlformats.org/drawingml/2006/main" noChangeAspect="1"/>
+            </wp:cNvGraphicFramePr>
+            <a:graphic xmlns:a="http://schemas.openxmlformats.org/drawingml/2006/main">
+              <a:graphicData uri="http://schemas.openxmlformats.org/drawingml/2006/picture">
+                <pic:pic xmlns:pic="http://schemas.openxmlformats.org/drawingml/2006/picture">
+                  <pic:nvPicPr>
+                    <pic:cNvPr id="2086604363" name="Picture 2086604363"/>
+                    <pic:cNvPicPr/>
+                  </pic:nvPicPr>
+                  <pic:blipFill rotWithShape="1">
+                    <a:blip r:embed="rId12"/>
+                    <a:srcRect t="37189" b="37950"/>
+                    <a:stretch>
+                      <a:fillRect/>
+                    </a:stretch>
+                  </pic:blipFill>
+                  <pic:spPr bwMode="auto">
+                    <a:xfrm>
+                      <a:off x="0" y="0"/>
+                      <a:ext cx="6858000" cy="768350"/>
+                    </a:xfrm>
+                    <a:prstGeom prst="rect">
+                      <a:avLst/>
+                    </a:prstGeom>
+                    <a:ln>
+                      <a:noFill/>
+                    </a:ln>
+                    <a:extLst>
+                      <a:ext uri="{53640926-AAD7-44D8-BBD7-CCE9431645EC}">
+                        <a14:shadowObscured xmlns:a14="http://schemas.microsoft.com/office/drawing/2010/main"/>
+                      </a:ext>
+                    </a:extLst>
+                  </pic:spPr>
+                </pic:pic>
+              </a:graphicData>
+            </a:graphic>
+          </wp:inline>
+        </w:drawing>
+      </w:r>
+    </w:p>
+    <w:p>
+      <w:pPr>
+        <w:jc w:val="both"/>
+        <w:rPr>
+          <w:rFonts w:ascii="Times New Roman" w:hAnsi="Times New Roman" w:cs="Times New Roman"/>
+          <w:sz w:val="24"/>
+          <w:szCs w:val="24"/>
+          <w:lang w:val="en-IN"/>
+        </w:rPr>
+      </w:pPr>
+      <w:r>
+        <w:rPr>
+          <w:rFonts w:ascii="Times New Roman" w:hAnsi="Times New Roman" w:cs="Times New Roman"/>
+          <w:sz w:val="24"/>
+          <w:szCs w:val="24"/>
+          <w:lang w:val="en-IN"/>
+        </w:rPr>
+        <w:t>The purpose is to verify that outputs from one module are compatible with the next module.</w:t>
+      </w:r>
+    </w:p>
+    <w:p>
+      <w:pPr>
+        <w:jc w:val="both"/>
+        <w:rPr>
+          <w:rFonts w:ascii="Times New Roman" w:hAnsi="Times New Roman" w:cs="Times New Roman"/>
+          <w:b/>
+          <w:bCs/>
+          <w:sz w:val="24"/>
+          <w:szCs w:val="24"/>
+          <w:lang w:val="en-IN"/>
+        </w:rPr>
+      </w:pPr>
+      <w:r>
+        <w:rPr>
+          <w:rFonts w:ascii="Times New Roman" w:hAnsi="Times New Roman" w:cs="Times New Roman"/>
+          <w:b/>
+          <w:bCs/>
+          <w:sz w:val="24"/>
+          <w:szCs w:val="24"/>
+          <w:lang w:val="en-IN"/>
+        </w:rPr>
+        <w:t>End-to-End Testing</w:t>
+      </w:r>
+    </w:p>
+    <w:p>
+      <w:pPr>
+        <w:jc w:val="both"/>
+        <w:rPr>
+          <w:rFonts w:ascii="Times New Roman" w:hAnsi="Times New Roman" w:cs="Times New Roman"/>
+          <w:sz w:val="24"/>
+          <w:szCs w:val="24"/>
+          <w:lang w:val="en-IN"/>
+        </w:rPr>
+      </w:pPr>
+      <w:r>
+        <w:rPr>
+          <w:rFonts w:ascii="Times New Roman" w:hAnsi="Times New Roman" w:cs="Times New Roman"/>
+          <w:sz w:val="24"/>
+          <w:szCs w:val="24"/>
+          <w:lang w:val="en-IN"/>
+        </w:rPr>
+        <w:t>The complete modular workflow should eventually be executed using the same processed dataset and model configurations as the existing notebooks. The resulting outputs should be compared with known notebook results before replacing any existing workflow.</w:t>
+      </w:r>
+    </w:p>
+    <w:p>
+      <w:pPr>
+        <w:jc w:val="both"/>
+        <w:rPr>
+          <w:rFonts w:ascii="Times New Roman" w:hAnsi="Times New Roman" w:cs="Times New Roman"/>
+          <w:sz w:val="24"/>
+          <w:szCs w:val="24"/>
+          <w:lang w:val="en-IN"/>
+        </w:rPr>
+      </w:pPr>
+      <w:r>
+        <w:rPr>
+          <w:rFonts w:ascii="Times New Roman" w:hAnsi="Times New Roman" w:cs="Times New Roman"/>
+          <w:sz w:val="24"/>
+          <w:szCs w:val="24"/>
+          <w:lang w:val="en-IN"/>
+        </w:rPr>
+        <w:t xml:space="preserve">A testing framework such as </w:t>
+      </w:r>
+      <w:proofErr w:type="spellStart"/>
+      <w:r>
+        <w:rPr>
+          <w:rFonts w:ascii="Times New Roman" w:hAnsi="Times New Roman" w:cs="Times New Roman"/>
+          <w:sz w:val="24"/>
+          <w:szCs w:val="24"/>
+          <w:lang w:val="en-IN"/>
+        </w:rPr>
+        <w:t>pytest</w:t>
+      </w:r>
+      <w:proofErr w:type="spellEnd"/>
+      <w:r>
+        <w:rPr>
+          <w:rFonts w:ascii="Times New Roman" w:hAnsi="Times New Roman" w:cs="Times New Roman"/>
+          <w:sz w:val="24"/>
+          <w:szCs w:val="24"/>
+          <w:lang w:val="en-IN"/>
+        </w:rPr>
+        <w:t xml:space="preserve"> can provide reusable fixtures and structured test execution [9].</w:t>
+      </w:r>
+    </w:p>
+    <w:p>
+      <w:pPr>
+        <w:jc w:val="both"/>
+        <w:rPr>
+          <w:rFonts w:ascii="Times New Roman" w:hAnsi="Times New Roman" w:cs="Times New Roman"/>
+          <w:b/>
+          <w:bCs/>
+          <w:sz w:val="24"/>
+          <w:szCs w:val="24"/>
+          <w:lang w:val="en-IN"/>
+        </w:rPr>
+      </w:pPr>
+      <w:r>
+        <w:rPr>
+          <w:rFonts w:ascii="Times New Roman" w:hAnsi="Times New Roman" w:cs="Times New Roman"/>
+          <w:b/>
+          <w:bCs/>
+          <w:sz w:val="24"/>
+          <w:szCs w:val="24"/>
+          <w:lang w:val="en-IN"/>
+        </w:rPr>
+        <w:t>Regression Testing</w:t>
+      </w:r>
+    </w:p>
+    <w:p>
+      <w:pPr>
+        <w:jc w:val="both"/>
+        <w:rPr>
+          <w:rFonts w:ascii="Times New Roman" w:hAnsi="Times New Roman" w:cs="Times New Roman"/>
+          <w:sz w:val="24"/>
+          <w:szCs w:val="24"/>
+          <w:lang w:val="en-IN"/>
+        </w:rPr>
+      </w:pPr>
+      <w:r>
+        <w:rPr>
+          <w:rFonts w:ascii="Times New Roman" w:hAnsi="Times New Roman" w:cs="Times New Roman"/>
+          <w:sz w:val="24"/>
+          <w:szCs w:val="24"/>
+          <w:lang w:val="en-IN"/>
+        </w:rPr>
+        <w:t>After modular migration, previously verified model results should be retained as reference values. Changes to the implementation should not unintentionally alter established outputs.</w:t>
+      </w:r>
+    </w:p>
+    <w:p>
+      <w:pPr>
+        <w:rPr>
+          <w:rFonts w:ascii="Times New Roman" w:hAnsi="Times New Roman" w:cs="Times New Roman"/>
+          <w:b/>
+          <w:bCs/>
+          <w:sz w:val="24"/>
+          <w:szCs w:val="24"/>
+          <w:lang w:val="en-IN"/>
+        </w:rPr>
+      </w:pPr>
+      <w:r>
+        <w:rPr>
+          <w:rFonts w:ascii="Times New Roman" w:hAnsi="Times New Roman" w:cs="Times New Roman"/>
+          <w:b/>
+          <w:bCs/>
+          <w:sz w:val="24"/>
+          <w:szCs w:val="24"/>
+          <w:lang w:val="en-IN"/>
+        </w:rPr>
+        <w:br w:type="page"/>
+      </w:r>
+    </w:p>
+    <w:p>
+      <w:pPr>
+        <w:jc w:val="both"/>
+        <w:rPr>
+          <w:rFonts w:ascii="Times New Roman" w:hAnsi="Times New Roman" w:cs="Times New Roman"/>
+          <w:b/>
+          <w:bCs/>
+          <w:color w:val="1F497D" w:themeColor="text2"/>
+          <w:sz w:val="32"/>
+          <w:szCs w:val="32"/>
+          <w:lang w:val="en-IN"/>
+        </w:rPr>
+      </w:pPr>
+      <w:r>
+        <w:rPr>
+          <w:rFonts w:ascii="Times New Roman" w:hAnsi="Times New Roman" w:cs="Times New Roman"/>
+          <w:b/>
+          <w:bCs/>
+          <w:color w:val="1F497D" w:themeColor="text2"/>
+          <w:sz w:val="32"/>
+          <w:szCs w:val="32"/>
+          <w:lang w:val="en-IN"/>
+        </w:rPr>
+        <w:lastRenderedPageBreak/>
+        <w:t>10. Risk Assessment and Mitigation</w:t>
+      </w:r>
+    </w:p>
+    <w:tbl>
+      <w:tblPr>
+        <w:tblW w:w="0" w:type="auto"/>
+        <w:jc w:val="center"/>
+        <w:tblCellSpacing w:w="15" w:type="dxa"/>
+        <w:tblBorders>
+          <w:top w:val="single" w:sz="4" w:space="0" w:color="auto"/>
+          <w:left w:val="single" w:sz="4" w:space="0" w:color="auto"/>
+          <w:bottom w:val="single" w:sz="4" w:space="0" w:color="auto"/>
+          <w:right w:val="single" w:sz="4" w:space="0" w:color="auto"/>
+          <w:insideH w:val="single" w:sz="4" w:space="0" w:color="auto"/>
+          <w:insideV w:val="single" w:sz="4" w:space="0" w:color="auto"/>
+        </w:tblBorders>
+        <w:tblCellMar>
+          <w:top w:w="15" w:type="dxa"/>
+          <w:left w:w="15" w:type="dxa"/>
+          <w:bottom w:w="15" w:type="dxa"/>
+          <w:right w:w="15" w:type="dxa"/>
+        </w:tblCellMar>
+        <w:tblLook w:val="04A0" w:firstRow="1" w:lastRow="0" w:firstColumn="1" w:lastColumn="0" w:noHBand="0" w:noVBand="1"/>
+      </w:tblPr>
+      <w:tblGrid>
+        <w:gridCol w:w="2323"/>
+        <w:gridCol w:w="4056"/>
+        <w:gridCol w:w="4531"/>
+      </w:tblGrid>
+      <w:tr>
+        <w:trPr>
+          <w:tblHeader/>
+          <w:tblCellSpacing w:w="15" w:type="dxa"/>
+          <w:jc w:val="center"/>
+        </w:trPr>
+        <w:tc>
+          <w:tcPr>
+            <w:tcW w:w="2278" w:type="dxa"/>
+            <w:vAlign w:val="center"/>
+            <w:hideMark/>
+          </w:tcPr>
+          <w:p>
+            <w:pPr>
+              <w:jc w:val="center"/>
+              <w:rPr>
+                <w:rFonts w:ascii="Times New Roman" w:hAnsi="Times New Roman" w:cs="Times New Roman"/>
+                <w:b/>
+                <w:bCs/>
+                <w:sz w:val="24"/>
+                <w:szCs w:val="24"/>
+                <w:lang w:val="en-IN"/>
+              </w:rPr>
+            </w:pPr>
+            <w:r>
+              <w:rPr>
+                <w:rFonts w:ascii="Times New Roman" w:hAnsi="Times New Roman" w:cs="Times New Roman"/>
+                <w:b/>
+                <w:bCs/>
+                <w:sz w:val="24"/>
+                <w:szCs w:val="24"/>
+                <w:lang w:val="en-IN"/>
+              </w:rPr>
+              <w:t>Risk</w:t>
+            </w:r>
+          </w:p>
+        </w:tc>
+        <w:tc>
+          <w:tcPr>
+            <w:tcW w:w="4026" w:type="dxa"/>
+            <w:vAlign w:val="center"/>
+            <w:hideMark/>
+          </w:tcPr>
+          <w:p>
+            <w:pPr>
+              <w:jc w:val="center"/>
+              <w:rPr>
+                <w:rFonts w:ascii="Times New Roman" w:hAnsi="Times New Roman" w:cs="Times New Roman"/>
+                <w:b/>
+                <w:bCs/>
+                <w:sz w:val="24"/>
+                <w:szCs w:val="24"/>
+                <w:lang w:val="en-IN"/>
+              </w:rPr>
+            </w:pPr>
+            <w:r>
+              <w:rPr>
+                <w:rFonts w:ascii="Times New Roman" w:hAnsi="Times New Roman" w:cs="Times New Roman"/>
+                <w:b/>
+                <w:bCs/>
+                <w:sz w:val="24"/>
+                <w:szCs w:val="24"/>
+                <w:lang w:val="en-IN"/>
+              </w:rPr>
+              <w:t>Potential Impact</w:t>
+            </w:r>
+          </w:p>
+        </w:tc>
+        <w:tc>
+          <w:tcPr>
+            <w:tcW w:w="0" w:type="auto"/>
+            <w:vAlign w:val="center"/>
+            <w:hideMark/>
+          </w:tcPr>
+          <w:p>
+            <w:pPr>
+              <w:jc w:val="center"/>
+              <w:rPr>
+                <w:rFonts w:ascii="Times New Roman" w:hAnsi="Times New Roman" w:cs="Times New Roman"/>
+                <w:b/>
+                <w:bCs/>
+                <w:sz w:val="24"/>
+                <w:szCs w:val="24"/>
+                <w:lang w:val="en-IN"/>
+              </w:rPr>
+            </w:pPr>
+            <w:r>
+              <w:rPr>
+                <w:rFonts w:ascii="Times New Roman" w:hAnsi="Times New Roman" w:cs="Times New Roman"/>
+                <w:b/>
+                <w:bCs/>
+                <w:sz w:val="24"/>
+                <w:szCs w:val="24"/>
+                <w:lang w:val="en-IN"/>
+              </w:rPr>
+              <w:t>Mitigation</w:t>
+            </w:r>
+          </w:p>
+        </w:tc>
+      </w:tr>
+      <w:tr>
+        <w:trPr>
+          <w:tblCellSpacing w:w="15" w:type="dxa"/>
+          <w:jc w:val="center"/>
+        </w:trPr>
+        <w:tc>
+          <w:tcPr>
+            <w:tcW w:w="2278" w:type="dxa"/>
+            <w:vAlign w:val="center"/>
+            <w:hideMark/>
+          </w:tcPr>
+          <w:p>
+            <w:pPr>
+              <w:jc w:val="center"/>
+              <w:rPr>
+                <w:rFonts w:ascii="Times New Roman" w:hAnsi="Times New Roman" w:cs="Times New Roman"/>
+                <w:sz w:val="24"/>
+                <w:szCs w:val="24"/>
+                <w:lang w:val="en-IN"/>
+              </w:rPr>
+            </w:pPr>
+            <w:r>
+              <w:rPr>
+                <w:rFonts w:ascii="Times New Roman" w:hAnsi="Times New Roman" w:cs="Times New Roman"/>
+                <w:sz w:val="24"/>
+                <w:szCs w:val="24"/>
+                <w:lang w:val="en-IN"/>
+              </w:rPr>
+              <w:t>Notebook and module outputs diverge</w:t>
+            </w:r>
+          </w:p>
+        </w:tc>
+        <w:tc>
+          <w:tcPr>
+            <w:tcW w:w="4026" w:type="dxa"/>
+            <w:vAlign w:val="center"/>
+            <w:hideMark/>
+          </w:tcPr>
+          <w:p>
+            <w:pPr>
+              <w:jc w:val="center"/>
+              <w:rPr>
+                <w:rFonts w:ascii="Times New Roman" w:hAnsi="Times New Roman" w:cs="Times New Roman"/>
+                <w:sz w:val="24"/>
+                <w:szCs w:val="24"/>
+                <w:lang w:val="en-IN"/>
+              </w:rPr>
+            </w:pPr>
+            <w:r>
+              <w:rPr>
+                <w:rFonts w:ascii="Times New Roman" w:hAnsi="Times New Roman" w:cs="Times New Roman"/>
+                <w:sz w:val="24"/>
+                <w:szCs w:val="24"/>
+                <w:lang w:val="en-IN"/>
+              </w:rPr>
+              <w:t>Different implementations may produce different results</w:t>
+            </w:r>
+          </w:p>
+        </w:tc>
+        <w:tc>
+          <w:tcPr>
+            <w:tcW w:w="0" w:type="auto"/>
+            <w:vAlign w:val="center"/>
+            <w:hideMark/>
+          </w:tcPr>
+          <w:p>
+            <w:pPr>
+              <w:jc w:val="center"/>
+              <w:rPr>
+                <w:rFonts w:ascii="Times New Roman" w:hAnsi="Times New Roman" w:cs="Times New Roman"/>
+                <w:sz w:val="24"/>
+                <w:szCs w:val="24"/>
+                <w:lang w:val="en-IN"/>
+              </w:rPr>
+            </w:pPr>
+            <w:r>
+              <w:rPr>
+                <w:rFonts w:ascii="Times New Roman" w:hAnsi="Times New Roman" w:cs="Times New Roman"/>
+                <w:sz w:val="24"/>
+                <w:szCs w:val="24"/>
+                <w:lang w:val="en-IN"/>
+              </w:rPr>
+              <w:t>Compare modular outputs against existing notebook results</w:t>
+            </w:r>
+          </w:p>
+        </w:tc>
+      </w:tr>
+      <w:tr>
+        <w:trPr>
+          <w:tblCellSpacing w:w="15" w:type="dxa"/>
+          <w:jc w:val="center"/>
+        </w:trPr>
+        <w:tc>
+          <w:tcPr>
+            <w:tcW w:w="2278" w:type="dxa"/>
+            <w:vAlign w:val="center"/>
+            <w:hideMark/>
+          </w:tcPr>
+          <w:p>
+            <w:pPr>
+              <w:jc w:val="center"/>
+              <w:rPr>
+                <w:rFonts w:ascii="Times New Roman" w:hAnsi="Times New Roman" w:cs="Times New Roman"/>
+                <w:sz w:val="24"/>
+                <w:szCs w:val="24"/>
+                <w:lang w:val="en-IN"/>
+              </w:rPr>
+            </w:pPr>
+            <w:r>
+              <w:rPr>
+                <w:rFonts w:ascii="Times New Roman" w:hAnsi="Times New Roman" w:cs="Times New Roman"/>
+                <w:sz w:val="24"/>
+                <w:szCs w:val="24"/>
+                <w:lang w:val="en-IN"/>
+              </w:rPr>
+              <w:t>Feature mismatch</w:t>
+            </w:r>
+          </w:p>
+        </w:tc>
+        <w:tc>
+          <w:tcPr>
+            <w:tcW w:w="4026" w:type="dxa"/>
+            <w:vAlign w:val="center"/>
+            <w:hideMark/>
+          </w:tcPr>
+          <w:p>
+            <w:pPr>
+              <w:jc w:val="center"/>
+              <w:rPr>
+                <w:rFonts w:ascii="Times New Roman" w:hAnsi="Times New Roman" w:cs="Times New Roman"/>
+                <w:sz w:val="24"/>
+                <w:szCs w:val="24"/>
+                <w:lang w:val="en-IN"/>
+              </w:rPr>
+            </w:pPr>
+            <w:r>
+              <w:rPr>
+                <w:rFonts w:ascii="Times New Roman" w:hAnsi="Times New Roman" w:cs="Times New Roman"/>
+                <w:sz w:val="24"/>
+                <w:szCs w:val="24"/>
+                <w:lang w:val="en-IN"/>
+              </w:rPr>
+              <w:t>Models may receive different features or feature ordering</w:t>
+            </w:r>
+          </w:p>
+        </w:tc>
+        <w:tc>
+          <w:tcPr>
+            <w:tcW w:w="0" w:type="auto"/>
+            <w:vAlign w:val="center"/>
+            <w:hideMark/>
+          </w:tcPr>
+          <w:p>
+            <w:pPr>
+              <w:jc w:val="center"/>
+              <w:rPr>
+                <w:rFonts w:ascii="Times New Roman" w:hAnsi="Times New Roman" w:cs="Times New Roman"/>
+                <w:sz w:val="24"/>
+                <w:szCs w:val="24"/>
+                <w:lang w:val="en-IN"/>
+              </w:rPr>
+            </w:pPr>
+            <w:r>
+              <w:rPr>
+                <w:rFonts w:ascii="Times New Roman" w:hAnsi="Times New Roman" w:cs="Times New Roman"/>
+                <w:sz w:val="24"/>
+                <w:szCs w:val="24"/>
+                <w:lang w:val="en-IN"/>
+              </w:rPr>
+              <w:t>Maintain feature definitions centrally in config.py</w:t>
+            </w:r>
+          </w:p>
+        </w:tc>
+      </w:tr>
+      <w:tr>
+        <w:trPr>
+          <w:tblCellSpacing w:w="15" w:type="dxa"/>
+          <w:jc w:val="center"/>
+        </w:trPr>
+        <w:tc>
+          <w:tcPr>
+            <w:tcW w:w="2278" w:type="dxa"/>
+            <w:vAlign w:val="center"/>
+            <w:hideMark/>
+          </w:tcPr>
+          <w:p>
+            <w:pPr>
+              <w:jc w:val="center"/>
+              <w:rPr>
+                <w:rFonts w:ascii="Times New Roman" w:hAnsi="Times New Roman" w:cs="Times New Roman"/>
+                <w:sz w:val="24"/>
+                <w:szCs w:val="24"/>
+                <w:lang w:val="en-IN"/>
+              </w:rPr>
+            </w:pPr>
+            <w:r>
+              <w:rPr>
+                <w:rFonts w:ascii="Times New Roman" w:hAnsi="Times New Roman" w:cs="Times New Roman"/>
+                <w:sz w:val="24"/>
+                <w:szCs w:val="24"/>
+                <w:lang w:val="en-IN"/>
+              </w:rPr>
+              <w:t>Data leakage</w:t>
+            </w:r>
+          </w:p>
+        </w:tc>
+        <w:tc>
+          <w:tcPr>
+            <w:tcW w:w="4026" w:type="dxa"/>
+            <w:vAlign w:val="center"/>
+            <w:hideMark/>
+          </w:tcPr>
+          <w:p>
+            <w:pPr>
+              <w:jc w:val="center"/>
+              <w:rPr>
+                <w:rFonts w:ascii="Times New Roman" w:hAnsi="Times New Roman" w:cs="Times New Roman"/>
+                <w:sz w:val="24"/>
+                <w:szCs w:val="24"/>
+                <w:lang w:val="en-IN"/>
+              </w:rPr>
+            </w:pPr>
+            <w:r>
+              <w:rPr>
+                <w:rFonts w:ascii="Times New Roman" w:hAnsi="Times New Roman" w:cs="Times New Roman"/>
+                <w:sz w:val="24"/>
+                <w:szCs w:val="24"/>
+                <w:lang w:val="en-IN"/>
+              </w:rPr>
+              <w:t>Evaluation results may become overly optimistic</w:t>
+            </w:r>
+          </w:p>
+        </w:tc>
+        <w:tc>
+          <w:tcPr>
+            <w:tcW w:w="0" w:type="auto"/>
+            <w:vAlign w:val="center"/>
+            <w:hideMark/>
+          </w:tcPr>
+          <w:p>
+            <w:pPr>
+              <w:jc w:val="center"/>
+              <w:rPr>
+                <w:rFonts w:ascii="Times New Roman" w:hAnsi="Times New Roman" w:cs="Times New Roman"/>
+                <w:sz w:val="24"/>
+                <w:szCs w:val="24"/>
+                <w:lang w:val="en-IN"/>
+              </w:rPr>
+            </w:pPr>
+            <w:r>
+              <w:rPr>
+                <w:rFonts w:ascii="Times New Roman" w:hAnsi="Times New Roman" w:cs="Times New Roman"/>
+                <w:sz w:val="24"/>
+                <w:szCs w:val="24"/>
+                <w:lang w:val="en-IN"/>
+              </w:rPr>
+              <w:t>Keep preprocessing inside the appropriate training workflow [6]</w:t>
+            </w:r>
+          </w:p>
+        </w:tc>
+      </w:tr>
+      <w:tr>
+        <w:trPr>
+          <w:tblCellSpacing w:w="15" w:type="dxa"/>
+          <w:jc w:val="center"/>
+        </w:trPr>
+        <w:tc>
+          <w:tcPr>
+            <w:tcW w:w="2278" w:type="dxa"/>
+            <w:vAlign w:val="center"/>
+            <w:hideMark/>
+          </w:tcPr>
+          <w:p>
+            <w:pPr>
+              <w:jc w:val="center"/>
+              <w:rPr>
+                <w:rFonts w:ascii="Times New Roman" w:hAnsi="Times New Roman" w:cs="Times New Roman"/>
+                <w:sz w:val="24"/>
+                <w:szCs w:val="24"/>
+                <w:lang w:val="en-IN"/>
+              </w:rPr>
+            </w:pPr>
+            <w:r>
+              <w:rPr>
+                <w:rFonts w:ascii="Times New Roman" w:hAnsi="Times New Roman" w:cs="Times New Roman"/>
+                <w:sz w:val="24"/>
+                <w:szCs w:val="24"/>
+                <w:lang w:val="en-IN"/>
+              </w:rPr>
+              <w:t>Incorrect file paths</w:t>
+            </w:r>
+          </w:p>
+        </w:tc>
+        <w:tc>
+          <w:tcPr>
+            <w:tcW w:w="4026" w:type="dxa"/>
+            <w:vAlign w:val="center"/>
+            <w:hideMark/>
+          </w:tcPr>
+          <w:p>
+            <w:pPr>
+              <w:jc w:val="center"/>
+              <w:rPr>
+                <w:rFonts w:ascii="Times New Roman" w:hAnsi="Times New Roman" w:cs="Times New Roman"/>
+                <w:sz w:val="24"/>
+                <w:szCs w:val="24"/>
+                <w:lang w:val="en-IN"/>
+              </w:rPr>
+            </w:pPr>
+            <w:r>
+              <w:rPr>
+                <w:rFonts w:ascii="Times New Roman" w:hAnsi="Times New Roman" w:cs="Times New Roman"/>
+                <w:sz w:val="24"/>
+                <w:szCs w:val="24"/>
+                <w:lang w:val="en-IN"/>
+              </w:rPr>
+              <w:t>Execution may fail on different systems</w:t>
+            </w:r>
+          </w:p>
+        </w:tc>
+        <w:tc>
+          <w:tcPr>
+            <w:tcW w:w="0" w:type="auto"/>
+            <w:vAlign w:val="center"/>
+            <w:hideMark/>
+          </w:tcPr>
+          <w:p>
+            <w:pPr>
+              <w:jc w:val="center"/>
+              <w:rPr>
+                <w:rFonts w:ascii="Times New Roman" w:hAnsi="Times New Roman" w:cs="Times New Roman"/>
+                <w:sz w:val="24"/>
+                <w:szCs w:val="24"/>
+                <w:lang w:val="en-IN"/>
+              </w:rPr>
+            </w:pPr>
+            <w:r>
+              <w:rPr>
+                <w:rFonts w:ascii="Times New Roman" w:hAnsi="Times New Roman" w:cs="Times New Roman"/>
+                <w:sz w:val="24"/>
+                <w:szCs w:val="24"/>
+                <w:lang w:val="en-IN"/>
+              </w:rPr>
+              <w:t xml:space="preserve">Use centralized </w:t>
+            </w:r>
+            <w:proofErr w:type="spellStart"/>
+            <w:r>
+              <w:rPr>
+                <w:rFonts w:ascii="Times New Roman" w:hAnsi="Times New Roman" w:cs="Times New Roman"/>
+                <w:sz w:val="24"/>
+                <w:szCs w:val="24"/>
+                <w:lang w:val="en-IN"/>
+              </w:rPr>
+              <w:t>pathlib</w:t>
+            </w:r>
+            <w:proofErr w:type="spellEnd"/>
+            <w:r>
+              <w:rPr>
+                <w:rFonts w:ascii="Times New Roman" w:hAnsi="Times New Roman" w:cs="Times New Roman"/>
+                <w:sz w:val="24"/>
+                <w:szCs w:val="24"/>
+                <w:lang w:val="en-IN"/>
+              </w:rPr>
+              <w:t xml:space="preserve"> paths [4]</w:t>
+            </w:r>
+          </w:p>
+        </w:tc>
+      </w:tr>
+      <w:tr>
+        <w:trPr>
+          <w:tblCellSpacing w:w="15" w:type="dxa"/>
+          <w:jc w:val="center"/>
+        </w:trPr>
+        <w:tc>
+          <w:tcPr>
+            <w:tcW w:w="2278" w:type="dxa"/>
+            <w:vAlign w:val="center"/>
+            <w:hideMark/>
+          </w:tcPr>
+          <w:p>
+            <w:pPr>
+              <w:jc w:val="center"/>
+              <w:rPr>
+                <w:rFonts w:ascii="Times New Roman" w:hAnsi="Times New Roman" w:cs="Times New Roman"/>
+                <w:sz w:val="24"/>
+                <w:szCs w:val="24"/>
+                <w:lang w:val="en-IN"/>
+              </w:rPr>
+            </w:pPr>
+            <w:r>
+              <w:rPr>
+                <w:rFonts w:ascii="Times New Roman" w:hAnsi="Times New Roman" w:cs="Times New Roman"/>
+                <w:sz w:val="24"/>
+                <w:szCs w:val="24"/>
+                <w:lang w:val="en-IN"/>
+              </w:rPr>
+              <w:t>Dependency conflicts</w:t>
+            </w:r>
+          </w:p>
+        </w:tc>
+        <w:tc>
+          <w:tcPr>
+            <w:tcW w:w="4026" w:type="dxa"/>
+            <w:vAlign w:val="center"/>
+            <w:hideMark/>
+          </w:tcPr>
+          <w:p>
+            <w:pPr>
+              <w:jc w:val="center"/>
+              <w:rPr>
+                <w:rFonts w:ascii="Times New Roman" w:hAnsi="Times New Roman" w:cs="Times New Roman"/>
+                <w:sz w:val="24"/>
+                <w:szCs w:val="24"/>
+                <w:lang w:val="en-IN"/>
+              </w:rPr>
+            </w:pPr>
+            <w:r>
+              <w:rPr>
+                <w:rFonts w:ascii="Times New Roman" w:hAnsi="Times New Roman" w:cs="Times New Roman"/>
+                <w:sz w:val="24"/>
+                <w:szCs w:val="24"/>
+                <w:lang w:val="en-IN"/>
+              </w:rPr>
+              <w:t>Code may fail in another environment</w:t>
+            </w:r>
+          </w:p>
+        </w:tc>
+        <w:tc>
+          <w:tcPr>
+            <w:tcW w:w="0" w:type="auto"/>
+            <w:vAlign w:val="center"/>
+            <w:hideMark/>
+          </w:tcPr>
+          <w:p>
+            <w:pPr>
+              <w:jc w:val="center"/>
+              <w:rPr>
+                <w:rFonts w:ascii="Times New Roman" w:hAnsi="Times New Roman" w:cs="Times New Roman"/>
+                <w:sz w:val="24"/>
+                <w:szCs w:val="24"/>
+                <w:lang w:val="en-IN"/>
+              </w:rPr>
+            </w:pPr>
+            <w:r>
+              <w:rPr>
+                <w:rFonts w:ascii="Times New Roman" w:hAnsi="Times New Roman" w:cs="Times New Roman"/>
+                <w:sz w:val="24"/>
+                <w:szCs w:val="24"/>
+                <w:lang w:val="en-IN"/>
+              </w:rPr>
+              <w:t>Maintain requirements.txt and document the environment</w:t>
+            </w:r>
+          </w:p>
+        </w:tc>
+      </w:tr>
+      <w:tr>
+        <w:trPr>
+          <w:tblCellSpacing w:w="15" w:type="dxa"/>
+          <w:jc w:val="center"/>
+        </w:trPr>
+        <w:tc>
+          <w:tcPr>
+            <w:tcW w:w="2278" w:type="dxa"/>
+            <w:vAlign w:val="center"/>
+            <w:hideMark/>
+          </w:tcPr>
+          <w:p>
+            <w:pPr>
+              <w:jc w:val="center"/>
+              <w:rPr>
+                <w:rFonts w:ascii="Times New Roman" w:hAnsi="Times New Roman" w:cs="Times New Roman"/>
+                <w:sz w:val="24"/>
+                <w:szCs w:val="24"/>
+                <w:lang w:val="en-IN"/>
+              </w:rPr>
+            </w:pPr>
+            <w:r>
+              <w:rPr>
+                <w:rFonts w:ascii="Times New Roman" w:hAnsi="Times New Roman" w:cs="Times New Roman"/>
+                <w:sz w:val="24"/>
+                <w:szCs w:val="24"/>
+                <w:lang w:val="en-IN"/>
+              </w:rPr>
+              <w:t>Integration errors</w:t>
+            </w:r>
+          </w:p>
+        </w:tc>
+        <w:tc>
+          <w:tcPr>
+            <w:tcW w:w="4026" w:type="dxa"/>
+            <w:vAlign w:val="center"/>
+            <w:hideMark/>
+          </w:tcPr>
+          <w:p>
+            <w:pPr>
+              <w:jc w:val="center"/>
+              <w:rPr>
+                <w:rFonts w:ascii="Times New Roman" w:hAnsi="Times New Roman" w:cs="Times New Roman"/>
+                <w:sz w:val="24"/>
+                <w:szCs w:val="24"/>
+                <w:lang w:val="en-IN"/>
+              </w:rPr>
+            </w:pPr>
+            <w:r>
+              <w:rPr>
+                <w:rFonts w:ascii="Times New Roman" w:hAnsi="Times New Roman" w:cs="Times New Roman"/>
+                <w:sz w:val="24"/>
+                <w:szCs w:val="24"/>
+                <w:lang w:val="en-IN"/>
+              </w:rPr>
+              <w:t>Individual modules may work but fail when combined</w:t>
+            </w:r>
+          </w:p>
+        </w:tc>
+        <w:tc>
+          <w:tcPr>
+            <w:tcW w:w="0" w:type="auto"/>
+            <w:vAlign w:val="center"/>
+            <w:hideMark/>
+          </w:tcPr>
+          <w:p>
+            <w:pPr>
+              <w:jc w:val="center"/>
+              <w:rPr>
+                <w:rFonts w:ascii="Times New Roman" w:hAnsi="Times New Roman" w:cs="Times New Roman"/>
+                <w:sz w:val="24"/>
+                <w:szCs w:val="24"/>
+                <w:lang w:val="en-IN"/>
+              </w:rPr>
+            </w:pPr>
+            <w:r>
+              <w:rPr>
+                <w:rFonts w:ascii="Times New Roman" w:hAnsi="Times New Roman" w:cs="Times New Roman"/>
+                <w:sz w:val="24"/>
+                <w:szCs w:val="24"/>
+                <w:lang w:val="en-IN"/>
+              </w:rPr>
+              <w:t>Perform integration and end-to-end tests</w:t>
+            </w:r>
+          </w:p>
+        </w:tc>
+      </w:tr>
+      <w:tr>
+        <w:trPr>
+          <w:tblCellSpacing w:w="15" w:type="dxa"/>
+          <w:jc w:val="center"/>
+        </w:trPr>
+        <w:tc>
+          <w:tcPr>
+            <w:tcW w:w="2278" w:type="dxa"/>
+            <w:vAlign w:val="center"/>
+            <w:hideMark/>
+          </w:tcPr>
+          <w:p>
+            <w:pPr>
+              <w:jc w:val="center"/>
+              <w:rPr>
+                <w:rFonts w:ascii="Times New Roman" w:hAnsi="Times New Roman" w:cs="Times New Roman"/>
+                <w:sz w:val="24"/>
+                <w:szCs w:val="24"/>
+                <w:lang w:val="en-IN"/>
+              </w:rPr>
+            </w:pPr>
+            <w:r>
+              <w:rPr>
+                <w:rFonts w:ascii="Times New Roman" w:hAnsi="Times New Roman" w:cs="Times New Roman"/>
+                <w:sz w:val="24"/>
+                <w:szCs w:val="24"/>
+                <w:lang w:val="en-IN"/>
+              </w:rPr>
+              <w:t>Model configuration drift</w:t>
+            </w:r>
+          </w:p>
+        </w:tc>
+        <w:tc>
+          <w:tcPr>
+            <w:tcW w:w="4026" w:type="dxa"/>
+            <w:vAlign w:val="center"/>
+            <w:hideMark/>
+          </w:tcPr>
+          <w:p>
+            <w:pPr>
+              <w:jc w:val="center"/>
+              <w:rPr>
+                <w:rFonts w:ascii="Times New Roman" w:hAnsi="Times New Roman" w:cs="Times New Roman"/>
+                <w:sz w:val="24"/>
+                <w:szCs w:val="24"/>
+                <w:lang w:val="en-IN"/>
+              </w:rPr>
+            </w:pPr>
+            <w:r>
+              <w:rPr>
+                <w:rFonts w:ascii="Times New Roman" w:hAnsi="Times New Roman" w:cs="Times New Roman"/>
+                <w:sz w:val="24"/>
+                <w:szCs w:val="24"/>
+                <w:lang w:val="en-IN"/>
+              </w:rPr>
+              <w:t>Different modules may use different parameters</w:t>
+            </w:r>
+          </w:p>
+        </w:tc>
+        <w:tc>
+          <w:tcPr>
+            <w:tcW w:w="0" w:type="auto"/>
+            <w:vAlign w:val="center"/>
+            <w:hideMark/>
+          </w:tcPr>
+          <w:p>
+            <w:pPr>
+              <w:jc w:val="center"/>
+              <w:rPr>
+                <w:rFonts w:ascii="Times New Roman" w:hAnsi="Times New Roman" w:cs="Times New Roman"/>
+                <w:sz w:val="24"/>
+                <w:szCs w:val="24"/>
+                <w:lang w:val="en-IN"/>
+              </w:rPr>
+            </w:pPr>
+            <w:r>
+              <w:rPr>
+                <w:rFonts w:ascii="Times New Roman" w:hAnsi="Times New Roman" w:cs="Times New Roman"/>
+                <w:sz w:val="24"/>
+                <w:szCs w:val="24"/>
+                <w:lang w:val="en-IN"/>
+              </w:rPr>
+              <w:t>Store shared model parameters centrally</w:t>
+            </w:r>
+          </w:p>
+        </w:tc>
+      </w:tr>
+      <w:tr>
+        <w:trPr>
+          <w:tblCellSpacing w:w="15" w:type="dxa"/>
+          <w:jc w:val="center"/>
+        </w:trPr>
+        <w:tc>
+          <w:tcPr>
+            <w:tcW w:w="2278" w:type="dxa"/>
+            <w:vAlign w:val="center"/>
+            <w:hideMark/>
+          </w:tcPr>
+          <w:p>
+            <w:pPr>
+              <w:jc w:val="center"/>
+              <w:rPr>
+                <w:rFonts w:ascii="Times New Roman" w:hAnsi="Times New Roman" w:cs="Times New Roman"/>
+                <w:sz w:val="24"/>
+                <w:szCs w:val="24"/>
+                <w:lang w:val="en-IN"/>
+              </w:rPr>
+            </w:pPr>
+            <w:r>
+              <w:rPr>
+                <w:rFonts w:ascii="Times New Roman" w:hAnsi="Times New Roman" w:cs="Times New Roman"/>
+                <w:sz w:val="24"/>
+                <w:szCs w:val="24"/>
+                <w:lang w:val="en-IN"/>
+              </w:rPr>
+              <w:t>Forecasting leakage</w:t>
+            </w:r>
+          </w:p>
+        </w:tc>
+        <w:tc>
+          <w:tcPr>
+            <w:tcW w:w="4026" w:type="dxa"/>
+            <w:vAlign w:val="center"/>
+            <w:hideMark/>
+          </w:tcPr>
+          <w:p>
+            <w:pPr>
+              <w:jc w:val="center"/>
+              <w:rPr>
+                <w:rFonts w:ascii="Times New Roman" w:hAnsi="Times New Roman" w:cs="Times New Roman"/>
+                <w:sz w:val="24"/>
+                <w:szCs w:val="24"/>
+                <w:lang w:val="en-IN"/>
+              </w:rPr>
+            </w:pPr>
+            <w:r>
+              <w:rPr>
+                <w:rFonts w:ascii="Times New Roman" w:hAnsi="Times New Roman" w:cs="Times New Roman"/>
+                <w:sz w:val="24"/>
+                <w:szCs w:val="24"/>
+                <w:lang w:val="en-IN"/>
+              </w:rPr>
+              <w:t>Future information may enter the training data</w:t>
+            </w:r>
+          </w:p>
+        </w:tc>
+        <w:tc>
+          <w:tcPr>
+            <w:tcW w:w="0" w:type="auto"/>
+            <w:vAlign w:val="center"/>
+            <w:hideMark/>
+          </w:tcPr>
+          <w:p>
+            <w:pPr>
+              <w:jc w:val="center"/>
+              <w:rPr>
+                <w:rFonts w:ascii="Times New Roman" w:hAnsi="Times New Roman" w:cs="Times New Roman"/>
+                <w:sz w:val="24"/>
+                <w:szCs w:val="24"/>
+                <w:lang w:val="en-IN"/>
+              </w:rPr>
+            </w:pPr>
+            <w:r>
+              <w:rPr>
+                <w:rFonts w:ascii="Times New Roman" w:hAnsi="Times New Roman" w:cs="Times New Roman"/>
+                <w:sz w:val="24"/>
+                <w:szCs w:val="24"/>
+                <w:lang w:val="en-IN"/>
+              </w:rPr>
+              <w:t>Preserve chronological ordering during forecasting</w:t>
+            </w:r>
+          </w:p>
+        </w:tc>
+      </w:tr>
+      <w:tr>
+        <w:trPr>
+          <w:tblCellSpacing w:w="15" w:type="dxa"/>
+          <w:jc w:val="center"/>
+        </w:trPr>
+        <w:tc>
+          <w:tcPr>
+            <w:tcW w:w="2278" w:type="dxa"/>
+            <w:vAlign w:val="center"/>
+            <w:hideMark/>
+          </w:tcPr>
+          <w:p>
+            <w:pPr>
+              <w:jc w:val="center"/>
+              <w:rPr>
+                <w:rFonts w:ascii="Times New Roman" w:hAnsi="Times New Roman" w:cs="Times New Roman"/>
+                <w:sz w:val="24"/>
+                <w:szCs w:val="24"/>
+                <w:lang w:val="en-IN"/>
+              </w:rPr>
+            </w:pPr>
+            <w:r>
+              <w:rPr>
+                <w:rFonts w:ascii="Times New Roman" w:hAnsi="Times New Roman" w:cs="Times New Roman"/>
+                <w:sz w:val="24"/>
+                <w:szCs w:val="24"/>
+                <w:lang w:val="en-IN"/>
+              </w:rPr>
+              <w:t>Output overwriting</w:t>
+            </w:r>
+          </w:p>
+        </w:tc>
+        <w:tc>
+          <w:tcPr>
+            <w:tcW w:w="4026" w:type="dxa"/>
+            <w:vAlign w:val="center"/>
+            <w:hideMark/>
+          </w:tcPr>
+          <w:p>
+            <w:pPr>
+              <w:jc w:val="center"/>
+              <w:rPr>
+                <w:rFonts w:ascii="Times New Roman" w:hAnsi="Times New Roman" w:cs="Times New Roman"/>
+                <w:sz w:val="24"/>
+                <w:szCs w:val="24"/>
+                <w:lang w:val="en-IN"/>
+              </w:rPr>
+            </w:pPr>
+            <w:r>
+              <w:rPr>
+                <w:rFonts w:ascii="Times New Roman" w:hAnsi="Times New Roman" w:cs="Times New Roman"/>
+                <w:sz w:val="24"/>
+                <w:szCs w:val="24"/>
+                <w:lang w:val="en-IN"/>
+              </w:rPr>
+              <w:t>Existing results may accidentally be replaced</w:t>
+            </w:r>
+          </w:p>
+        </w:tc>
+        <w:tc>
+          <w:tcPr>
+            <w:tcW w:w="0" w:type="auto"/>
+            <w:vAlign w:val="center"/>
+            <w:hideMark/>
+          </w:tcPr>
+          <w:p>
+            <w:pPr>
+              <w:jc w:val="center"/>
+              <w:rPr>
+                <w:rFonts w:ascii="Times New Roman" w:hAnsi="Times New Roman" w:cs="Times New Roman"/>
+                <w:sz w:val="24"/>
+                <w:szCs w:val="24"/>
+                <w:lang w:val="en-IN"/>
+              </w:rPr>
+            </w:pPr>
+            <w:r>
+              <w:rPr>
+                <w:rFonts w:ascii="Times New Roman" w:hAnsi="Times New Roman" w:cs="Times New Roman"/>
+                <w:sz w:val="24"/>
+                <w:szCs w:val="24"/>
+                <w:lang w:val="en-IN"/>
+              </w:rPr>
+              <w:t>Maintain separate output locations where required</w:t>
+            </w:r>
+          </w:p>
+        </w:tc>
+      </w:tr>
+      <w:tr>
+        <w:trPr>
+          <w:tblCellSpacing w:w="15" w:type="dxa"/>
+          <w:jc w:val="center"/>
+        </w:trPr>
+        <w:tc>
+          <w:tcPr>
+            <w:tcW w:w="2278" w:type="dxa"/>
+            <w:vAlign w:val="center"/>
+            <w:hideMark/>
+          </w:tcPr>
+          <w:p>
+            <w:pPr>
+              <w:jc w:val="center"/>
+              <w:rPr>
+                <w:rFonts w:ascii="Times New Roman" w:hAnsi="Times New Roman" w:cs="Times New Roman"/>
+                <w:sz w:val="24"/>
+                <w:szCs w:val="24"/>
+                <w:lang w:val="en-IN"/>
+              </w:rPr>
+            </w:pPr>
+            <w:r>
+              <w:rPr>
+                <w:rFonts w:ascii="Times New Roman" w:hAnsi="Times New Roman" w:cs="Times New Roman"/>
+                <w:sz w:val="24"/>
+                <w:szCs w:val="24"/>
+                <w:lang w:val="en-IN"/>
+              </w:rPr>
+              <w:t>Migration errors</w:t>
+            </w:r>
+          </w:p>
+        </w:tc>
+        <w:tc>
+          <w:tcPr>
+            <w:tcW w:w="4026" w:type="dxa"/>
+            <w:vAlign w:val="center"/>
+            <w:hideMark/>
+          </w:tcPr>
+          <w:p>
+            <w:pPr>
+              <w:jc w:val="center"/>
+              <w:rPr>
+                <w:rFonts w:ascii="Times New Roman" w:hAnsi="Times New Roman" w:cs="Times New Roman"/>
+                <w:sz w:val="24"/>
+                <w:szCs w:val="24"/>
+                <w:lang w:val="en-IN"/>
+              </w:rPr>
+            </w:pPr>
+            <w:r>
+              <w:rPr>
+                <w:rFonts w:ascii="Times New Roman" w:hAnsi="Times New Roman" w:cs="Times New Roman"/>
+                <w:sz w:val="24"/>
+                <w:szCs w:val="24"/>
+                <w:lang w:val="en-IN"/>
+              </w:rPr>
+              <w:t xml:space="preserve">Refactoring may alter established </w:t>
+            </w:r>
+            <w:proofErr w:type="spellStart"/>
+            <w:r>
+              <w:rPr>
+                <w:rFonts w:ascii="Times New Roman" w:hAnsi="Times New Roman" w:cs="Times New Roman"/>
+                <w:sz w:val="24"/>
+                <w:szCs w:val="24"/>
+                <w:lang w:val="en-IN"/>
+              </w:rPr>
+              <w:t>behavior</w:t>
+            </w:r>
+            <w:proofErr w:type="spellEnd"/>
+          </w:p>
+        </w:tc>
+        <w:tc>
+          <w:tcPr>
+            <w:tcW w:w="0" w:type="auto"/>
+            <w:vAlign w:val="center"/>
+            <w:hideMark/>
+          </w:tcPr>
+          <w:p>
+            <w:pPr>
+              <w:jc w:val="center"/>
+              <w:rPr>
+                <w:rFonts w:ascii="Times New Roman" w:hAnsi="Times New Roman" w:cs="Times New Roman"/>
+                <w:sz w:val="24"/>
+                <w:szCs w:val="24"/>
+                <w:lang w:val="en-IN"/>
+              </w:rPr>
+            </w:pPr>
+            <w:r>
+              <w:rPr>
+                <w:rFonts w:ascii="Times New Roman" w:hAnsi="Times New Roman" w:cs="Times New Roman"/>
+                <w:sz w:val="24"/>
+                <w:szCs w:val="24"/>
+                <w:lang w:val="en-IN"/>
+              </w:rPr>
+              <w:t>Migrate one component at a time and compare results</w:t>
+            </w:r>
+          </w:p>
+        </w:tc>
+      </w:tr>
+      <w:tr>
+        <w:trPr>
+          <w:tblCellSpacing w:w="15" w:type="dxa"/>
+          <w:jc w:val="center"/>
+        </w:trPr>
+        <w:tc>
+          <w:tcPr>
+            <w:tcW w:w="2278" w:type="dxa"/>
+            <w:vAlign w:val="center"/>
+            <w:hideMark/>
+          </w:tcPr>
+          <w:p>
+            <w:pPr>
+              <w:jc w:val="center"/>
+              <w:rPr>
+                <w:rFonts w:ascii="Times New Roman" w:hAnsi="Times New Roman" w:cs="Times New Roman"/>
+                <w:sz w:val="24"/>
+                <w:szCs w:val="24"/>
+                <w:lang w:val="en-IN"/>
+              </w:rPr>
+            </w:pPr>
+            <w:r>
+              <w:rPr>
+                <w:rFonts w:ascii="Times New Roman" w:hAnsi="Times New Roman" w:cs="Times New Roman"/>
+                <w:sz w:val="24"/>
+                <w:szCs w:val="24"/>
+                <w:lang w:val="en-IN"/>
+              </w:rPr>
+              <w:t>Inadequate runtime information</w:t>
+            </w:r>
+          </w:p>
+        </w:tc>
+        <w:tc>
+          <w:tcPr>
+            <w:tcW w:w="4026" w:type="dxa"/>
+            <w:vAlign w:val="center"/>
+            <w:hideMark/>
+          </w:tcPr>
+          <w:p>
+            <w:pPr>
+              <w:jc w:val="center"/>
+              <w:rPr>
+                <w:rFonts w:ascii="Times New Roman" w:hAnsi="Times New Roman" w:cs="Times New Roman"/>
+                <w:sz w:val="24"/>
+                <w:szCs w:val="24"/>
+                <w:lang w:val="en-IN"/>
+              </w:rPr>
+            </w:pPr>
+            <w:r>
+              <w:rPr>
+                <w:rFonts w:ascii="Times New Roman" w:hAnsi="Times New Roman" w:cs="Times New Roman"/>
+                <w:sz w:val="24"/>
+                <w:szCs w:val="24"/>
+                <w:lang w:val="en-IN"/>
+              </w:rPr>
+              <w:t>Failures may be difficult to diagnose</w:t>
+            </w:r>
+          </w:p>
+        </w:tc>
+        <w:tc>
+          <w:tcPr>
+            <w:tcW w:w="0" w:type="auto"/>
+            <w:vAlign w:val="center"/>
+            <w:hideMark/>
+          </w:tcPr>
+          <w:p>
+            <w:pPr>
+              <w:jc w:val="center"/>
+              <w:rPr>
+                <w:rFonts w:ascii="Times New Roman" w:hAnsi="Times New Roman" w:cs="Times New Roman"/>
+                <w:sz w:val="24"/>
+                <w:szCs w:val="24"/>
+                <w:lang w:val="en-IN"/>
+              </w:rPr>
+            </w:pPr>
+            <w:r>
+              <w:rPr>
+                <w:rFonts w:ascii="Times New Roman" w:hAnsi="Times New Roman" w:cs="Times New Roman"/>
+                <w:sz w:val="24"/>
+                <w:szCs w:val="24"/>
+                <w:lang w:val="en-IN"/>
+              </w:rPr>
+              <w:t>Introduce structured logging as the modular implementation develops [7]</w:t>
+            </w:r>
+          </w:p>
+        </w:tc>
+      </w:tr>
+    </w:tbl>
+    <w:p>
+      <w:pPr>
+        <w:rPr>
+          <w:rFonts w:ascii="Times New Roman" w:hAnsi="Times New Roman" w:cs="Times New Roman"/>
+          <w:b/>
+          <w:bCs/>
+          <w:sz w:val="24"/>
+          <w:szCs w:val="24"/>
+          <w:lang w:val="en-IN"/>
+        </w:rPr>
+      </w:pPr>
+    </w:p>
+    <w:p>
+      <w:pPr>
+        <w:rPr>
+          <w:rFonts w:ascii="Times New Roman" w:hAnsi="Times New Roman" w:cs="Times New Roman"/>
+          <w:b/>
+          <w:bCs/>
+          <w:sz w:val="24"/>
+          <w:szCs w:val="24"/>
+          <w:lang w:val="en-IN"/>
+        </w:rPr>
+      </w:pPr>
+      <w:r>
+        <w:rPr>
+          <w:rFonts w:ascii="Times New Roman" w:hAnsi="Times New Roman" w:cs="Times New Roman"/>
+          <w:b/>
+          <w:bCs/>
+          <w:sz w:val="24"/>
+          <w:szCs w:val="24"/>
+          <w:lang w:val="en-IN"/>
+        </w:rPr>
+        <w:br w:type="page"/>
+      </w:r>
+    </w:p>
+    <w:p>
+      <w:pPr>
+        <w:rPr>
+          <w:rFonts w:ascii="Times New Roman" w:hAnsi="Times New Roman" w:cs="Times New Roman"/>
+          <w:b/>
+          <w:bCs/>
+          <w:color w:val="1F497D" w:themeColor="text2"/>
+          <w:sz w:val="32"/>
+          <w:szCs w:val="32"/>
+          <w:lang w:val="en-IN"/>
+        </w:rPr>
+      </w:pPr>
+      <w:r>
+        <w:rPr>
+          <w:rFonts w:ascii="Times New Roman" w:hAnsi="Times New Roman" w:cs="Times New Roman"/>
+          <w:b/>
+          <w:bCs/>
+          <w:color w:val="1F497D" w:themeColor="text2"/>
+          <w:sz w:val="32"/>
+          <w:szCs w:val="32"/>
+          <w:lang w:val="en-IN"/>
+        </w:rPr>
+        <w:lastRenderedPageBreak/>
+        <w:t>11. Implementation Timeline and Milestones</w:t>
+      </w:r>
+    </w:p>
+    <w:p>
+      <w:pPr>
+        <w:jc w:val="both"/>
+        <w:rPr>
+          <w:rFonts w:ascii="Times New Roman" w:hAnsi="Times New Roman" w:cs="Times New Roman"/>
+          <w:sz w:val="24"/>
+          <w:szCs w:val="24"/>
+          <w:lang w:val="en-IN"/>
+        </w:rPr>
+      </w:pPr>
+      <w:r>
+        <w:rPr>
+          <w:rFonts w:ascii="Times New Roman" w:hAnsi="Times New Roman" w:cs="Times New Roman"/>
+          <w:sz w:val="24"/>
+          <w:szCs w:val="24"/>
+          <w:lang w:val="en-IN"/>
+        </w:rPr>
+        <w:t>The implementation should proceed incrementally rather than migrating the entire project at once.</w:t>
+      </w:r>
+    </w:p>
+    <w:tbl>
+      <w:tblPr>
+        <w:tblW w:w="11112" w:type="dxa"/>
+        <w:jc w:val="center"/>
+        <w:tblCellSpacing w:w="15" w:type="dxa"/>
+        <w:tblBorders>
+          <w:top w:val="single" w:sz="4" w:space="0" w:color="auto"/>
+          <w:left w:val="single" w:sz="4" w:space="0" w:color="auto"/>
+          <w:bottom w:val="single" w:sz="4" w:space="0" w:color="auto"/>
+          <w:right w:val="single" w:sz="4" w:space="0" w:color="auto"/>
+          <w:insideH w:val="single" w:sz="4" w:space="0" w:color="auto"/>
+          <w:insideV w:val="single" w:sz="4" w:space="0" w:color="auto"/>
+        </w:tblBorders>
+        <w:tblCellMar>
+          <w:top w:w="15" w:type="dxa"/>
+          <w:left w:w="15" w:type="dxa"/>
+          <w:bottom w:w="15" w:type="dxa"/>
+          <w:right w:w="15" w:type="dxa"/>
+        </w:tblCellMar>
+        <w:tblLook w:val="04A0" w:firstRow="1" w:lastRow="0" w:firstColumn="1" w:lastColumn="0" w:noHBand="0" w:noVBand="1"/>
+      </w:tblPr>
+      <w:tblGrid>
+        <w:gridCol w:w="2141"/>
+        <w:gridCol w:w="5670"/>
+        <w:gridCol w:w="3301"/>
+      </w:tblGrid>
+      <w:tr>
+        <w:trPr>
+          <w:tblHeader/>
+          <w:tblCellSpacing w:w="15" w:type="dxa"/>
+          <w:jc w:val="center"/>
+        </w:trPr>
+        <w:tc>
+          <w:tcPr>
+            <w:tcW w:w="2096" w:type="dxa"/>
+            <w:vAlign w:val="center"/>
+            <w:hideMark/>
+          </w:tcPr>
+          <w:p>
+            <w:pPr>
+              <w:jc w:val="center"/>
+              <w:rPr>
+                <w:rFonts w:ascii="Times New Roman" w:hAnsi="Times New Roman" w:cs="Times New Roman"/>
+                <w:b/>
+                <w:bCs/>
+                <w:sz w:val="24"/>
+                <w:szCs w:val="24"/>
+                <w:lang w:val="en-IN"/>
+              </w:rPr>
+            </w:pPr>
+            <w:r>
+              <w:rPr>
+                <w:rFonts w:ascii="Times New Roman" w:hAnsi="Times New Roman" w:cs="Times New Roman"/>
+                <w:b/>
+                <w:bCs/>
+                <w:sz w:val="24"/>
+                <w:szCs w:val="24"/>
+                <w:lang w:val="en-IN"/>
+              </w:rPr>
+              <w:t>Phase</w:t>
+            </w:r>
+          </w:p>
+        </w:tc>
+        <w:tc>
+          <w:tcPr>
+            <w:tcW w:w="5640" w:type="dxa"/>
+            <w:vAlign w:val="center"/>
+            <w:hideMark/>
+          </w:tcPr>
+          <w:p>
+            <w:pPr>
+              <w:jc w:val="center"/>
+              <w:rPr>
+                <w:rFonts w:ascii="Times New Roman" w:hAnsi="Times New Roman" w:cs="Times New Roman"/>
+                <w:b/>
+                <w:bCs/>
+                <w:sz w:val="24"/>
+                <w:szCs w:val="24"/>
+                <w:lang w:val="en-IN"/>
+              </w:rPr>
+            </w:pPr>
+            <w:r>
+              <w:rPr>
+                <w:rFonts w:ascii="Times New Roman" w:hAnsi="Times New Roman" w:cs="Times New Roman"/>
+                <w:b/>
+                <w:bCs/>
+                <w:sz w:val="24"/>
+                <w:szCs w:val="24"/>
+                <w:lang w:val="en-IN"/>
+              </w:rPr>
+              <w:t>Activities</w:t>
+            </w:r>
+          </w:p>
+        </w:tc>
+        <w:tc>
+          <w:tcPr>
+            <w:tcW w:w="3256" w:type="dxa"/>
+            <w:vAlign w:val="center"/>
+            <w:hideMark/>
+          </w:tcPr>
+          <w:p>
+            <w:pPr>
+              <w:jc w:val="center"/>
+              <w:rPr>
+                <w:rFonts w:ascii="Times New Roman" w:hAnsi="Times New Roman" w:cs="Times New Roman"/>
+                <w:b/>
+                <w:bCs/>
+                <w:sz w:val="24"/>
+                <w:szCs w:val="24"/>
+                <w:lang w:val="en-IN"/>
+              </w:rPr>
+            </w:pPr>
+            <w:r>
+              <w:rPr>
+                <w:rFonts w:ascii="Times New Roman" w:hAnsi="Times New Roman" w:cs="Times New Roman"/>
+                <w:b/>
+                <w:bCs/>
+                <w:sz w:val="24"/>
+                <w:szCs w:val="24"/>
+                <w:lang w:val="en-IN"/>
+              </w:rPr>
+              <w:t>Milestone</w:t>
+            </w:r>
+          </w:p>
+        </w:tc>
+      </w:tr>
+      <w:tr>
+        <w:trPr>
+          <w:tblCellSpacing w:w="15" w:type="dxa"/>
+          <w:jc w:val="center"/>
+        </w:trPr>
+        <w:tc>
+          <w:tcPr>
+            <w:tcW w:w="2096" w:type="dxa"/>
+            <w:vAlign w:val="center"/>
+            <w:hideMark/>
+          </w:tcPr>
+          <w:p>
+            <w:pPr>
+              <w:jc w:val="center"/>
+              <w:rPr>
+                <w:rFonts w:ascii="Times New Roman" w:hAnsi="Times New Roman" w:cs="Times New Roman"/>
+                <w:b/>
+                <w:bCs/>
+                <w:sz w:val="24"/>
+                <w:szCs w:val="24"/>
+                <w:lang w:val="en-IN"/>
+              </w:rPr>
+            </w:pPr>
+            <w:r>
+              <w:rPr>
+                <w:rFonts w:ascii="Times New Roman" w:hAnsi="Times New Roman" w:cs="Times New Roman"/>
+                <w:b/>
+                <w:bCs/>
+                <w:sz w:val="24"/>
+                <w:szCs w:val="24"/>
+                <w:lang w:val="en-IN"/>
+              </w:rPr>
+              <w:t>1. Architecture</w:t>
+            </w:r>
+          </w:p>
+        </w:tc>
+        <w:tc>
+          <w:tcPr>
+            <w:tcW w:w="5640" w:type="dxa"/>
+            <w:vAlign w:val="center"/>
+            <w:hideMark/>
+          </w:tcPr>
+          <w:p>
+            <w:pPr>
+              <w:jc w:val="center"/>
+              <w:rPr>
+                <w:rFonts w:ascii="Times New Roman" w:hAnsi="Times New Roman" w:cs="Times New Roman"/>
+                <w:sz w:val="24"/>
+                <w:szCs w:val="24"/>
+                <w:lang w:val="en-IN"/>
+              </w:rPr>
+            </w:pPr>
+            <w:r>
+              <w:rPr>
+                <w:rFonts w:ascii="Times New Roman" w:hAnsi="Times New Roman" w:cs="Times New Roman"/>
+                <w:sz w:val="24"/>
+                <w:szCs w:val="24"/>
+                <w:lang w:val="en-IN"/>
+              </w:rPr>
+              <w:t>Define module boundaries and interfaces</w:t>
+            </w:r>
+          </w:p>
+        </w:tc>
+        <w:tc>
+          <w:tcPr>
+            <w:tcW w:w="3256" w:type="dxa"/>
+            <w:vAlign w:val="center"/>
+            <w:hideMark/>
+          </w:tcPr>
+          <w:p>
+            <w:pPr>
+              <w:jc w:val="center"/>
+              <w:rPr>
+                <w:rFonts w:ascii="Times New Roman" w:hAnsi="Times New Roman" w:cs="Times New Roman"/>
+                <w:sz w:val="24"/>
+                <w:szCs w:val="24"/>
+                <w:lang w:val="en-IN"/>
+              </w:rPr>
+            </w:pPr>
+            <w:r>
+              <w:rPr>
+                <w:rFonts w:ascii="Times New Roman" w:hAnsi="Times New Roman" w:cs="Times New Roman"/>
+                <w:sz w:val="24"/>
+                <w:szCs w:val="24"/>
+                <w:lang w:val="en-IN"/>
+              </w:rPr>
+              <w:t>Architecture completed</w:t>
+            </w:r>
+          </w:p>
+        </w:tc>
+      </w:tr>
+      <w:tr>
+        <w:trPr>
+          <w:tblCellSpacing w:w="15" w:type="dxa"/>
+          <w:jc w:val="center"/>
+        </w:trPr>
+        <w:tc>
+          <w:tcPr>
+            <w:tcW w:w="2096" w:type="dxa"/>
+            <w:vAlign w:val="center"/>
+            <w:hideMark/>
+          </w:tcPr>
+          <w:p>
+            <w:pPr>
+              <w:jc w:val="center"/>
+              <w:rPr>
+                <w:rFonts w:ascii="Times New Roman" w:hAnsi="Times New Roman" w:cs="Times New Roman"/>
+                <w:b/>
+                <w:bCs/>
+                <w:sz w:val="24"/>
+                <w:szCs w:val="24"/>
+                <w:lang w:val="en-IN"/>
+              </w:rPr>
+            </w:pPr>
+            <w:r>
+              <w:rPr>
+                <w:rFonts w:ascii="Times New Roman" w:hAnsi="Times New Roman" w:cs="Times New Roman"/>
+                <w:b/>
+                <w:bCs/>
+                <w:sz w:val="24"/>
+                <w:szCs w:val="24"/>
+                <w:lang w:val="en-IN"/>
+              </w:rPr>
+              <w:t>2. Data layer</w:t>
+            </w:r>
+          </w:p>
+        </w:tc>
+        <w:tc>
+          <w:tcPr>
+            <w:tcW w:w="5640" w:type="dxa"/>
+            <w:vAlign w:val="center"/>
+            <w:hideMark/>
+          </w:tcPr>
+          <w:p>
+            <w:pPr>
+              <w:jc w:val="center"/>
+              <w:rPr>
+                <w:rFonts w:ascii="Times New Roman" w:hAnsi="Times New Roman" w:cs="Times New Roman"/>
+                <w:sz w:val="24"/>
+                <w:szCs w:val="24"/>
+                <w:lang w:val="en-IN"/>
+              </w:rPr>
+            </w:pPr>
+            <w:r>
+              <w:rPr>
+                <w:rFonts w:ascii="Times New Roman" w:hAnsi="Times New Roman" w:cs="Times New Roman"/>
+                <w:sz w:val="24"/>
+                <w:szCs w:val="24"/>
+                <w:lang w:val="en-IN"/>
+              </w:rPr>
+              <w:t>Implement and validate data-loading functions</w:t>
+            </w:r>
+          </w:p>
+        </w:tc>
+        <w:tc>
+          <w:tcPr>
+            <w:tcW w:w="3256" w:type="dxa"/>
+            <w:vAlign w:val="center"/>
+            <w:hideMark/>
+          </w:tcPr>
+          <w:p>
+            <w:pPr>
+              <w:jc w:val="center"/>
+              <w:rPr>
+                <w:rFonts w:ascii="Times New Roman" w:hAnsi="Times New Roman" w:cs="Times New Roman"/>
+                <w:sz w:val="24"/>
+                <w:szCs w:val="24"/>
+                <w:lang w:val="en-IN"/>
+              </w:rPr>
+            </w:pPr>
+            <w:r>
+              <w:rPr>
+                <w:rFonts w:ascii="Times New Roman" w:hAnsi="Times New Roman" w:cs="Times New Roman"/>
+                <w:sz w:val="24"/>
+                <w:szCs w:val="24"/>
+                <w:lang w:val="en-IN"/>
+              </w:rPr>
+              <w:t>Data module verified</w:t>
+            </w:r>
+          </w:p>
+        </w:tc>
+      </w:tr>
+      <w:tr>
+        <w:trPr>
+          <w:tblCellSpacing w:w="15" w:type="dxa"/>
+          <w:jc w:val="center"/>
+        </w:trPr>
+        <w:tc>
+          <w:tcPr>
+            <w:tcW w:w="2096" w:type="dxa"/>
+            <w:vAlign w:val="center"/>
+            <w:hideMark/>
+          </w:tcPr>
+          <w:p>
+            <w:pPr>
+              <w:jc w:val="center"/>
+              <w:rPr>
+                <w:rFonts w:ascii="Times New Roman" w:hAnsi="Times New Roman" w:cs="Times New Roman"/>
+                <w:b/>
+                <w:bCs/>
+                <w:sz w:val="24"/>
+                <w:szCs w:val="24"/>
+                <w:lang w:val="en-IN"/>
+              </w:rPr>
+            </w:pPr>
+            <w:r>
+              <w:rPr>
+                <w:rFonts w:ascii="Times New Roman" w:hAnsi="Times New Roman" w:cs="Times New Roman"/>
+                <w:b/>
+                <w:bCs/>
+                <w:sz w:val="24"/>
+                <w:szCs w:val="24"/>
+                <w:lang w:val="en-IN"/>
+              </w:rPr>
+              <w:t>3. Feature layer</w:t>
+            </w:r>
+          </w:p>
+        </w:tc>
+        <w:tc>
+          <w:tcPr>
+            <w:tcW w:w="5640" w:type="dxa"/>
+            <w:vAlign w:val="center"/>
+            <w:hideMark/>
+          </w:tcPr>
+          <w:p>
+            <w:pPr>
+              <w:jc w:val="center"/>
+              <w:rPr>
+                <w:rFonts w:ascii="Times New Roman" w:hAnsi="Times New Roman" w:cs="Times New Roman"/>
+                <w:sz w:val="24"/>
+                <w:szCs w:val="24"/>
+                <w:lang w:val="en-IN"/>
+              </w:rPr>
+            </w:pPr>
+            <w:r>
+              <w:rPr>
+                <w:rFonts w:ascii="Times New Roman" w:hAnsi="Times New Roman" w:cs="Times New Roman"/>
+                <w:sz w:val="24"/>
+                <w:szCs w:val="24"/>
+                <w:lang w:val="en-IN"/>
+              </w:rPr>
+              <w:t>Implement reusable feature and lag functions</w:t>
+            </w:r>
+          </w:p>
+        </w:tc>
+        <w:tc>
+          <w:tcPr>
+            <w:tcW w:w="3256" w:type="dxa"/>
+            <w:vAlign w:val="center"/>
+            <w:hideMark/>
+          </w:tcPr>
+          <w:p>
+            <w:pPr>
+              <w:jc w:val="center"/>
+              <w:rPr>
+                <w:rFonts w:ascii="Times New Roman" w:hAnsi="Times New Roman" w:cs="Times New Roman"/>
+                <w:sz w:val="24"/>
+                <w:szCs w:val="24"/>
+                <w:lang w:val="en-IN"/>
+              </w:rPr>
+            </w:pPr>
+            <w:r>
+              <w:rPr>
+                <w:rFonts w:ascii="Times New Roman" w:hAnsi="Times New Roman" w:cs="Times New Roman"/>
+                <w:sz w:val="24"/>
+                <w:szCs w:val="24"/>
+                <w:lang w:val="en-IN"/>
+              </w:rPr>
+              <w:t>Feature module verified</w:t>
+            </w:r>
+          </w:p>
+        </w:tc>
+      </w:tr>
+      <w:tr>
+        <w:trPr>
+          <w:tblCellSpacing w:w="15" w:type="dxa"/>
+          <w:jc w:val="center"/>
+        </w:trPr>
+        <w:tc>
+          <w:tcPr>
+            <w:tcW w:w="2096" w:type="dxa"/>
+            <w:vAlign w:val="center"/>
+            <w:hideMark/>
+          </w:tcPr>
+          <w:p>
+            <w:pPr>
+              <w:jc w:val="center"/>
+              <w:rPr>
+                <w:rFonts w:ascii="Times New Roman" w:hAnsi="Times New Roman" w:cs="Times New Roman"/>
+                <w:b/>
+                <w:bCs/>
+                <w:sz w:val="24"/>
+                <w:szCs w:val="24"/>
+                <w:lang w:val="en-IN"/>
+              </w:rPr>
+            </w:pPr>
+            <w:r>
+              <w:rPr>
+                <w:rFonts w:ascii="Times New Roman" w:hAnsi="Times New Roman" w:cs="Times New Roman"/>
+                <w:b/>
+                <w:bCs/>
+                <w:sz w:val="24"/>
+                <w:szCs w:val="24"/>
+                <w:lang w:val="en-IN"/>
+              </w:rPr>
+              <w:t>4. Model layer</w:t>
+            </w:r>
+          </w:p>
+        </w:tc>
+        <w:tc>
+          <w:tcPr>
+            <w:tcW w:w="5640" w:type="dxa"/>
+            <w:vAlign w:val="center"/>
+            <w:hideMark/>
+          </w:tcPr>
+          <w:p>
+            <w:pPr>
+              <w:jc w:val="center"/>
+              <w:rPr>
+                <w:rFonts w:ascii="Times New Roman" w:hAnsi="Times New Roman" w:cs="Times New Roman"/>
+                <w:sz w:val="24"/>
+                <w:szCs w:val="24"/>
+                <w:lang w:val="en-IN"/>
+              </w:rPr>
+            </w:pPr>
+            <w:r>
+              <w:rPr>
+                <w:rFonts w:ascii="Times New Roman" w:hAnsi="Times New Roman" w:cs="Times New Roman"/>
+                <w:sz w:val="24"/>
+                <w:szCs w:val="24"/>
+                <w:lang w:val="en-IN"/>
+              </w:rPr>
+              <w:t>Implement reusable regression and forecasting model definitions</w:t>
+            </w:r>
+          </w:p>
+        </w:tc>
+        <w:tc>
+          <w:tcPr>
+            <w:tcW w:w="3256" w:type="dxa"/>
+            <w:vAlign w:val="center"/>
+            <w:hideMark/>
+          </w:tcPr>
+          <w:p>
+            <w:pPr>
+              <w:jc w:val="center"/>
+              <w:rPr>
+                <w:rFonts w:ascii="Times New Roman" w:hAnsi="Times New Roman" w:cs="Times New Roman"/>
+                <w:sz w:val="24"/>
+                <w:szCs w:val="24"/>
+                <w:lang w:val="en-IN"/>
+              </w:rPr>
+            </w:pPr>
+            <w:r>
+              <w:rPr>
+                <w:rFonts w:ascii="Times New Roman" w:hAnsi="Times New Roman" w:cs="Times New Roman"/>
+                <w:sz w:val="24"/>
+                <w:szCs w:val="24"/>
+                <w:lang w:val="en-IN"/>
+              </w:rPr>
+              <w:t>Model modules verified</w:t>
+            </w:r>
+          </w:p>
+        </w:tc>
+      </w:tr>
+      <w:tr>
+        <w:trPr>
+          <w:tblCellSpacing w:w="15" w:type="dxa"/>
+          <w:jc w:val="center"/>
+        </w:trPr>
+        <w:tc>
+          <w:tcPr>
+            <w:tcW w:w="2096" w:type="dxa"/>
+            <w:vAlign w:val="center"/>
+            <w:hideMark/>
+          </w:tcPr>
+          <w:p>
+            <w:pPr>
+              <w:jc w:val="center"/>
+              <w:rPr>
+                <w:rFonts w:ascii="Times New Roman" w:hAnsi="Times New Roman" w:cs="Times New Roman"/>
+                <w:b/>
+                <w:bCs/>
+                <w:sz w:val="24"/>
+                <w:szCs w:val="24"/>
+                <w:lang w:val="en-IN"/>
+              </w:rPr>
+            </w:pPr>
+            <w:r>
+              <w:rPr>
+                <w:rFonts w:ascii="Times New Roman" w:hAnsi="Times New Roman" w:cs="Times New Roman"/>
+                <w:b/>
+                <w:bCs/>
+                <w:sz w:val="24"/>
+                <w:szCs w:val="24"/>
+                <w:lang w:val="en-IN"/>
+              </w:rPr>
+              <w:t>5. Evaluation</w:t>
+            </w:r>
+          </w:p>
+        </w:tc>
+        <w:tc>
+          <w:tcPr>
+            <w:tcW w:w="5640" w:type="dxa"/>
+            <w:vAlign w:val="center"/>
+            <w:hideMark/>
+          </w:tcPr>
+          <w:p>
+            <w:pPr>
+              <w:jc w:val="center"/>
+              <w:rPr>
+                <w:rFonts w:ascii="Times New Roman" w:hAnsi="Times New Roman" w:cs="Times New Roman"/>
+                <w:sz w:val="24"/>
+                <w:szCs w:val="24"/>
+                <w:lang w:val="en-IN"/>
+              </w:rPr>
+            </w:pPr>
+            <w:r>
+              <w:rPr>
+                <w:rFonts w:ascii="Times New Roman" w:hAnsi="Times New Roman" w:cs="Times New Roman"/>
+                <w:sz w:val="24"/>
+                <w:szCs w:val="24"/>
+                <w:lang w:val="en-IN"/>
+              </w:rPr>
+              <w:t>Implement reusable metrics and evaluation functions</w:t>
+            </w:r>
+          </w:p>
+        </w:tc>
+        <w:tc>
+          <w:tcPr>
+            <w:tcW w:w="3256" w:type="dxa"/>
+            <w:vAlign w:val="center"/>
+            <w:hideMark/>
+          </w:tcPr>
+          <w:p>
+            <w:pPr>
+              <w:jc w:val="center"/>
+              <w:rPr>
+                <w:rFonts w:ascii="Times New Roman" w:hAnsi="Times New Roman" w:cs="Times New Roman"/>
+                <w:sz w:val="24"/>
+                <w:szCs w:val="24"/>
+                <w:lang w:val="en-IN"/>
+              </w:rPr>
+            </w:pPr>
+            <w:r>
+              <w:rPr>
+                <w:rFonts w:ascii="Times New Roman" w:hAnsi="Times New Roman" w:cs="Times New Roman"/>
+                <w:sz w:val="24"/>
+                <w:szCs w:val="24"/>
+                <w:lang w:val="en-IN"/>
+              </w:rPr>
+              <w:t>Evaluation module verified</w:t>
+            </w:r>
+          </w:p>
+        </w:tc>
+      </w:tr>
+      <w:tr>
+        <w:trPr>
+          <w:tblCellSpacing w:w="15" w:type="dxa"/>
+          <w:jc w:val="center"/>
+        </w:trPr>
+        <w:tc>
+          <w:tcPr>
+            <w:tcW w:w="2096" w:type="dxa"/>
+            <w:vAlign w:val="center"/>
+            <w:hideMark/>
+          </w:tcPr>
+          <w:p>
+            <w:pPr>
+              <w:jc w:val="center"/>
+              <w:rPr>
+                <w:rFonts w:ascii="Times New Roman" w:hAnsi="Times New Roman" w:cs="Times New Roman"/>
+                <w:b/>
+                <w:bCs/>
+                <w:sz w:val="24"/>
+                <w:szCs w:val="24"/>
+                <w:lang w:val="en-IN"/>
+              </w:rPr>
+            </w:pPr>
+            <w:r>
+              <w:rPr>
+                <w:rFonts w:ascii="Times New Roman" w:hAnsi="Times New Roman" w:cs="Times New Roman"/>
+                <w:b/>
+                <w:bCs/>
+                <w:sz w:val="24"/>
+                <w:szCs w:val="24"/>
+                <w:lang w:val="en-IN"/>
+              </w:rPr>
+              <w:t>6. Visualization</w:t>
+            </w:r>
+          </w:p>
+        </w:tc>
+        <w:tc>
+          <w:tcPr>
+            <w:tcW w:w="5640" w:type="dxa"/>
+            <w:vAlign w:val="center"/>
+            <w:hideMark/>
+          </w:tcPr>
+          <w:p>
+            <w:pPr>
+              <w:jc w:val="center"/>
+              <w:rPr>
+                <w:rFonts w:ascii="Times New Roman" w:hAnsi="Times New Roman" w:cs="Times New Roman"/>
+                <w:sz w:val="24"/>
+                <w:szCs w:val="24"/>
+                <w:lang w:val="en-IN"/>
+              </w:rPr>
+            </w:pPr>
+            <w:r>
+              <w:rPr>
+                <w:rFonts w:ascii="Times New Roman" w:hAnsi="Times New Roman" w:cs="Times New Roman"/>
+                <w:sz w:val="24"/>
+                <w:szCs w:val="24"/>
+                <w:lang w:val="en-IN"/>
+              </w:rPr>
+              <w:t>Move reusable plotting functions into the visualization layer</w:t>
+            </w:r>
+          </w:p>
+        </w:tc>
+        <w:tc>
+          <w:tcPr>
+            <w:tcW w:w="3256" w:type="dxa"/>
+            <w:vAlign w:val="center"/>
+            <w:hideMark/>
+          </w:tcPr>
+          <w:p>
+            <w:pPr>
+              <w:jc w:val="center"/>
+              <w:rPr>
+                <w:rFonts w:ascii="Times New Roman" w:hAnsi="Times New Roman" w:cs="Times New Roman"/>
+                <w:sz w:val="24"/>
+                <w:szCs w:val="24"/>
+                <w:lang w:val="en-IN"/>
+              </w:rPr>
+            </w:pPr>
+            <w:r>
+              <w:rPr>
+                <w:rFonts w:ascii="Times New Roman" w:hAnsi="Times New Roman" w:cs="Times New Roman"/>
+                <w:sz w:val="24"/>
+                <w:szCs w:val="24"/>
+                <w:lang w:val="en-IN"/>
+              </w:rPr>
+              <w:t>Visualization module verified</w:t>
+            </w:r>
+          </w:p>
+        </w:tc>
+      </w:tr>
+      <w:tr>
+        <w:trPr>
+          <w:tblCellSpacing w:w="15" w:type="dxa"/>
+          <w:jc w:val="center"/>
+        </w:trPr>
+        <w:tc>
+          <w:tcPr>
+            <w:tcW w:w="2096" w:type="dxa"/>
+            <w:vAlign w:val="center"/>
+            <w:hideMark/>
+          </w:tcPr>
+          <w:p>
+            <w:pPr>
+              <w:jc w:val="center"/>
+              <w:rPr>
+                <w:rFonts w:ascii="Times New Roman" w:hAnsi="Times New Roman" w:cs="Times New Roman"/>
+                <w:b/>
+                <w:bCs/>
+                <w:sz w:val="24"/>
+                <w:szCs w:val="24"/>
+                <w:lang w:val="en-IN"/>
+              </w:rPr>
+            </w:pPr>
+            <w:r>
+              <w:rPr>
+                <w:rFonts w:ascii="Times New Roman" w:hAnsi="Times New Roman" w:cs="Times New Roman"/>
+                <w:b/>
+                <w:bCs/>
+                <w:sz w:val="24"/>
+                <w:szCs w:val="24"/>
+                <w:lang w:val="en-IN"/>
+              </w:rPr>
+              <w:t>7. Integration</w:t>
+            </w:r>
+          </w:p>
+        </w:tc>
+        <w:tc>
+          <w:tcPr>
+            <w:tcW w:w="5640" w:type="dxa"/>
+            <w:vAlign w:val="center"/>
+            <w:hideMark/>
+          </w:tcPr>
+          <w:p>
+            <w:pPr>
+              <w:jc w:val="center"/>
+              <w:rPr>
+                <w:rFonts w:ascii="Times New Roman" w:hAnsi="Times New Roman" w:cs="Times New Roman"/>
+                <w:sz w:val="24"/>
+                <w:szCs w:val="24"/>
+                <w:lang w:val="en-IN"/>
+              </w:rPr>
+            </w:pPr>
+            <w:r>
+              <w:rPr>
+                <w:rFonts w:ascii="Times New Roman" w:hAnsi="Times New Roman" w:cs="Times New Roman"/>
+                <w:sz w:val="24"/>
+                <w:szCs w:val="24"/>
+                <w:lang w:val="en-IN"/>
+              </w:rPr>
+              <w:t>Connect modules through pipeline.py</w:t>
+            </w:r>
+          </w:p>
+        </w:tc>
+        <w:tc>
+          <w:tcPr>
+            <w:tcW w:w="3256" w:type="dxa"/>
+            <w:vAlign w:val="center"/>
+            <w:hideMark/>
+          </w:tcPr>
+          <w:p>
+            <w:pPr>
+              <w:jc w:val="center"/>
+              <w:rPr>
+                <w:rFonts w:ascii="Times New Roman" w:hAnsi="Times New Roman" w:cs="Times New Roman"/>
+                <w:sz w:val="24"/>
+                <w:szCs w:val="24"/>
+                <w:lang w:val="en-IN"/>
+              </w:rPr>
+            </w:pPr>
+            <w:r>
+              <w:rPr>
+                <w:rFonts w:ascii="Times New Roman" w:hAnsi="Times New Roman" w:cs="Times New Roman"/>
+                <w:sz w:val="24"/>
+                <w:szCs w:val="24"/>
+                <w:lang w:val="en-IN"/>
+              </w:rPr>
+              <w:t>Modular workflow integrated</w:t>
+            </w:r>
+          </w:p>
+        </w:tc>
+      </w:tr>
+      <w:tr>
+        <w:trPr>
+          <w:tblCellSpacing w:w="15" w:type="dxa"/>
+          <w:jc w:val="center"/>
+        </w:trPr>
+        <w:tc>
+          <w:tcPr>
+            <w:tcW w:w="2096" w:type="dxa"/>
+            <w:vAlign w:val="center"/>
+            <w:hideMark/>
+          </w:tcPr>
+          <w:p>
+            <w:pPr>
+              <w:jc w:val="center"/>
+              <w:rPr>
+                <w:rFonts w:ascii="Times New Roman" w:hAnsi="Times New Roman" w:cs="Times New Roman"/>
+                <w:b/>
+                <w:bCs/>
+                <w:sz w:val="24"/>
+                <w:szCs w:val="24"/>
+                <w:lang w:val="en-IN"/>
+              </w:rPr>
+            </w:pPr>
+            <w:r>
+              <w:rPr>
+                <w:rFonts w:ascii="Times New Roman" w:hAnsi="Times New Roman" w:cs="Times New Roman"/>
+                <w:b/>
+                <w:bCs/>
+                <w:sz w:val="24"/>
+                <w:szCs w:val="24"/>
+                <w:lang w:val="en-IN"/>
+              </w:rPr>
+              <w:t>8. Testing</w:t>
+            </w:r>
+          </w:p>
+        </w:tc>
+        <w:tc>
+          <w:tcPr>
+            <w:tcW w:w="5640" w:type="dxa"/>
+            <w:vAlign w:val="center"/>
+            <w:hideMark/>
+          </w:tcPr>
+          <w:p>
+            <w:pPr>
+              <w:jc w:val="center"/>
+              <w:rPr>
+                <w:rFonts w:ascii="Times New Roman" w:hAnsi="Times New Roman" w:cs="Times New Roman"/>
+                <w:sz w:val="24"/>
+                <w:szCs w:val="24"/>
+                <w:lang w:val="en-IN"/>
+              </w:rPr>
+            </w:pPr>
+            <w:r>
+              <w:rPr>
+                <w:rFonts w:ascii="Times New Roman" w:hAnsi="Times New Roman" w:cs="Times New Roman"/>
+                <w:sz w:val="24"/>
+                <w:szCs w:val="24"/>
+                <w:lang w:val="en-IN"/>
+              </w:rPr>
+              <w:t>Perform unit, integration and end-to-end testing</w:t>
+            </w:r>
+          </w:p>
+        </w:tc>
+        <w:tc>
+          <w:tcPr>
+            <w:tcW w:w="3256" w:type="dxa"/>
+            <w:vAlign w:val="center"/>
+            <w:hideMark/>
+          </w:tcPr>
+          <w:p>
+            <w:pPr>
+              <w:jc w:val="center"/>
+              <w:rPr>
+                <w:rFonts w:ascii="Times New Roman" w:hAnsi="Times New Roman" w:cs="Times New Roman"/>
+                <w:sz w:val="24"/>
+                <w:szCs w:val="24"/>
+                <w:lang w:val="en-IN"/>
+              </w:rPr>
+            </w:pPr>
+            <w:r>
+              <w:rPr>
+                <w:rFonts w:ascii="Times New Roman" w:hAnsi="Times New Roman" w:cs="Times New Roman"/>
+                <w:sz w:val="24"/>
+                <w:szCs w:val="24"/>
+                <w:lang w:val="en-IN"/>
+              </w:rPr>
+              <w:t>Implementation validated</w:t>
+            </w:r>
+          </w:p>
+        </w:tc>
+      </w:tr>
+      <w:tr>
+        <w:trPr>
+          <w:tblCellSpacing w:w="15" w:type="dxa"/>
+          <w:jc w:val="center"/>
+        </w:trPr>
+        <w:tc>
+          <w:tcPr>
+            <w:tcW w:w="2096" w:type="dxa"/>
+            <w:vAlign w:val="center"/>
+            <w:hideMark/>
+          </w:tcPr>
+          <w:p>
+            <w:pPr>
+              <w:jc w:val="center"/>
+              <w:rPr>
+                <w:rFonts w:ascii="Times New Roman" w:hAnsi="Times New Roman" w:cs="Times New Roman"/>
+                <w:b/>
+                <w:bCs/>
+                <w:sz w:val="24"/>
+                <w:szCs w:val="24"/>
+                <w:lang w:val="en-IN"/>
+              </w:rPr>
+            </w:pPr>
+            <w:r>
+              <w:rPr>
+                <w:rFonts w:ascii="Times New Roman" w:hAnsi="Times New Roman" w:cs="Times New Roman"/>
+                <w:b/>
+                <w:bCs/>
+                <w:sz w:val="24"/>
+                <w:szCs w:val="24"/>
+                <w:lang w:val="en-IN"/>
+              </w:rPr>
+              <w:t>9. Migration</w:t>
+            </w:r>
+          </w:p>
+        </w:tc>
+        <w:tc>
+          <w:tcPr>
+            <w:tcW w:w="5640" w:type="dxa"/>
+            <w:vAlign w:val="center"/>
+            <w:hideMark/>
+          </w:tcPr>
+          <w:p>
+            <w:pPr>
+              <w:jc w:val="center"/>
+              <w:rPr>
+                <w:rFonts w:ascii="Times New Roman" w:hAnsi="Times New Roman" w:cs="Times New Roman"/>
+                <w:sz w:val="24"/>
+                <w:szCs w:val="24"/>
+                <w:lang w:val="en-IN"/>
+              </w:rPr>
+            </w:pPr>
+            <w:r>
+              <w:rPr>
+                <w:rFonts w:ascii="Times New Roman" w:hAnsi="Times New Roman" w:cs="Times New Roman"/>
+                <w:sz w:val="24"/>
+                <w:szCs w:val="24"/>
+                <w:lang w:val="en-IN"/>
+              </w:rPr>
+              <w:t>Gradually replace duplicated notebook logic with reusable modules</w:t>
+            </w:r>
+          </w:p>
+        </w:tc>
+        <w:tc>
+          <w:tcPr>
+            <w:tcW w:w="3256" w:type="dxa"/>
+            <w:vAlign w:val="center"/>
+            <w:hideMark/>
+          </w:tcPr>
+          <w:p>
+            <w:pPr>
+              <w:jc w:val="center"/>
+              <w:rPr>
+                <w:rFonts w:ascii="Times New Roman" w:hAnsi="Times New Roman" w:cs="Times New Roman"/>
+                <w:sz w:val="24"/>
+                <w:szCs w:val="24"/>
+                <w:lang w:val="en-IN"/>
+              </w:rPr>
+            </w:pPr>
+            <w:r>
+              <w:rPr>
+                <w:rFonts w:ascii="Times New Roman" w:hAnsi="Times New Roman" w:cs="Times New Roman"/>
+                <w:sz w:val="24"/>
+                <w:szCs w:val="24"/>
+                <w:lang w:val="en-IN"/>
+              </w:rPr>
+              <w:t>Refactoring completed</w:t>
+            </w:r>
+          </w:p>
+        </w:tc>
+      </w:tr>
+    </w:tbl>
+    <w:p>
+      <w:pPr>
+        <w:jc w:val="both"/>
+        <w:rPr>
+          <w:rFonts w:ascii="Times New Roman" w:hAnsi="Times New Roman" w:cs="Times New Roman"/>
+          <w:sz w:val="24"/>
+          <w:szCs w:val="24"/>
+          <w:lang w:val="en-IN"/>
+        </w:rPr>
+      </w:pPr>
+    </w:p>
+    <w:p>
+      <w:pPr>
+        <w:jc w:val="both"/>
+        <w:rPr>
+          <w:rFonts w:ascii="Times New Roman" w:hAnsi="Times New Roman" w:cs="Times New Roman"/>
+          <w:sz w:val="24"/>
+          <w:szCs w:val="24"/>
+          <w:lang w:val="en-IN"/>
+        </w:rPr>
+      </w:pPr>
+      <w:r>
+        <w:rPr>
+          <w:rFonts w:ascii="Times New Roman" w:hAnsi="Times New Roman" w:cs="Times New Roman"/>
+          <w:sz w:val="24"/>
+          <w:szCs w:val="24"/>
+          <w:lang w:val="en-IN"/>
+        </w:rPr>
+        <w:t>The phases deliberately do not assign unsupported calendar dates. Each milestone depends on successful verification of the previous stage.</w:t>
+      </w:r>
+    </w:p>
+    <w:p>
+      <w:pPr>
+        <w:rPr>
+          <w:rFonts w:ascii="Times New Roman" w:hAnsi="Times New Roman" w:cs="Times New Roman"/>
+          <w:b/>
+          <w:bCs/>
+          <w:sz w:val="24"/>
+          <w:szCs w:val="24"/>
+          <w:lang w:val="en-IN"/>
+        </w:rPr>
+      </w:pPr>
+      <w:r>
+        <w:rPr>
+          <w:rFonts w:ascii="Times New Roman" w:hAnsi="Times New Roman" w:cs="Times New Roman"/>
+          <w:b/>
+          <w:bCs/>
+          <w:sz w:val="24"/>
+          <w:szCs w:val="24"/>
+          <w:lang w:val="en-IN"/>
+        </w:rPr>
+        <w:br w:type="page"/>
+      </w:r>
+    </w:p>
+    <w:p>
+      <w:pPr>
+        <w:jc w:val="both"/>
+        <w:rPr>
+          <w:rFonts w:ascii="Times New Roman" w:hAnsi="Times New Roman" w:cs="Times New Roman"/>
+          <w:b/>
+          <w:bCs/>
+          <w:color w:val="1F497D" w:themeColor="text2"/>
+          <w:sz w:val="32"/>
+          <w:szCs w:val="32"/>
+          <w:lang w:val="en-IN"/>
+        </w:rPr>
+      </w:pPr>
+      <w:r>
+        <w:rPr>
+          <w:rFonts w:ascii="Times New Roman" w:hAnsi="Times New Roman" w:cs="Times New Roman"/>
+          <w:b/>
+          <w:bCs/>
+          <w:color w:val="1F497D" w:themeColor="text2"/>
+          <w:sz w:val="32"/>
+          <w:szCs w:val="32"/>
+          <w:lang w:val="en-IN"/>
+        </w:rPr>
+        <w:lastRenderedPageBreak/>
+        <w:t>12. Current Implementation Status</w:t>
+      </w:r>
+    </w:p>
+    <w:p>
+      <w:pPr>
+        <w:jc w:val="both"/>
+        <w:rPr>
+          <w:rFonts w:ascii="Times New Roman" w:hAnsi="Times New Roman" w:cs="Times New Roman"/>
+          <w:sz w:val="24"/>
+          <w:szCs w:val="24"/>
+          <w:lang w:val="en-IN"/>
+        </w:rPr>
+      </w:pPr>
+      <w:r>
+        <w:rPr>
+          <w:rFonts w:ascii="Times New Roman" w:hAnsi="Times New Roman" w:cs="Times New Roman"/>
+          <w:sz w:val="24"/>
+          <w:szCs w:val="24"/>
+          <w:lang w:val="en-IN"/>
+        </w:rPr>
+        <w:t xml:space="preserve">The </w:t>
+      </w:r>
+      <w:proofErr w:type="spellStart"/>
+      <w:r>
+        <w:rPr>
+          <w:rFonts w:ascii="Times New Roman" w:hAnsi="Times New Roman" w:cs="Times New Roman"/>
+          <w:sz w:val="24"/>
+          <w:szCs w:val="24"/>
+          <w:lang w:val="en-IN"/>
+        </w:rPr>
+        <w:t>src</w:t>
+      </w:r>
+      <w:proofErr w:type="spellEnd"/>
+      <w:r>
+        <w:rPr>
+          <w:rFonts w:ascii="Times New Roman" w:hAnsi="Times New Roman" w:cs="Times New Roman"/>
+          <w:sz w:val="24"/>
+          <w:szCs w:val="24"/>
+          <w:lang w:val="en-IN"/>
+        </w:rPr>
+        <w:t>/ directory currently contains the architecture skeleton and several implemented reusable functions.</w:t>
+      </w:r>
+    </w:p>
+    <w:p>
+      <w:pPr>
+        <w:jc w:val="both"/>
+        <w:rPr>
+          <w:rFonts w:ascii="Times New Roman" w:hAnsi="Times New Roman" w:cs="Times New Roman"/>
+          <w:sz w:val="24"/>
+          <w:szCs w:val="24"/>
+          <w:lang w:val="en-IN"/>
+        </w:rPr>
+      </w:pPr>
+      <w:r>
+        <w:rPr>
+          <w:rFonts w:ascii="Times New Roman" w:hAnsi="Times New Roman" w:cs="Times New Roman"/>
+          <w:sz w:val="24"/>
+          <w:szCs w:val="24"/>
+          <w:lang w:val="en-IN"/>
+        </w:rPr>
+        <w:t>The following are already represented:</w:t>
+      </w:r>
+    </w:p>
+    <w:p>
+      <w:pPr>
+        <w:numPr>
+          <w:ilvl w:val="0"/>
+          <w:numId w:val="44"/>
+        </w:numPr>
+        <w:jc w:val="both"/>
+        <w:rPr>
+          <w:rFonts w:ascii="Times New Roman" w:hAnsi="Times New Roman" w:cs="Times New Roman"/>
+          <w:sz w:val="24"/>
+          <w:szCs w:val="24"/>
+          <w:lang w:val="en-IN"/>
+        </w:rPr>
+      </w:pPr>
+      <w:r>
+        <w:rPr>
+          <w:rFonts w:ascii="Times New Roman" w:hAnsi="Times New Roman" w:cs="Times New Roman"/>
+          <w:sz w:val="24"/>
+          <w:szCs w:val="24"/>
+          <w:lang w:val="en-IN"/>
+        </w:rPr>
+        <w:t>centralized configuration;</w:t>
+      </w:r>
+    </w:p>
+    <w:p>
+      <w:pPr>
+        <w:numPr>
+          <w:ilvl w:val="0"/>
+          <w:numId w:val="44"/>
+        </w:numPr>
+        <w:jc w:val="both"/>
+        <w:rPr>
+          <w:rFonts w:ascii="Times New Roman" w:hAnsi="Times New Roman" w:cs="Times New Roman"/>
+          <w:sz w:val="24"/>
+          <w:szCs w:val="24"/>
+          <w:lang w:val="en-IN"/>
+        </w:rPr>
+      </w:pPr>
+      <w:r>
+        <w:rPr>
+          <w:rFonts w:ascii="Times New Roman" w:hAnsi="Times New Roman" w:cs="Times New Roman"/>
+          <w:sz w:val="24"/>
+          <w:szCs w:val="24"/>
+          <w:lang w:val="en-IN"/>
+        </w:rPr>
+        <w:t>data loading and validation;</w:t>
+      </w:r>
+    </w:p>
+    <w:p>
+      <w:pPr>
+        <w:numPr>
+          <w:ilvl w:val="0"/>
+          <w:numId w:val="44"/>
+        </w:numPr>
+        <w:jc w:val="both"/>
+        <w:rPr>
+          <w:rFonts w:ascii="Times New Roman" w:hAnsi="Times New Roman" w:cs="Times New Roman"/>
+          <w:sz w:val="24"/>
+          <w:szCs w:val="24"/>
+          <w:lang w:val="en-IN"/>
+        </w:rPr>
+      </w:pPr>
+      <w:r>
+        <w:rPr>
+          <w:rFonts w:ascii="Times New Roman" w:hAnsi="Times New Roman" w:cs="Times New Roman"/>
+          <w:sz w:val="24"/>
+          <w:szCs w:val="24"/>
+          <w:lang w:val="en-IN"/>
+        </w:rPr>
+        <w:t>regression feature selection;</w:t>
+      </w:r>
+    </w:p>
+    <w:p>
+      <w:pPr>
+        <w:numPr>
+          <w:ilvl w:val="0"/>
+          <w:numId w:val="44"/>
+        </w:numPr>
+        <w:jc w:val="both"/>
+        <w:rPr>
+          <w:rFonts w:ascii="Times New Roman" w:hAnsi="Times New Roman" w:cs="Times New Roman"/>
+          <w:sz w:val="24"/>
+          <w:szCs w:val="24"/>
+          <w:lang w:val="en-IN"/>
+        </w:rPr>
+      </w:pPr>
+      <w:r>
+        <w:rPr>
+          <w:rFonts w:ascii="Times New Roman" w:hAnsi="Times New Roman" w:cs="Times New Roman"/>
+          <w:sz w:val="24"/>
+          <w:szCs w:val="24"/>
+          <w:lang w:val="en-IN"/>
+        </w:rPr>
+        <w:t>country-specific CO₂ lag generation;</w:t>
+      </w:r>
+    </w:p>
+    <w:p>
+      <w:pPr>
+        <w:numPr>
+          <w:ilvl w:val="0"/>
+          <w:numId w:val="44"/>
+        </w:numPr>
+        <w:jc w:val="both"/>
+        <w:rPr>
+          <w:rFonts w:ascii="Times New Roman" w:hAnsi="Times New Roman" w:cs="Times New Roman"/>
+          <w:sz w:val="24"/>
+          <w:szCs w:val="24"/>
+          <w:lang w:val="en-IN"/>
+        </w:rPr>
+      </w:pPr>
+      <w:r>
+        <w:rPr>
+          <w:rFonts w:ascii="Times New Roman" w:hAnsi="Times New Roman" w:cs="Times New Roman"/>
+          <w:sz w:val="24"/>
+          <w:szCs w:val="24"/>
+          <w:lang w:val="en-IN"/>
+        </w:rPr>
+        <w:t>regression model construction;</w:t>
+      </w:r>
+    </w:p>
+    <w:p>
+      <w:pPr>
+        <w:numPr>
+          <w:ilvl w:val="0"/>
+          <w:numId w:val="44"/>
+        </w:numPr>
+        <w:jc w:val="both"/>
+        <w:rPr>
+          <w:rFonts w:ascii="Times New Roman" w:hAnsi="Times New Roman" w:cs="Times New Roman"/>
+          <w:sz w:val="24"/>
+          <w:szCs w:val="24"/>
+          <w:lang w:val="en-IN"/>
+        </w:rPr>
+      </w:pPr>
+      <w:r>
+        <w:rPr>
+          <w:rFonts w:ascii="Times New Roman" w:hAnsi="Times New Roman" w:cs="Times New Roman"/>
+          <w:sz w:val="24"/>
+          <w:szCs w:val="24"/>
+          <w:lang w:val="en-IN"/>
+        </w:rPr>
+        <w:t>forecasting model construction;</w:t>
+      </w:r>
+    </w:p>
+    <w:p>
+      <w:pPr>
+        <w:numPr>
+          <w:ilvl w:val="0"/>
+          <w:numId w:val="44"/>
+        </w:numPr>
+        <w:jc w:val="both"/>
+        <w:rPr>
+          <w:rFonts w:ascii="Times New Roman" w:hAnsi="Times New Roman" w:cs="Times New Roman"/>
+          <w:sz w:val="24"/>
+          <w:szCs w:val="24"/>
+          <w:lang w:val="en-IN"/>
+        </w:rPr>
+      </w:pPr>
+      <w:r>
+        <w:rPr>
+          <w:rFonts w:ascii="Times New Roman" w:hAnsi="Times New Roman" w:cs="Times New Roman"/>
+          <w:sz w:val="24"/>
+          <w:szCs w:val="24"/>
+          <w:lang w:val="en-IN"/>
+        </w:rPr>
+        <w:t>regression metrics;</w:t>
+      </w:r>
+    </w:p>
+    <w:p>
+      <w:pPr>
+        <w:numPr>
+          <w:ilvl w:val="0"/>
+          <w:numId w:val="44"/>
+        </w:numPr>
+        <w:jc w:val="both"/>
+        <w:rPr>
+          <w:rFonts w:ascii="Times New Roman" w:hAnsi="Times New Roman" w:cs="Times New Roman"/>
+          <w:sz w:val="24"/>
+          <w:szCs w:val="24"/>
+          <w:lang w:val="en-IN"/>
+        </w:rPr>
+      </w:pPr>
+      <w:r>
+        <w:rPr>
+          <w:rFonts w:ascii="Times New Roman" w:hAnsi="Times New Roman" w:cs="Times New Roman"/>
+          <w:sz w:val="24"/>
+          <w:szCs w:val="24"/>
+          <w:lang w:val="en-IN"/>
+        </w:rPr>
+        <w:t>plot-saving utility;</w:t>
+      </w:r>
+    </w:p>
+    <w:p>
+      <w:pPr>
+        <w:numPr>
+          <w:ilvl w:val="0"/>
+          <w:numId w:val="44"/>
+        </w:numPr>
+        <w:jc w:val="both"/>
+        <w:rPr>
+          <w:rFonts w:ascii="Times New Roman" w:hAnsi="Times New Roman" w:cs="Times New Roman"/>
+          <w:sz w:val="24"/>
+          <w:szCs w:val="24"/>
+          <w:lang w:val="en-IN"/>
+        </w:rPr>
+      </w:pPr>
+      <w:r>
+        <w:rPr>
+          <w:rFonts w:ascii="Times New Roman" w:hAnsi="Times New Roman" w:cs="Times New Roman"/>
+          <w:sz w:val="24"/>
+          <w:szCs w:val="24"/>
+          <w:lang w:val="en-IN"/>
+        </w:rPr>
+        <w:t>high-level pipeline structure;</w:t>
+      </w:r>
+    </w:p>
+    <w:p>
+      <w:pPr>
+        <w:numPr>
+          <w:ilvl w:val="0"/>
+          <w:numId w:val="44"/>
+        </w:numPr>
+        <w:jc w:val="both"/>
+        <w:rPr>
+          <w:rFonts w:ascii="Times New Roman" w:hAnsi="Times New Roman" w:cs="Times New Roman"/>
+          <w:sz w:val="24"/>
+          <w:szCs w:val="24"/>
+          <w:lang w:val="en-IN"/>
+        </w:rPr>
+      </w:pPr>
+      <w:r>
+        <w:rPr>
+          <w:rFonts w:ascii="Times New Roman" w:hAnsi="Times New Roman" w:cs="Times New Roman"/>
+          <w:sz w:val="24"/>
+          <w:szCs w:val="24"/>
+          <w:lang w:val="en-IN"/>
+        </w:rPr>
+        <w:t>main execution entry point.</w:t>
+      </w:r>
+    </w:p>
+    <w:p>
+      <w:pPr>
+        <w:jc w:val="both"/>
+        <w:rPr>
+          <w:rFonts w:ascii="Times New Roman" w:hAnsi="Times New Roman" w:cs="Times New Roman"/>
+          <w:sz w:val="24"/>
+          <w:szCs w:val="24"/>
+          <w:lang w:val="en-IN"/>
+        </w:rPr>
+      </w:pPr>
+      <w:r>
+        <w:rPr>
+          <w:rFonts w:ascii="Times New Roman" w:hAnsi="Times New Roman" w:cs="Times New Roman"/>
+          <w:sz w:val="24"/>
+          <w:szCs w:val="24"/>
+          <w:lang w:val="en-IN"/>
+        </w:rPr>
+        <w:t xml:space="preserve">The complete end-to-end migration of the notebooks into these modules has </w:t>
+      </w:r>
+      <w:r>
+        <w:rPr>
+          <w:rFonts w:ascii="Times New Roman" w:hAnsi="Times New Roman" w:cs="Times New Roman"/>
+          <w:b/>
+          <w:bCs/>
+          <w:sz w:val="24"/>
+          <w:szCs w:val="24"/>
+          <w:lang w:val="en-IN"/>
+        </w:rPr>
+        <w:t>not</w:t>
+      </w:r>
+      <w:r>
+        <w:rPr>
+          <w:rFonts w:ascii="Times New Roman" w:hAnsi="Times New Roman" w:cs="Times New Roman"/>
+          <w:sz w:val="24"/>
+          <w:szCs w:val="24"/>
+          <w:lang w:val="en-IN"/>
+        </w:rPr>
+        <w:t xml:space="preserve"> yet been completed. The existing notebooks therefore remain the primary implementation of the completed analytical workflows.</w:t>
+      </w:r>
+    </w:p>
+    <w:p>
+      <w:pPr>
+        <w:jc w:val="both"/>
+        <w:rPr>
+          <w:rFonts w:ascii="Times New Roman" w:hAnsi="Times New Roman" w:cs="Times New Roman"/>
+          <w:sz w:val="24"/>
+          <w:szCs w:val="24"/>
+          <w:lang w:val="en-IN"/>
+        </w:rPr>
+      </w:pPr>
+      <w:r>
+        <w:rPr>
+          <w:rFonts w:ascii="Times New Roman" w:hAnsi="Times New Roman" w:cs="Times New Roman"/>
+          <w:sz w:val="24"/>
+          <w:szCs w:val="24"/>
+          <w:lang w:val="en-IN"/>
+        </w:rPr>
+        <w:t>This separation allows the architecture to be developed without disturbing the previously completed project analysis.</w:t>
+      </w:r>
+    </w:p>
+    <w:p>
+      <w:pPr>
+        <w:jc w:val="both"/>
+        <w:rPr>
+          <w:rFonts w:ascii="Times New Roman" w:hAnsi="Times New Roman" w:cs="Times New Roman"/>
+          <w:b/>
+          <w:bCs/>
+          <w:color w:val="1F497D" w:themeColor="text2"/>
+          <w:sz w:val="32"/>
+          <w:szCs w:val="32"/>
+          <w:lang w:val="en-IN"/>
+        </w:rPr>
+      </w:pPr>
+      <w:r>
+        <w:rPr>
+          <w:rFonts w:ascii="Times New Roman" w:hAnsi="Times New Roman" w:cs="Times New Roman"/>
+          <w:b/>
+          <w:bCs/>
+          <w:color w:val="1F497D" w:themeColor="text2"/>
+          <w:sz w:val="32"/>
+          <w:szCs w:val="32"/>
+          <w:lang w:val="en-IN"/>
+        </w:rPr>
+        <w:t>13. Conclusion</w:t>
+      </w:r>
+    </w:p>
+    <w:p>
+      <w:pPr>
+        <w:jc w:val="both"/>
+        <w:rPr>
+          <w:rFonts w:ascii="Times New Roman" w:hAnsi="Times New Roman" w:cs="Times New Roman"/>
+          <w:sz w:val="24"/>
+          <w:szCs w:val="24"/>
+          <w:lang w:val="en-IN"/>
+        </w:rPr>
+      </w:pPr>
+      <w:r>
+        <w:rPr>
+          <w:rFonts w:ascii="Times New Roman" w:hAnsi="Times New Roman" w:cs="Times New Roman"/>
+          <w:sz w:val="24"/>
+          <w:szCs w:val="24"/>
+          <w:lang w:val="en-IN"/>
+        </w:rPr>
+        <w:t xml:space="preserve">The proposed architecture separates the carbon-emission project into clear data, feature, model, forecasting, evaluation, visualization and orchestration components. The current </w:t>
+      </w:r>
+      <w:proofErr w:type="spellStart"/>
+      <w:r>
+        <w:rPr>
+          <w:rFonts w:ascii="Times New Roman" w:hAnsi="Times New Roman" w:cs="Times New Roman"/>
+          <w:sz w:val="24"/>
+          <w:szCs w:val="24"/>
+          <w:lang w:val="en-IN"/>
+        </w:rPr>
+        <w:t>src</w:t>
+      </w:r>
+      <w:proofErr w:type="spellEnd"/>
+      <w:r>
+        <w:rPr>
+          <w:rFonts w:ascii="Times New Roman" w:hAnsi="Times New Roman" w:cs="Times New Roman"/>
+          <w:sz w:val="24"/>
+          <w:szCs w:val="24"/>
+          <w:lang w:val="en-IN"/>
+        </w:rPr>
+        <w:t>/ structure provides the foundation for this design while preserving the existing notebook-based implementation.</w:t>
+      </w:r>
+    </w:p>
+    <w:p>
+      <w:pPr>
+        <w:jc w:val="both"/>
+        <w:rPr>
+          <w:rFonts w:ascii="Times New Roman" w:hAnsi="Times New Roman" w:cs="Times New Roman"/>
+          <w:sz w:val="24"/>
+          <w:szCs w:val="24"/>
+          <w:lang w:val="en-IN"/>
+        </w:rPr>
+      </w:pPr>
+      <w:r>
+        <w:rPr>
+          <w:rFonts w:ascii="Times New Roman" w:hAnsi="Times New Roman" w:cs="Times New Roman"/>
+          <w:sz w:val="24"/>
+          <w:szCs w:val="24"/>
+          <w:lang w:val="en-IN"/>
+        </w:rPr>
+        <w:t>The implementation strategy emphasizes modularity, centralized configuration, reproducibility, testing, version control and gradual migration. These practices reduce duplication and provide a controlled path from exploratory notebook code toward reusable Python components.</w:t>
+      </w:r>
+    </w:p>
+    <w:p>
+      <w:pPr>
+        <w:jc w:val="both"/>
+        <w:rPr>
+          <w:rFonts w:ascii="Times New Roman" w:hAnsi="Times New Roman" w:cs="Times New Roman"/>
+          <w:sz w:val="24"/>
+          <w:szCs w:val="24"/>
+          <w:lang w:val="en-IN"/>
+        </w:rPr>
+      </w:pPr>
+      <w:r>
+        <w:rPr>
+          <w:rFonts w:ascii="Times New Roman" w:hAnsi="Times New Roman" w:cs="Times New Roman"/>
+          <w:sz w:val="24"/>
+          <w:szCs w:val="24"/>
+          <w:lang w:val="en-IN"/>
+        </w:rPr>
+        <w:t>The architecture is therefore designed to support future integration of the completed analytical workflows without requiring unnecessary changes to the existing project structure.</w:t>
+      </w:r>
+    </w:p>
+    <w:p>
+      <w:pPr>
+        <w:rPr>
+          <w:rFonts w:ascii="Times New Roman" w:hAnsi="Times New Roman" w:cs="Times New Roman"/>
+          <w:b/>
+          <w:bCs/>
+          <w:sz w:val="24"/>
+          <w:szCs w:val="24"/>
+          <w:lang w:val="en-IN"/>
+        </w:rPr>
+      </w:pPr>
+      <w:r>
+        <w:rPr>
+          <w:rFonts w:ascii="Times New Roman" w:hAnsi="Times New Roman" w:cs="Times New Roman"/>
+          <w:b/>
+          <w:bCs/>
+          <w:sz w:val="24"/>
+          <w:szCs w:val="24"/>
+          <w:lang w:val="en-IN"/>
+        </w:rPr>
+        <w:br w:type="page"/>
+      </w:r>
+    </w:p>
+    <w:p>
+      <w:pPr>
+        <w:jc w:val="both"/>
+        <w:rPr>
+          <w:rFonts w:ascii="Times New Roman" w:hAnsi="Times New Roman" w:cs="Times New Roman"/>
+          <w:b/>
+          <w:bCs/>
+          <w:color w:val="1F497D" w:themeColor="text2"/>
+          <w:sz w:val="32"/>
+          <w:szCs w:val="32"/>
+          <w:lang w:val="en-IN"/>
+        </w:rPr>
+      </w:pPr>
+      <w:r>
+        <w:rPr>
+          <w:rFonts w:ascii="Times New Roman" w:hAnsi="Times New Roman" w:cs="Times New Roman"/>
+          <w:b/>
+          <w:bCs/>
+          <w:color w:val="1F497D" w:themeColor="text2"/>
+          <w:sz w:val="32"/>
+          <w:szCs w:val="32"/>
+          <w:lang w:val="en-IN"/>
+        </w:rPr>
+        <w:lastRenderedPageBreak/>
+        <w:t>References</w:t>
+      </w:r>
+    </w:p>
+    <w:p>
+      <w:pPr>
+        <w:jc w:val="both"/>
+        <w:rPr>
+          <w:rFonts w:ascii="Times New Roman" w:hAnsi="Times New Roman" w:cs="Times New Roman"/>
+          <w:sz w:val="24"/>
+          <w:szCs w:val="24"/>
+          <w:lang w:val="en-IN"/>
+        </w:rPr>
+      </w:pPr>
+      <w:r>
+        <w:rPr>
+          <w:rFonts w:ascii="Times New Roman" w:hAnsi="Times New Roman" w:cs="Times New Roman"/>
+          <w:b/>
+          <w:bCs/>
+          <w:sz w:val="24"/>
+          <w:szCs w:val="24"/>
+          <w:lang w:val="en-IN"/>
+        </w:rPr>
+        <w:t>[1]</w:t>
+      </w:r>
+      <w:r>
+        <w:rPr>
+          <w:rFonts w:ascii="Times New Roman" w:hAnsi="Times New Roman" w:cs="Times New Roman"/>
+          <w:sz w:val="24"/>
+          <w:szCs w:val="24"/>
+          <w:lang w:val="en-IN"/>
+        </w:rPr>
+        <w:t xml:space="preserve"> Our World in Data. </w:t>
+      </w:r>
+      <w:r>
+        <w:rPr>
+          <w:rFonts w:ascii="Times New Roman" w:hAnsi="Times New Roman" w:cs="Times New Roman"/>
+          <w:i/>
+          <w:iCs/>
+          <w:sz w:val="24"/>
+          <w:szCs w:val="24"/>
+          <w:lang w:val="en-IN"/>
+        </w:rPr>
+        <w:t>CO₂ emissions dataset: Our sources and methods</w:t>
+      </w:r>
+      <w:r>
+        <w:rPr>
+          <w:rFonts w:ascii="Times New Roman" w:hAnsi="Times New Roman" w:cs="Times New Roman"/>
+          <w:sz w:val="24"/>
+          <w:szCs w:val="24"/>
+          <w:lang w:val="en-IN"/>
+        </w:rPr>
+        <w:t xml:space="preserve">. </w:t>
+      </w:r>
+      <w:hyperlink r:id="rId13" w:history="1">
+        <w:r>
+          <w:rPr>
+            <w:rStyle w:val="Hyperlink"/>
+            <w:rFonts w:ascii="Times New Roman" w:hAnsi="Times New Roman" w:cs="Times New Roman"/>
+            <w:sz w:val="24"/>
+            <w:szCs w:val="24"/>
+            <w:lang w:val="en-IN"/>
+          </w:rPr>
+          <w:t>https://ourworldindata.org/co2-dataset-sources</w:t>
+        </w:r>
+      </w:hyperlink>
+      <w:r>
+        <w:rPr>
+          <w:rFonts w:ascii="Times New Roman" w:hAnsi="Times New Roman" w:cs="Times New Roman"/>
+          <w:sz w:val="24"/>
+          <w:szCs w:val="24"/>
+          <w:lang w:val="en-IN"/>
+        </w:rPr>
+        <w:t xml:space="preserve"> </w:t>
+      </w:r>
+      <w:hyperlink r:id="rId14" w:history="1">
+        <w:r>
+          <w:rPr>
+            <w:rStyle w:val="Hyperlink"/>
+            <w:rFonts w:ascii="Times New Roman" w:hAnsi="Times New Roman" w:cs="Times New Roman"/>
+            <w:sz w:val="24"/>
+            <w:szCs w:val="24"/>
+            <w:lang w:val="en-IN"/>
+          </w:rPr>
+          <w:t>Our World in Data</w:t>
+        </w:r>
+      </w:hyperlink>
+    </w:p>
+    <w:p>
+      <w:pPr>
+        <w:jc w:val="both"/>
+        <w:rPr>
+          <w:rFonts w:ascii="Times New Roman" w:hAnsi="Times New Roman" w:cs="Times New Roman"/>
+          <w:sz w:val="24"/>
+          <w:szCs w:val="24"/>
+          <w:lang w:val="en-IN"/>
+        </w:rPr>
+      </w:pPr>
+      <w:r>
+        <w:rPr>
+          <w:rFonts w:ascii="Times New Roman" w:hAnsi="Times New Roman" w:cs="Times New Roman"/>
+          <w:b/>
+          <w:bCs/>
+          <w:sz w:val="24"/>
+          <w:szCs w:val="24"/>
+          <w:lang w:val="en-IN"/>
+        </w:rPr>
+        <w:t>[2]</w:t>
+      </w:r>
+      <w:r>
+        <w:rPr>
+          <w:rFonts w:ascii="Times New Roman" w:hAnsi="Times New Roman" w:cs="Times New Roman"/>
+          <w:sz w:val="24"/>
+          <w:szCs w:val="24"/>
+          <w:lang w:val="en-IN"/>
+        </w:rPr>
+        <w:t xml:space="preserve"> Our World in Data. </w:t>
+      </w:r>
+      <w:r>
+        <w:rPr>
+          <w:rFonts w:ascii="Times New Roman" w:hAnsi="Times New Roman" w:cs="Times New Roman"/>
+          <w:i/>
+          <w:iCs/>
+          <w:sz w:val="24"/>
+          <w:szCs w:val="24"/>
+          <w:lang w:val="en-IN"/>
+        </w:rPr>
+        <w:t>Energy Dataset</w:t>
+      </w:r>
+      <w:r>
+        <w:rPr>
+          <w:rFonts w:ascii="Times New Roman" w:hAnsi="Times New Roman" w:cs="Times New Roman"/>
+          <w:sz w:val="24"/>
+          <w:szCs w:val="24"/>
+          <w:lang w:val="en-IN"/>
+        </w:rPr>
+        <w:t xml:space="preserve">. </w:t>
+      </w:r>
+      <w:hyperlink r:id="rId15" w:history="1">
+        <w:r>
+          <w:rPr>
+            <w:rStyle w:val="Hyperlink"/>
+            <w:rFonts w:ascii="Times New Roman" w:hAnsi="Times New Roman" w:cs="Times New Roman"/>
+            <w:sz w:val="24"/>
+            <w:szCs w:val="24"/>
+            <w:lang w:val="en-IN"/>
+          </w:rPr>
+          <w:t>https://catalog.ourworldindata.org/energy/owid_energy/</w:t>
+        </w:r>
+      </w:hyperlink>
+      <w:r>
+        <w:rPr>
+          <w:rFonts w:ascii="Times New Roman" w:hAnsi="Times New Roman" w:cs="Times New Roman"/>
+          <w:sz w:val="24"/>
+          <w:szCs w:val="24"/>
+          <w:lang w:val="en-IN"/>
+        </w:rPr>
+        <w:t xml:space="preserve"> </w:t>
+      </w:r>
+      <w:hyperlink r:id="rId16" w:history="1">
+        <w:r>
+          <w:rPr>
+            <w:rStyle w:val="Hyperlink"/>
+            <w:rFonts w:ascii="Times New Roman" w:hAnsi="Times New Roman" w:cs="Times New Roman"/>
+            <w:sz w:val="24"/>
+            <w:szCs w:val="24"/>
+            <w:lang w:val="en-IN"/>
+          </w:rPr>
+          <w:t>Our World in Data</w:t>
+        </w:r>
+      </w:hyperlink>
+    </w:p>
+    <w:p>
+      <w:pPr>
+        <w:jc w:val="both"/>
+        <w:rPr>
+          <w:rFonts w:ascii="Times New Roman" w:hAnsi="Times New Roman" w:cs="Times New Roman"/>
+          <w:sz w:val="24"/>
+          <w:szCs w:val="24"/>
+          <w:lang w:val="en-IN"/>
+        </w:rPr>
+      </w:pPr>
+      <w:r>
+        <w:rPr>
+          <w:rFonts w:ascii="Times New Roman" w:hAnsi="Times New Roman" w:cs="Times New Roman"/>
+          <w:b/>
+          <w:bCs/>
+          <w:sz w:val="24"/>
+          <w:szCs w:val="24"/>
+          <w:lang w:val="en-IN"/>
+        </w:rPr>
+        <w:t>[3]</w:t>
+      </w:r>
+      <w:r>
+        <w:rPr>
+          <w:rFonts w:ascii="Times New Roman" w:hAnsi="Times New Roman" w:cs="Times New Roman"/>
+          <w:sz w:val="24"/>
+          <w:szCs w:val="24"/>
+          <w:lang w:val="en-IN"/>
+        </w:rPr>
+        <w:t xml:space="preserve"> Python Software Foundation. </w:t>
+      </w:r>
+      <w:r>
+        <w:rPr>
+          <w:rFonts w:ascii="Times New Roman" w:hAnsi="Times New Roman" w:cs="Times New Roman"/>
+          <w:i/>
+          <w:iCs/>
+          <w:sz w:val="24"/>
+          <w:szCs w:val="24"/>
+          <w:lang w:val="en-IN"/>
+        </w:rPr>
+        <w:t>Modules — Python Documentation</w:t>
+      </w:r>
+      <w:r>
+        <w:rPr>
+          <w:rFonts w:ascii="Times New Roman" w:hAnsi="Times New Roman" w:cs="Times New Roman"/>
+          <w:sz w:val="24"/>
+          <w:szCs w:val="24"/>
+          <w:lang w:val="en-IN"/>
+        </w:rPr>
+        <w:t xml:space="preserve">. </w:t>
+      </w:r>
+      <w:hyperlink r:id="rId17" w:history="1">
+        <w:r>
+          <w:rPr>
+            <w:rStyle w:val="Hyperlink"/>
+            <w:rFonts w:ascii="Times New Roman" w:hAnsi="Times New Roman" w:cs="Times New Roman"/>
+            <w:sz w:val="24"/>
+            <w:szCs w:val="24"/>
+            <w:lang w:val="en-IN"/>
+          </w:rPr>
+          <w:t>https://docs.python.org/3/tutorial/modules.html</w:t>
+        </w:r>
+      </w:hyperlink>
+      <w:r>
+        <w:rPr>
+          <w:rFonts w:ascii="Times New Roman" w:hAnsi="Times New Roman" w:cs="Times New Roman"/>
+          <w:sz w:val="24"/>
+          <w:szCs w:val="24"/>
+          <w:lang w:val="en-IN"/>
+        </w:rPr>
+        <w:t xml:space="preserve"> </w:t>
+      </w:r>
+      <w:hyperlink r:id="rId18" w:history="1">
+        <w:r>
+          <w:rPr>
+            <w:rStyle w:val="Hyperlink"/>
+            <w:rFonts w:ascii="Times New Roman" w:hAnsi="Times New Roman" w:cs="Times New Roman"/>
+            <w:sz w:val="24"/>
+            <w:szCs w:val="24"/>
+            <w:lang w:val="en-IN"/>
+          </w:rPr>
+          <w:t>Python documentation</w:t>
+        </w:r>
+      </w:hyperlink>
+    </w:p>
+    <w:p>
+      <w:pPr>
+        <w:jc w:val="both"/>
+        <w:rPr>
+          <w:rFonts w:ascii="Times New Roman" w:hAnsi="Times New Roman" w:cs="Times New Roman"/>
+          <w:sz w:val="24"/>
+          <w:szCs w:val="24"/>
+          <w:lang w:val="en-IN"/>
+        </w:rPr>
+      </w:pPr>
+      <w:r>
+        <w:rPr>
+          <w:rFonts w:ascii="Times New Roman" w:hAnsi="Times New Roman" w:cs="Times New Roman"/>
+          <w:b/>
+          <w:bCs/>
+          <w:sz w:val="24"/>
+          <w:szCs w:val="24"/>
+          <w:lang w:val="en-IN"/>
+        </w:rPr>
+        <w:t>[4]</w:t>
+      </w:r>
+      <w:r>
+        <w:rPr>
+          <w:rFonts w:ascii="Times New Roman" w:hAnsi="Times New Roman" w:cs="Times New Roman"/>
+          <w:sz w:val="24"/>
+          <w:szCs w:val="24"/>
+          <w:lang w:val="en-IN"/>
+        </w:rPr>
+        <w:t xml:space="preserve"> Python Software Foundation. </w:t>
+      </w:r>
+      <w:proofErr w:type="spellStart"/>
+      <w:r>
+        <w:rPr>
+          <w:rFonts w:ascii="Times New Roman" w:hAnsi="Times New Roman" w:cs="Times New Roman"/>
+          <w:i/>
+          <w:iCs/>
+          <w:sz w:val="24"/>
+          <w:szCs w:val="24"/>
+          <w:lang w:val="en-IN"/>
+        </w:rPr>
+        <w:t>pathlib</w:t>
+      </w:r>
+      <w:proofErr w:type="spellEnd"/>
+      <w:r>
+        <w:rPr>
+          <w:rFonts w:ascii="Times New Roman" w:hAnsi="Times New Roman" w:cs="Times New Roman"/>
+          <w:i/>
+          <w:iCs/>
+          <w:sz w:val="24"/>
+          <w:szCs w:val="24"/>
+          <w:lang w:val="en-IN"/>
+        </w:rPr>
+        <w:t xml:space="preserve"> — Object-oriented filesystem paths</w:t>
+      </w:r>
+      <w:r>
+        <w:rPr>
+          <w:rFonts w:ascii="Times New Roman" w:hAnsi="Times New Roman" w:cs="Times New Roman"/>
+          <w:sz w:val="24"/>
+          <w:szCs w:val="24"/>
+          <w:lang w:val="en-IN"/>
+        </w:rPr>
+        <w:t xml:space="preserve">. </w:t>
+      </w:r>
+      <w:hyperlink r:id="rId19" w:history="1">
+        <w:r>
+          <w:rPr>
+            <w:rStyle w:val="Hyperlink"/>
+            <w:rFonts w:ascii="Times New Roman" w:hAnsi="Times New Roman" w:cs="Times New Roman"/>
+            <w:sz w:val="24"/>
+            <w:szCs w:val="24"/>
+            <w:lang w:val="en-IN"/>
+          </w:rPr>
+          <w:t>https://docs.python.org/3/library/pathlib.html</w:t>
+        </w:r>
+      </w:hyperlink>
+      <w:r>
+        <w:rPr>
+          <w:rFonts w:ascii="Times New Roman" w:hAnsi="Times New Roman" w:cs="Times New Roman"/>
+          <w:sz w:val="24"/>
+          <w:szCs w:val="24"/>
+          <w:lang w:val="en-IN"/>
+        </w:rPr>
+        <w:t xml:space="preserve"> </w:t>
+      </w:r>
+      <w:hyperlink r:id="rId20" w:history="1">
+        <w:r>
+          <w:rPr>
+            <w:rStyle w:val="Hyperlink"/>
+            <w:rFonts w:ascii="Times New Roman" w:hAnsi="Times New Roman" w:cs="Times New Roman"/>
+            <w:sz w:val="24"/>
+            <w:szCs w:val="24"/>
+            <w:lang w:val="en-IN"/>
+          </w:rPr>
+          <w:t>Python documentation</w:t>
+        </w:r>
+      </w:hyperlink>
+    </w:p>
+    <w:p>
+      <w:pPr>
+        <w:jc w:val="both"/>
+        <w:rPr>
+          <w:rFonts w:ascii="Times New Roman" w:hAnsi="Times New Roman" w:cs="Times New Roman"/>
+          <w:sz w:val="24"/>
+          <w:szCs w:val="24"/>
+          <w:lang w:val="en-IN"/>
+        </w:rPr>
+      </w:pPr>
+      <w:r>
+        <w:rPr>
+          <w:rFonts w:ascii="Times New Roman" w:hAnsi="Times New Roman" w:cs="Times New Roman"/>
+          <w:b/>
+          <w:bCs/>
+          <w:sz w:val="24"/>
+          <w:szCs w:val="24"/>
+          <w:lang w:val="en-IN"/>
+        </w:rPr>
+        <w:t>[5]</w:t>
+      </w:r>
+      <w:r>
+        <w:rPr>
+          <w:rFonts w:ascii="Times New Roman" w:hAnsi="Times New Roman" w:cs="Times New Roman"/>
+          <w:sz w:val="24"/>
+          <w:szCs w:val="24"/>
+          <w:lang w:val="en-IN"/>
+        </w:rPr>
+        <w:t xml:space="preserve"> Python Software Foundation. </w:t>
+      </w:r>
+      <w:r>
+        <w:rPr>
+          <w:rFonts w:ascii="Times New Roman" w:hAnsi="Times New Roman" w:cs="Times New Roman"/>
+          <w:i/>
+          <w:iCs/>
+          <w:sz w:val="24"/>
+          <w:szCs w:val="24"/>
+          <w:lang w:val="en-IN"/>
+        </w:rPr>
+        <w:t>PEP 8 — Style Guide for Python Code</w:t>
+      </w:r>
+      <w:r>
+        <w:rPr>
+          <w:rFonts w:ascii="Times New Roman" w:hAnsi="Times New Roman" w:cs="Times New Roman"/>
+          <w:sz w:val="24"/>
+          <w:szCs w:val="24"/>
+          <w:lang w:val="en-IN"/>
+        </w:rPr>
+        <w:t xml:space="preserve">. </w:t>
+      </w:r>
+      <w:hyperlink r:id="rId21" w:history="1">
+        <w:r>
+          <w:rPr>
+            <w:rStyle w:val="Hyperlink"/>
+            <w:rFonts w:ascii="Times New Roman" w:hAnsi="Times New Roman" w:cs="Times New Roman"/>
+            <w:sz w:val="24"/>
+            <w:szCs w:val="24"/>
+            <w:lang w:val="en-IN"/>
+          </w:rPr>
+          <w:t>https://peps.python.org/pep-0008/</w:t>
+        </w:r>
+      </w:hyperlink>
+      <w:r>
+        <w:rPr>
+          <w:rFonts w:ascii="Times New Roman" w:hAnsi="Times New Roman" w:cs="Times New Roman"/>
+          <w:sz w:val="24"/>
+          <w:szCs w:val="24"/>
+          <w:lang w:val="en-IN"/>
+        </w:rPr>
+        <w:t xml:space="preserve"> </w:t>
+      </w:r>
+      <w:hyperlink r:id="rId22" w:history="1">
+        <w:r>
+          <w:rPr>
+            <w:rStyle w:val="Hyperlink"/>
+            <w:rFonts w:ascii="Times New Roman" w:hAnsi="Times New Roman" w:cs="Times New Roman"/>
+            <w:sz w:val="24"/>
+            <w:szCs w:val="24"/>
+            <w:lang w:val="en-IN"/>
+          </w:rPr>
+          <w:t>Python Enhancement Proposals (PEPs)</w:t>
+        </w:r>
+      </w:hyperlink>
+    </w:p>
+    <w:p>
+      <w:pPr>
+        <w:jc w:val="both"/>
+        <w:rPr>
+          <w:rFonts w:ascii="Times New Roman" w:hAnsi="Times New Roman" w:cs="Times New Roman"/>
+          <w:sz w:val="24"/>
+          <w:szCs w:val="24"/>
+          <w:lang w:val="en-IN"/>
+        </w:rPr>
+      </w:pPr>
+      <w:r>
+        <w:rPr>
+          <w:rFonts w:ascii="Times New Roman" w:hAnsi="Times New Roman" w:cs="Times New Roman"/>
+          <w:b/>
+          <w:bCs/>
+          <w:sz w:val="24"/>
+          <w:szCs w:val="24"/>
+          <w:lang w:val="en-IN"/>
+        </w:rPr>
+        <w:t>[6]</w:t>
+      </w:r>
+      <w:r>
+        <w:rPr>
+          <w:rFonts w:ascii="Times New Roman" w:hAnsi="Times New Roman" w:cs="Times New Roman"/>
+          <w:sz w:val="24"/>
+          <w:szCs w:val="24"/>
+          <w:lang w:val="en-IN"/>
+        </w:rPr>
+        <w:t xml:space="preserve"> Scikit-learn Developers. </w:t>
+      </w:r>
+      <w:r>
+        <w:rPr>
+          <w:rFonts w:ascii="Times New Roman" w:hAnsi="Times New Roman" w:cs="Times New Roman"/>
+          <w:i/>
+          <w:iCs/>
+          <w:sz w:val="24"/>
+          <w:szCs w:val="24"/>
+          <w:lang w:val="en-IN"/>
+        </w:rPr>
+        <w:t>Pipelines and composite estimators</w:t>
+      </w:r>
+      <w:r>
+        <w:rPr>
+          <w:rFonts w:ascii="Times New Roman" w:hAnsi="Times New Roman" w:cs="Times New Roman"/>
+          <w:sz w:val="24"/>
+          <w:szCs w:val="24"/>
+          <w:lang w:val="en-IN"/>
+        </w:rPr>
+        <w:t xml:space="preserve">. </w:t>
+      </w:r>
+      <w:hyperlink r:id="rId23" w:history="1">
+        <w:r>
+          <w:rPr>
+            <w:rStyle w:val="Hyperlink"/>
+            <w:rFonts w:ascii="Times New Roman" w:hAnsi="Times New Roman" w:cs="Times New Roman"/>
+            <w:sz w:val="24"/>
+            <w:szCs w:val="24"/>
+            <w:lang w:val="en-IN"/>
+          </w:rPr>
+          <w:t>https://scikit-learn.org/stable/modules/compose.html</w:t>
+        </w:r>
+      </w:hyperlink>
+      <w:r>
+        <w:rPr>
+          <w:rFonts w:ascii="Times New Roman" w:hAnsi="Times New Roman" w:cs="Times New Roman"/>
+          <w:sz w:val="24"/>
+          <w:szCs w:val="24"/>
+          <w:lang w:val="en-IN"/>
+        </w:rPr>
+        <w:t xml:space="preserve"> </w:t>
+      </w:r>
+      <w:hyperlink r:id="rId24" w:history="1">
+        <w:r>
+          <w:rPr>
+            <w:rStyle w:val="Hyperlink"/>
+            <w:rFonts w:ascii="Times New Roman" w:hAnsi="Times New Roman" w:cs="Times New Roman"/>
+            <w:sz w:val="24"/>
+            <w:szCs w:val="24"/>
+            <w:lang w:val="en-IN"/>
+          </w:rPr>
+          <w:t>Scikit-learn</w:t>
+        </w:r>
+      </w:hyperlink>
+    </w:p>
+    <w:p>
+      <w:pPr>
+        <w:jc w:val="both"/>
+        <w:rPr>
+          <w:rFonts w:ascii="Times New Roman" w:hAnsi="Times New Roman" w:cs="Times New Roman"/>
+          <w:sz w:val="24"/>
+          <w:szCs w:val="24"/>
+          <w:lang w:val="en-IN"/>
+        </w:rPr>
+      </w:pPr>
+      <w:r>
+        <w:rPr>
+          <w:rFonts w:ascii="Times New Roman" w:hAnsi="Times New Roman" w:cs="Times New Roman"/>
+          <w:b/>
+          <w:bCs/>
+          <w:sz w:val="24"/>
+          <w:szCs w:val="24"/>
+          <w:lang w:val="en-IN"/>
+        </w:rPr>
+        <w:t>[7]</w:t>
+      </w:r>
+      <w:r>
+        <w:rPr>
+          <w:rFonts w:ascii="Times New Roman" w:hAnsi="Times New Roman" w:cs="Times New Roman"/>
+          <w:sz w:val="24"/>
+          <w:szCs w:val="24"/>
+          <w:lang w:val="en-IN"/>
+        </w:rPr>
+        <w:t xml:space="preserve"> Python Software Foundation. </w:t>
+      </w:r>
+      <w:r>
+        <w:rPr>
+          <w:rFonts w:ascii="Times New Roman" w:hAnsi="Times New Roman" w:cs="Times New Roman"/>
+          <w:i/>
+          <w:iCs/>
+          <w:sz w:val="24"/>
+          <w:szCs w:val="24"/>
+          <w:lang w:val="en-IN"/>
+        </w:rPr>
+        <w:t>Logging HOWTO</w:t>
+      </w:r>
+      <w:r>
+        <w:rPr>
+          <w:rFonts w:ascii="Times New Roman" w:hAnsi="Times New Roman" w:cs="Times New Roman"/>
+          <w:sz w:val="24"/>
+          <w:szCs w:val="24"/>
+          <w:lang w:val="en-IN"/>
+        </w:rPr>
+        <w:t xml:space="preserve">. </w:t>
+      </w:r>
+      <w:hyperlink r:id="rId25" w:history="1">
+        <w:r>
+          <w:rPr>
+            <w:rStyle w:val="Hyperlink"/>
+            <w:rFonts w:ascii="Times New Roman" w:hAnsi="Times New Roman" w:cs="Times New Roman"/>
+            <w:sz w:val="24"/>
+            <w:szCs w:val="24"/>
+            <w:lang w:val="en-IN"/>
+          </w:rPr>
+          <w:t>https://docs.python.org/3/howto/logging.html</w:t>
+        </w:r>
+      </w:hyperlink>
+      <w:r>
+        <w:rPr>
+          <w:rFonts w:ascii="Times New Roman" w:hAnsi="Times New Roman" w:cs="Times New Roman"/>
+          <w:sz w:val="24"/>
+          <w:szCs w:val="24"/>
+          <w:lang w:val="en-IN"/>
+        </w:rPr>
+        <w:t xml:space="preserve"> </w:t>
+      </w:r>
+      <w:hyperlink r:id="rId26" w:history="1">
+        <w:r>
+          <w:rPr>
+            <w:rStyle w:val="Hyperlink"/>
+            <w:rFonts w:ascii="Times New Roman" w:hAnsi="Times New Roman" w:cs="Times New Roman"/>
+            <w:sz w:val="24"/>
+            <w:szCs w:val="24"/>
+            <w:lang w:val="en-IN"/>
+          </w:rPr>
+          <w:t>Python documentation</w:t>
+        </w:r>
+      </w:hyperlink>
+    </w:p>
+    <w:p>
+      <w:pPr>
+        <w:jc w:val="both"/>
+        <w:rPr>
+          <w:rFonts w:ascii="Times New Roman" w:hAnsi="Times New Roman" w:cs="Times New Roman"/>
+          <w:sz w:val="24"/>
+          <w:szCs w:val="24"/>
+          <w:lang w:val="en-IN"/>
+        </w:rPr>
+      </w:pPr>
+      <w:r>
+        <w:rPr>
+          <w:rFonts w:ascii="Times New Roman" w:hAnsi="Times New Roman" w:cs="Times New Roman"/>
+          <w:b/>
+          <w:bCs/>
+          <w:sz w:val="24"/>
+          <w:szCs w:val="24"/>
+          <w:lang w:val="en-IN"/>
+        </w:rPr>
+        <w:t>[8]</w:t>
+      </w:r>
+      <w:r>
+        <w:rPr>
+          <w:rFonts w:ascii="Times New Roman" w:hAnsi="Times New Roman" w:cs="Times New Roman"/>
+          <w:sz w:val="24"/>
+          <w:szCs w:val="24"/>
+          <w:lang w:val="en-IN"/>
+        </w:rPr>
+        <w:t xml:space="preserve"> Git SCM. </w:t>
+      </w:r>
+      <w:r>
+        <w:rPr>
+          <w:rFonts w:ascii="Times New Roman" w:hAnsi="Times New Roman" w:cs="Times New Roman"/>
+          <w:i/>
+          <w:iCs/>
+          <w:sz w:val="24"/>
+          <w:szCs w:val="24"/>
+          <w:lang w:val="en-IN"/>
+        </w:rPr>
+        <w:t>About Version Control</w:t>
+      </w:r>
+      <w:r>
+        <w:rPr>
+          <w:rFonts w:ascii="Times New Roman" w:hAnsi="Times New Roman" w:cs="Times New Roman"/>
+          <w:sz w:val="24"/>
+          <w:szCs w:val="24"/>
+          <w:lang w:val="en-IN"/>
+        </w:rPr>
+        <w:t xml:space="preserve"> and </w:t>
+      </w:r>
+      <w:r>
+        <w:rPr>
+          <w:rFonts w:ascii="Times New Roman" w:hAnsi="Times New Roman" w:cs="Times New Roman"/>
+          <w:i/>
+          <w:iCs/>
+          <w:sz w:val="24"/>
+          <w:szCs w:val="24"/>
+          <w:lang w:val="en-IN"/>
+        </w:rPr>
+        <w:t>Git Branching</w:t>
+      </w:r>
+      <w:r>
+        <w:rPr>
+          <w:rFonts w:ascii="Times New Roman" w:hAnsi="Times New Roman" w:cs="Times New Roman"/>
+          <w:sz w:val="24"/>
+          <w:szCs w:val="24"/>
+          <w:lang w:val="en-IN"/>
+        </w:rPr>
+        <w:t xml:space="preserve">. </w:t>
+      </w:r>
+      <w:hyperlink r:id="rId27" w:history="1">
+        <w:r>
+          <w:rPr>
+            <w:rStyle w:val="Hyperlink"/>
+            <w:rFonts w:ascii="Times New Roman" w:hAnsi="Times New Roman" w:cs="Times New Roman"/>
+            <w:sz w:val="24"/>
+            <w:szCs w:val="24"/>
+            <w:lang w:val="en-IN"/>
+          </w:rPr>
+          <w:t>https://git-scm.com/book/en/v2/Getting-Started-About-Version-Control.html</w:t>
+        </w:r>
+      </w:hyperlink>
+      <w:r>
+        <w:rPr>
+          <w:rFonts w:ascii="Times New Roman" w:hAnsi="Times New Roman" w:cs="Times New Roman"/>
+          <w:sz w:val="24"/>
+          <w:szCs w:val="24"/>
+          <w:lang w:val="en-IN"/>
+        </w:rPr>
+        <w:t xml:space="preserve"> </w:t>
+      </w:r>
+      <w:hyperlink r:id="rId28" w:history="1">
+        <w:r>
+          <w:rPr>
+            <w:rStyle w:val="Hyperlink"/>
+            <w:rFonts w:ascii="Times New Roman" w:hAnsi="Times New Roman" w:cs="Times New Roman"/>
+            <w:sz w:val="24"/>
+            <w:szCs w:val="24"/>
+            <w:lang w:val="en-IN"/>
+          </w:rPr>
+          <w:t>git-scm.com</w:t>
+        </w:r>
+      </w:hyperlink>
+    </w:p>
+    <w:p>
+      <w:pPr>
+        <w:jc w:val="both"/>
+        <w:rPr>
+          <w:rFonts w:ascii="Times New Roman" w:hAnsi="Times New Roman" w:cs="Times New Roman"/>
+          <w:sz w:val="24"/>
+          <w:szCs w:val="24"/>
+          <w:lang w:val="en-IN"/>
+        </w:rPr>
+      </w:pPr>
+      <w:r>
+        <w:rPr>
+          <w:rFonts w:ascii="Times New Roman" w:hAnsi="Times New Roman" w:cs="Times New Roman"/>
+          <w:b/>
+          <w:bCs/>
+          <w:sz w:val="24"/>
+          <w:szCs w:val="24"/>
+          <w:lang w:val="en-IN"/>
+        </w:rPr>
+        <w:t>[9]</w:t>
+      </w:r>
+      <w:r>
+        <w:rPr>
+          <w:rFonts w:ascii="Times New Roman" w:hAnsi="Times New Roman" w:cs="Times New Roman"/>
+          <w:sz w:val="24"/>
+          <w:szCs w:val="24"/>
+          <w:lang w:val="en-IN"/>
+        </w:rPr>
+        <w:t xml:space="preserve"> </w:t>
+      </w:r>
+      <w:proofErr w:type="spellStart"/>
+      <w:r>
+        <w:rPr>
+          <w:rFonts w:ascii="Times New Roman" w:hAnsi="Times New Roman" w:cs="Times New Roman"/>
+          <w:sz w:val="24"/>
+          <w:szCs w:val="24"/>
+          <w:lang w:val="en-IN"/>
+        </w:rPr>
+        <w:t>pytest</w:t>
+      </w:r>
+      <w:proofErr w:type="spellEnd"/>
+      <w:r>
+        <w:rPr>
+          <w:rFonts w:ascii="Times New Roman" w:hAnsi="Times New Roman" w:cs="Times New Roman"/>
+          <w:sz w:val="24"/>
+          <w:szCs w:val="24"/>
+          <w:lang w:val="en-IN"/>
+        </w:rPr>
+        <w:t xml:space="preserve"> Development Team. </w:t>
+      </w:r>
+      <w:proofErr w:type="spellStart"/>
+      <w:r>
+        <w:rPr>
+          <w:rFonts w:ascii="Times New Roman" w:hAnsi="Times New Roman" w:cs="Times New Roman"/>
+          <w:i/>
+          <w:iCs/>
+          <w:sz w:val="24"/>
+          <w:szCs w:val="24"/>
+          <w:lang w:val="en-IN"/>
+        </w:rPr>
+        <w:t>pytest</w:t>
+      </w:r>
+      <w:proofErr w:type="spellEnd"/>
+      <w:r>
+        <w:rPr>
+          <w:rFonts w:ascii="Times New Roman" w:hAnsi="Times New Roman" w:cs="Times New Roman"/>
+          <w:i/>
+          <w:iCs/>
+          <w:sz w:val="24"/>
+          <w:szCs w:val="24"/>
+          <w:lang w:val="en-IN"/>
+        </w:rPr>
+        <w:t xml:space="preserve"> Documentation</w:t>
+      </w:r>
+      <w:r>
+        <w:rPr>
+          <w:rFonts w:ascii="Times New Roman" w:hAnsi="Times New Roman" w:cs="Times New Roman"/>
+          <w:sz w:val="24"/>
+          <w:szCs w:val="24"/>
+          <w:lang w:val="en-IN"/>
+        </w:rPr>
+        <w:t xml:space="preserve">. </w:t>
+      </w:r>
+      <w:hyperlink r:id="rId29" w:history="1">
+        <w:r>
+          <w:rPr>
+            <w:rStyle w:val="Hyperlink"/>
+            <w:rFonts w:ascii="Times New Roman" w:hAnsi="Times New Roman" w:cs="Times New Roman"/>
+            <w:sz w:val="24"/>
+            <w:szCs w:val="24"/>
+            <w:lang w:val="en-IN"/>
+          </w:rPr>
+          <w:t>https://docs.pytest.org/en/stable/</w:t>
+        </w:r>
+      </w:hyperlink>
+      <w:r>
+        <w:rPr>
+          <w:rFonts w:ascii="Times New Roman" w:hAnsi="Times New Roman" w:cs="Times New Roman"/>
+          <w:sz w:val="24"/>
+          <w:szCs w:val="24"/>
+          <w:lang w:val="en-IN"/>
+        </w:rPr>
+        <w:t xml:space="preserve"> </w:t>
+      </w:r>
+      <w:hyperlink r:id="rId30" w:history="1">
+        <w:r>
+          <w:rPr>
+            <w:rStyle w:val="Hyperlink"/>
+            <w:rFonts w:ascii="Times New Roman" w:hAnsi="Times New Roman" w:cs="Times New Roman"/>
+            <w:sz w:val="24"/>
+            <w:szCs w:val="24"/>
+            <w:lang w:val="en-IN"/>
+          </w:rPr>
+          <w:t>docs.pytest.org</w:t>
+        </w:r>
+      </w:hyperlink>
+    </w:p>
+    <w:p>
+      <w:pPr>
+        <w:jc w:val="both"/>
+        <w:rPr>
+          <w:rFonts w:ascii="Times New Roman" w:hAnsi="Times New Roman" w:cs="Times New Roman"/>
+          <w:sz w:val="24"/>
+          <w:szCs w:val="24"/>
+        </w:rPr>
+      </w:pPr>
+    </w:p>
     <w:sectPr>
-      <w:headerReference w:type="default" r:id="rId8"/>
-      <w:footerReference w:type="default" r:id="rId9"/>
+      <w:headerReference w:type="default" r:id="rId31"/>
+      <w:footerReference w:type="default" r:id="rId32"/>
       <w:pgSz w:w="12240" w:h="15840"/>
       <w:pgMar w:top="720" w:right="720" w:bottom="720" w:left="720" w:header="567" w:footer="567" w:gutter="0"/>
       <w:cols w:space="720"/>
@@ -1882,6 +10839,119 @@
     </w:lvl>
   </w:abstractNum>
   <w:abstractNum w:abstractNumId="21" w15:restartNumberingAfterBreak="0">
+    <w:nsid w:val="449B1FBD"/>
+    <w:multiLevelType w:val="multilevel"/>
+    <w:tmpl w:val="B5AE4CB0"/>
+    <w:lvl w:ilvl="0">
+      <w:start w:val="1"/>
+      <w:numFmt w:val="decimal"/>
+      <w:lvlText w:val="%1."/>
+      <w:lvlJc w:val="left"/>
+      <w:pPr>
+        <w:tabs>
+          <w:tab w:val="num" w:pos="720"/>
+        </w:tabs>
+        <w:ind w:left="720" w:hanging="360"/>
+      </w:pPr>
+    </w:lvl>
+    <w:lvl w:ilvl="1" w:tentative="1">
+      <w:start w:val="1"/>
+      <w:numFmt w:val="decimal"/>
+      <w:lvlText w:val="%2."/>
+      <w:lvlJc w:val="left"/>
+      <w:pPr>
+        <w:tabs>
+          <w:tab w:val="num" w:pos="1440"/>
+        </w:tabs>
+        <w:ind w:left="1440" w:hanging="360"/>
+      </w:pPr>
+    </w:lvl>
+    <w:lvl w:ilvl="2" w:tentative="1">
+      <w:start w:val="1"/>
+      <w:numFmt w:val="decimal"/>
+      <w:lvlText w:val="%3."/>
+      <w:lvlJc w:val="left"/>
+      <w:pPr>
+        <w:tabs>
+          <w:tab w:val="num" w:pos="2160"/>
+        </w:tabs>
+        <w:ind w:left="2160" w:hanging="360"/>
+      </w:pPr>
+    </w:lvl>
+    <w:lvl w:ilvl="3" w:tentative="1">
+      <w:start w:val="1"/>
+      <w:numFmt w:val="decimal"/>
+      <w:lvlText w:val="%4."/>
+      <w:lvlJc w:val="left"/>
+      <w:pPr>
+        <w:tabs>
+          <w:tab w:val="num" w:pos="2880"/>
+        </w:tabs>
+        <w:ind w:left="2880" w:hanging="360"/>
+      </w:pPr>
+    </w:lvl>
+    <w:lvl w:ilvl="4" w:tentative="1">
+      <w:start w:val="1"/>
+      <w:numFmt w:val="decimal"/>
+      <w:lvlText w:val="%5."/>
+      <w:lvlJc w:val="left"/>
+      <w:pPr>
+        <w:tabs>
+          <w:tab w:val="num" w:pos="3600"/>
+        </w:tabs>
+        <w:ind w:left="3600" w:hanging="360"/>
+      </w:pPr>
+    </w:lvl>
+    <w:lvl w:ilvl="5" w:tentative="1">
+      <w:start w:val="1"/>
+      <w:numFmt w:val="decimal"/>
+      <w:lvlText w:val="%6."/>
+      <w:lvlJc w:val="left"/>
+      <w:pPr>
+        <w:tabs>
+          <w:tab w:val="num" w:pos="4320"/>
+        </w:tabs>
+        <w:ind w:left="4320" w:hanging="360"/>
+      </w:pPr>
+    </w:lvl>
+    <w:lvl w:ilvl="6" w:tentative="1">
+      <w:start w:val="1"/>
+      <w:numFmt w:val="decimal"/>
+      <w:lvlText w:val="%7."/>
+      <w:lvlJc w:val="left"/>
+      <w:pPr>
+        <w:tabs>
+          <w:tab w:val="num" w:pos="5040"/>
+        </w:tabs>
+        <w:ind w:left="5040" w:hanging="360"/>
+      </w:pPr>
+    </w:lvl>
+    <w:lvl w:ilvl="7" w:tentative="1">
+      <w:start w:val="1"/>
+      <w:numFmt w:val="decimal"/>
+      <w:lvlText w:val="%8."/>
+      <w:lvlJc w:val="left"/>
+      <w:pPr>
+        <w:tabs>
+          <w:tab w:val="num" w:pos="5760"/>
+        </w:tabs>
+        <w:ind w:left="5760" w:hanging="360"/>
+      </w:pPr>
+    </w:lvl>
+    <w:lvl w:ilvl="8" w:tentative="1">
+      <w:start w:val="1"/>
+      <w:numFmt w:val="decimal"/>
+      <w:lvlText w:val="%9."/>
+      <w:lvlJc w:val="left"/>
+      <w:pPr>
+        <w:tabs>
+          <w:tab w:val="num" w:pos="6480"/>
+        </w:tabs>
+        <w:ind w:left="6480" w:hanging="360"/>
+      </w:pPr>
+    </w:lvl>
+  </w:abstractNum>
+  <w:abstractNum w:abstractNumId="22" w15:restartNumberingAfterBreak="0">
     <w:nsid w:val="4C2D22BC"/>
     <w:multiLevelType w:val="hybridMultilevel"/>
     <w:tmpl w:val="A358E308"/>
@@ -1994,7 +11064,7 @@
       </w:rPr>
     </w:lvl>
   </w:abstractNum>
-  <w:abstractNum w:abstractNumId="22" w15:restartNumberingAfterBreak="0">
+  <w:abstractNum w:abstractNumId="23" w15:restartNumberingAfterBreak="0">
     <w:nsid w:val="4CFF16DD"/>
     <w:multiLevelType w:val="multilevel"/>
     <w:tmpl w:val="84A2DC84"/>
@@ -2143,7 +11213,305 @@
       </w:rPr>
     </w:lvl>
   </w:abstractNum>
-  <w:abstractNum w:abstractNumId="23" w15:restartNumberingAfterBreak="0">
+  <w:abstractNum w:abstractNumId="24" w15:restartNumberingAfterBreak="0">
+    <w:nsid w:val="4DA74A15"/>
+    <w:multiLevelType w:val="multilevel"/>
+    <w:tmpl w:val="A54028CA"/>
+    <w:lvl w:ilvl="0">
+      <w:start w:val="1"/>
+      <w:numFmt w:val="bullet"/>
+      <w:lvlText w:val=""/>
+      <w:lvlJc w:val="left"/>
+      <w:pPr>
+        <w:tabs>
+          <w:tab w:val="num" w:pos="720"/>
+        </w:tabs>
+        <w:ind w:left="720" w:hanging="360"/>
+      </w:pPr>
+      <w:rPr>
+        <w:rFonts w:ascii="Symbol" w:hAnsi="Symbol" w:hint="default"/>
+        <w:sz w:val="20"/>
+      </w:rPr>
+    </w:lvl>
+    <w:lvl w:ilvl="1" w:tentative="1">
+      <w:start w:val="1"/>
+      <w:numFmt w:val="bullet"/>
+      <w:lvlText w:val="o"/>
+      <w:lvlJc w:val="left"/>
+      <w:pPr>
+        <w:tabs>
+          <w:tab w:val="num" w:pos="1440"/>
+        </w:tabs>
+        <w:ind w:left="1440" w:hanging="360"/>
+      </w:pPr>
+      <w:rPr>
+        <w:rFonts w:ascii="Courier New" w:hAnsi="Courier New" w:hint="default"/>
+        <w:sz w:val="20"/>
+      </w:rPr>
+    </w:lvl>
+    <w:lvl w:ilvl="2" w:tentative="1">
+      <w:start w:val="1"/>
+      <w:numFmt w:val="bullet"/>
+      <w:lvlText w:val=""/>
+      <w:lvlJc w:val="left"/>
+      <w:pPr>
+        <w:tabs>
+          <w:tab w:val="num" w:pos="2160"/>
+        </w:tabs>
+        <w:ind w:left="2160" w:hanging="360"/>
+      </w:pPr>
+      <w:rPr>
+        <w:rFonts w:ascii="Wingdings" w:hAnsi="Wingdings" w:hint="default"/>
+        <w:sz w:val="20"/>
+      </w:rPr>
+    </w:lvl>
+    <w:lvl w:ilvl="3" w:tentative="1">
+      <w:start w:val="1"/>
+      <w:numFmt w:val="bullet"/>
+      <w:lvlText w:val=""/>
+      <w:lvlJc w:val="left"/>
+      <w:pPr>
+        <w:tabs>
+          <w:tab w:val="num" w:pos="2880"/>
+        </w:tabs>
+        <w:ind w:left="2880" w:hanging="360"/>
+      </w:pPr>
+      <w:rPr>
+        <w:rFonts w:ascii="Wingdings" w:hAnsi="Wingdings" w:hint="default"/>
+        <w:sz w:val="20"/>
+      </w:rPr>
+    </w:lvl>
+    <w:lvl w:ilvl="4" w:tentative="1">
+      <w:start w:val="1"/>
+      <w:numFmt w:val="bullet"/>
+      <w:lvlText w:val=""/>
+      <w:lvlJc w:val="left"/>
+      <w:pPr>
+        <w:tabs>
+          <w:tab w:val="num" w:pos="3600"/>
+        </w:tabs>
+        <w:ind w:left="3600" w:hanging="360"/>
+      </w:pPr>
+      <w:rPr>
+        <w:rFonts w:ascii="Wingdings" w:hAnsi="Wingdings" w:hint="default"/>
+        <w:sz w:val="20"/>
+      </w:rPr>
+    </w:lvl>
+    <w:lvl w:ilvl="5" w:tentative="1">
+      <w:start w:val="1"/>
+      <w:numFmt w:val="bullet"/>
+      <w:lvlText w:val=""/>
+      <w:lvlJc w:val="left"/>
+      <w:pPr>
+        <w:tabs>
+          <w:tab w:val="num" w:pos="4320"/>
+        </w:tabs>
+        <w:ind w:left="4320" w:hanging="360"/>
+      </w:pPr>
+      <w:rPr>
+        <w:rFonts w:ascii="Wingdings" w:hAnsi="Wingdings" w:hint="default"/>
+        <w:sz w:val="20"/>
+      </w:rPr>
+    </w:lvl>
+    <w:lvl w:ilvl="6" w:tentative="1">
+      <w:start w:val="1"/>
+      <w:numFmt w:val="bullet"/>
+      <w:lvlText w:val=""/>
+      <w:lvlJc w:val="left"/>
+      <w:pPr>
+        <w:tabs>
+          <w:tab w:val="num" w:pos="5040"/>
+        </w:tabs>
+        <w:ind w:left="5040" w:hanging="360"/>
+      </w:pPr>
+      <w:rPr>
+        <w:rFonts w:ascii="Wingdings" w:hAnsi="Wingdings" w:hint="default"/>
+        <w:sz w:val="20"/>
+      </w:rPr>
+    </w:lvl>
+    <w:lvl w:ilvl="7" w:tentative="1">
+      <w:start w:val="1"/>
+      <w:numFmt w:val="bullet"/>
+      <w:lvlText w:val=""/>
+      <w:lvlJc w:val="left"/>
+      <w:pPr>
+        <w:tabs>
+          <w:tab w:val="num" w:pos="5760"/>
+        </w:tabs>
+        <w:ind w:left="5760" w:hanging="360"/>
+      </w:pPr>
+      <w:rPr>
+        <w:rFonts w:ascii="Wingdings" w:hAnsi="Wingdings" w:hint="default"/>
+        <w:sz w:val="20"/>
+      </w:rPr>
+    </w:lvl>
+    <w:lvl w:ilvl="8" w:tentative="1">
+      <w:start w:val="1"/>
+      <w:numFmt w:val="bullet"/>
+      <w:lvlText w:val=""/>
+      <w:lvlJc w:val="left"/>
+      <w:pPr>
+        <w:tabs>
+          <w:tab w:val="num" w:pos="6480"/>
+        </w:tabs>
+        <w:ind w:left="6480" w:hanging="360"/>
+      </w:pPr>
+      <w:rPr>
+        <w:rFonts w:ascii="Wingdings" w:hAnsi="Wingdings" w:hint="default"/>
+        <w:sz w:val="20"/>
+      </w:rPr>
+    </w:lvl>
+  </w:abstractNum>
+  <w:abstractNum w:abstractNumId="25" w15:restartNumberingAfterBreak="0">
+    <w:nsid w:val="4F2760CB"/>
+    <w:multiLevelType w:val="multilevel"/>
+    <w:tmpl w:val="503A5704"/>
+    <w:lvl w:ilvl="0">
+      <w:start w:val="1"/>
+      <w:numFmt w:val="bullet"/>
+      <w:lvlText w:val=""/>
+      <w:lvlJc w:val="left"/>
+      <w:pPr>
+        <w:tabs>
+          <w:tab w:val="num" w:pos="720"/>
+        </w:tabs>
+        <w:ind w:left="720" w:hanging="360"/>
+      </w:pPr>
+      <w:rPr>
+        <w:rFonts w:ascii="Symbol" w:hAnsi="Symbol" w:hint="default"/>
+        <w:sz w:val="20"/>
+      </w:rPr>
+    </w:lvl>
+    <w:lvl w:ilvl="1" w:tentative="1">
+      <w:start w:val="1"/>
+      <w:numFmt w:val="bullet"/>
+      <w:lvlText w:val="o"/>
+      <w:lvlJc w:val="left"/>
+      <w:pPr>
+        <w:tabs>
+          <w:tab w:val="num" w:pos="1440"/>
+        </w:tabs>
+        <w:ind w:left="1440" w:hanging="360"/>
+      </w:pPr>
+      <w:rPr>
+        <w:rFonts w:ascii="Courier New" w:hAnsi="Courier New" w:hint="default"/>
+        <w:sz w:val="20"/>
+      </w:rPr>
+    </w:lvl>
+    <w:lvl w:ilvl="2" w:tentative="1">
+      <w:start w:val="1"/>
+      <w:numFmt w:val="bullet"/>
+      <w:lvlText w:val=""/>
+      <w:lvlJc w:val="left"/>
+      <w:pPr>
+        <w:tabs>
+          <w:tab w:val="num" w:pos="2160"/>
+        </w:tabs>
+        <w:ind w:left="2160" w:hanging="360"/>
+      </w:pPr>
+      <w:rPr>
+        <w:rFonts w:ascii="Wingdings" w:hAnsi="Wingdings" w:hint="default"/>
+        <w:sz w:val="20"/>
+      </w:rPr>
+    </w:lvl>
+    <w:lvl w:ilvl="3" w:tentative="1">
+      <w:start w:val="1"/>
+      <w:numFmt w:val="bullet"/>
+      <w:lvlText w:val=""/>
+      <w:lvlJc w:val="left"/>
+      <w:pPr>
+        <w:tabs>
+          <w:tab w:val="num" w:pos="2880"/>
+        </w:tabs>
+        <w:ind w:left="2880" w:hanging="360"/>
+      </w:pPr>
+      <w:rPr>
+        <w:rFonts w:ascii="Wingdings" w:hAnsi="Wingdings" w:hint="default"/>
+        <w:sz w:val="20"/>
+      </w:rPr>
+    </w:lvl>
+    <w:lvl w:ilvl="4" w:tentative="1">
+      <w:start w:val="1"/>
+      <w:numFmt w:val="bullet"/>
+      <w:lvlText w:val=""/>
+      <w:lvlJc w:val="left"/>
+      <w:pPr>
+        <w:tabs>
+          <w:tab w:val="num" w:pos="3600"/>
+        </w:tabs>
+        <w:ind w:left="3600" w:hanging="360"/>
+      </w:pPr>
+      <w:rPr>
+        <w:rFonts w:ascii="Wingdings" w:hAnsi="Wingdings" w:hint="default"/>
+        <w:sz w:val="20"/>
+      </w:rPr>
+    </w:lvl>
+    <w:lvl w:ilvl="5" w:tentative="1">
+      <w:start w:val="1"/>
+      <w:numFmt w:val="bullet"/>
+      <w:lvlText w:val=""/>
+      <w:lvlJc w:val="left"/>
+      <w:pPr>
+        <w:tabs>
+          <w:tab w:val="num" w:pos="4320"/>
+        </w:tabs>
+        <w:ind w:left="4320" w:hanging="360"/>
+      </w:pPr>
+      <w:rPr>
+        <w:rFonts w:ascii="Wingdings" w:hAnsi="Wingdings" w:hint="default"/>
+        <w:sz w:val="20"/>
+      </w:rPr>
+    </w:lvl>
+    <w:lvl w:ilvl="6" w:tentative="1">
+      <w:start w:val="1"/>
+      <w:numFmt w:val="bullet"/>
+      <w:lvlText w:val=""/>
+      <w:lvlJc w:val="left"/>
+      <w:pPr>
+        <w:tabs>
+          <w:tab w:val="num" w:pos="5040"/>
+        </w:tabs>
+        <w:ind w:left="5040" w:hanging="360"/>
+      </w:pPr>
+      <w:rPr>
+        <w:rFonts w:ascii="Wingdings" w:hAnsi="Wingdings" w:hint="default"/>
+        <w:sz w:val="20"/>
+      </w:rPr>
+    </w:lvl>
+    <w:lvl w:ilvl="7" w:tentative="1">
+      <w:start w:val="1"/>
+      <w:numFmt w:val="bullet"/>
+      <w:lvlText w:val=""/>
+      <w:lvlJc w:val="left"/>
+      <w:pPr>
+        <w:tabs>
+          <w:tab w:val="num" w:pos="5760"/>
+        </w:tabs>
+        <w:ind w:left="5760" w:hanging="360"/>
+      </w:pPr>
+      <w:rPr>
+        <w:rFonts w:ascii="Wingdings" w:hAnsi="Wingdings" w:hint="default"/>
+        <w:sz w:val="20"/>
+      </w:rPr>
+    </w:lvl>
+    <w:lvl w:ilvl="8" w:tentative="1">
+      <w:start w:val="1"/>
+      <w:numFmt w:val="bullet"/>
+      <w:lvlText w:val=""/>
+      <w:lvlJc w:val="left"/>
+      <w:pPr>
+        <w:tabs>
+          <w:tab w:val="num" w:pos="6480"/>
+        </w:tabs>
+        <w:ind w:left="6480" w:hanging="360"/>
+      </w:pPr>
+      <w:rPr>
+        <w:rFonts w:ascii="Wingdings" w:hAnsi="Wingdings" w:hint="default"/>
+        <w:sz w:val="20"/>
+      </w:rPr>
+    </w:lvl>
+  </w:abstractNum>
+  <w:abstractNum w:abstractNumId="26" w15:restartNumberingAfterBreak="0">
     <w:nsid w:val="4F326419"/>
     <w:multiLevelType w:val="multilevel"/>
     <w:tmpl w:val="C298ED7C"/>
@@ -2292,7 +11660,7 @@
       </w:rPr>
     </w:lvl>
   </w:abstractNum>
-  <w:abstractNum w:abstractNumId="24" w15:restartNumberingAfterBreak="0">
+  <w:abstractNum w:abstractNumId="27" w15:restartNumberingAfterBreak="0">
     <w:nsid w:val="4F466FD2"/>
     <w:multiLevelType w:val="multilevel"/>
     <w:tmpl w:val="20F83C34"/>
@@ -2441,7 +11809,7 @@
       </w:rPr>
     </w:lvl>
   </w:abstractNum>
-  <w:abstractNum w:abstractNumId="25" w15:restartNumberingAfterBreak="0">
+  <w:abstractNum w:abstractNumId="28" w15:restartNumberingAfterBreak="0">
     <w:nsid w:val="50517FDB"/>
     <w:multiLevelType w:val="multilevel"/>
     <w:tmpl w:val="7730085A"/>
@@ -2590,7 +11958,7 @@
       </w:rPr>
     </w:lvl>
   </w:abstractNum>
-  <w:abstractNum w:abstractNumId="26" w15:restartNumberingAfterBreak="0">
+  <w:abstractNum w:abstractNumId="29" w15:restartNumberingAfterBreak="0">
     <w:nsid w:val="57D12389"/>
     <w:multiLevelType w:val="hybridMultilevel"/>
     <w:tmpl w:val="04F691F0"/>
@@ -2703,7 +12071,7 @@
       </w:rPr>
     </w:lvl>
   </w:abstractNum>
-  <w:abstractNum w:abstractNumId="27" w15:restartNumberingAfterBreak="0">
+  <w:abstractNum w:abstractNumId="30" w15:restartNumberingAfterBreak="0">
     <w:nsid w:val="5F785BAC"/>
     <w:multiLevelType w:val="multilevel"/>
     <w:tmpl w:val="4CA8345C"/>
@@ -2852,7 +12220,7 @@
       </w:rPr>
     </w:lvl>
   </w:abstractNum>
-  <w:abstractNum w:abstractNumId="28" w15:restartNumberingAfterBreak="0">
+  <w:abstractNum w:abstractNumId="31" w15:restartNumberingAfterBreak="0">
     <w:nsid w:val="5F89545F"/>
     <w:multiLevelType w:val="multilevel"/>
     <w:tmpl w:val="1436C800"/>
@@ -2965,7 +12333,7 @@
       </w:pPr>
     </w:lvl>
   </w:abstractNum>
-  <w:abstractNum w:abstractNumId="29" w15:restartNumberingAfterBreak="0">
+  <w:abstractNum w:abstractNumId="32" w15:restartNumberingAfterBreak="0">
     <w:nsid w:val="602C3958"/>
     <w:multiLevelType w:val="multilevel"/>
     <w:tmpl w:val="67B28CAA"/>
@@ -3114,7 +12482,7 @@
       </w:rPr>
     </w:lvl>
   </w:abstractNum>
-  <w:abstractNum w:abstractNumId="30" w15:restartNumberingAfterBreak="0">
+  <w:abstractNum w:abstractNumId="33" w15:restartNumberingAfterBreak="0">
     <w:nsid w:val="60EA4102"/>
     <w:multiLevelType w:val="multilevel"/>
     <w:tmpl w:val="5FFCBA2C"/>
@@ -3263,7 +12631,7 @@
       </w:rPr>
     </w:lvl>
   </w:abstractNum>
-  <w:abstractNum w:abstractNumId="31" w15:restartNumberingAfterBreak="0">
+  <w:abstractNum w:abstractNumId="34" w15:restartNumberingAfterBreak="0">
     <w:nsid w:val="635D2296"/>
     <w:multiLevelType w:val="multilevel"/>
     <w:tmpl w:val="35763CFC"/>
@@ -3412,7 +12780,7 @@
       </w:rPr>
     </w:lvl>
   </w:abstractNum>
-  <w:abstractNum w:abstractNumId="32" w15:restartNumberingAfterBreak="0">
+  <w:abstractNum w:abstractNumId="35" w15:restartNumberingAfterBreak="0">
     <w:nsid w:val="63C702ED"/>
     <w:multiLevelType w:val="multilevel"/>
     <w:tmpl w:val="FF8C5EA2"/>
@@ -3561,7 +12929,7 @@
       </w:rPr>
     </w:lvl>
   </w:abstractNum>
-  <w:abstractNum w:abstractNumId="33" w15:restartNumberingAfterBreak="0">
+  <w:abstractNum w:abstractNumId="36" w15:restartNumberingAfterBreak="0">
     <w:nsid w:val="68B11E2C"/>
     <w:multiLevelType w:val="hybridMultilevel"/>
     <w:tmpl w:val="78F4B3DC"/>
@@ -3674,7 +13042,7 @@
       </w:rPr>
     </w:lvl>
   </w:abstractNum>
-  <w:abstractNum w:abstractNumId="34" w15:restartNumberingAfterBreak="0">
+  <w:abstractNum w:abstractNumId="37" w15:restartNumberingAfterBreak="0">
     <w:nsid w:val="70FA6453"/>
     <w:multiLevelType w:val="multilevel"/>
     <w:tmpl w:val="FB6C17A8"/>
@@ -3823,7 +13191,156 @@
       </w:rPr>
     </w:lvl>
   </w:abstractNum>
-  <w:abstractNum w:abstractNumId="35" w15:restartNumberingAfterBreak="0">
+  <w:abstractNum w:abstractNumId="38" w15:restartNumberingAfterBreak="0">
+    <w:nsid w:val="714B0A76"/>
+    <w:multiLevelType w:val="multilevel"/>
+    <w:tmpl w:val="29E45AE2"/>
+    <w:lvl w:ilvl="0">
+      <w:start w:val="1"/>
+      <w:numFmt w:val="bullet"/>
+      <w:lvlText w:val=""/>
+      <w:lvlJc w:val="left"/>
+      <w:pPr>
+        <w:tabs>
+          <w:tab w:val="num" w:pos="720"/>
+        </w:tabs>
+        <w:ind w:left="720" w:hanging="360"/>
+      </w:pPr>
+      <w:rPr>
+        <w:rFonts w:ascii="Symbol" w:hAnsi="Symbol" w:hint="default"/>
+        <w:sz w:val="20"/>
+      </w:rPr>
+    </w:lvl>
+    <w:lvl w:ilvl="1" w:tentative="1">
+      <w:start w:val="1"/>
+      <w:numFmt w:val="bullet"/>
+      <w:lvlText w:val="o"/>
+      <w:lvlJc w:val="left"/>
+      <w:pPr>
+        <w:tabs>
+          <w:tab w:val="num" w:pos="1440"/>
+        </w:tabs>
+        <w:ind w:left="1440" w:hanging="360"/>
+      </w:pPr>
+      <w:rPr>
+        <w:rFonts w:ascii="Courier New" w:hAnsi="Courier New" w:hint="default"/>
+        <w:sz w:val="20"/>
+      </w:rPr>
+    </w:lvl>
+    <w:lvl w:ilvl="2" w:tentative="1">
+      <w:start w:val="1"/>
+      <w:numFmt w:val="bullet"/>
+      <w:lvlText w:val=""/>
+      <w:lvlJc w:val="left"/>
+      <w:pPr>
+        <w:tabs>
+          <w:tab w:val="num" w:pos="2160"/>
+        </w:tabs>
+        <w:ind w:left="2160" w:hanging="360"/>
+      </w:pPr>
+      <w:rPr>
+        <w:rFonts w:ascii="Wingdings" w:hAnsi="Wingdings" w:hint="default"/>
+        <w:sz w:val="20"/>
+      </w:rPr>
+    </w:lvl>
+    <w:lvl w:ilvl="3" w:tentative="1">
+      <w:start w:val="1"/>
+      <w:numFmt w:val="bullet"/>
+      <w:lvlText w:val=""/>
+      <w:lvlJc w:val="left"/>
+      <w:pPr>
+        <w:tabs>
+          <w:tab w:val="num" w:pos="2880"/>
+        </w:tabs>
+        <w:ind w:left="2880" w:hanging="360"/>
+      </w:pPr>
+      <w:rPr>
+        <w:rFonts w:ascii="Wingdings" w:hAnsi="Wingdings" w:hint="default"/>
+        <w:sz w:val="20"/>
+      </w:rPr>
+    </w:lvl>
+    <w:lvl w:ilvl="4" w:tentative="1">
+      <w:start w:val="1"/>
+      <w:numFmt w:val="bullet"/>
+      <w:lvlText w:val=""/>
+      <w:lvlJc w:val="left"/>
+      <w:pPr>
+        <w:tabs>
+          <w:tab w:val="num" w:pos="3600"/>
+        </w:tabs>
+        <w:ind w:left="3600" w:hanging="360"/>
+      </w:pPr>
+      <w:rPr>
+        <w:rFonts w:ascii="Wingdings" w:hAnsi="Wingdings" w:hint="default"/>
+        <w:sz w:val="20"/>
+      </w:rPr>
+    </w:lvl>
+    <w:lvl w:ilvl="5" w:tentative="1">
+      <w:start w:val="1"/>
+      <w:numFmt w:val="bullet"/>
+      <w:lvlText w:val=""/>
+      <w:lvlJc w:val="left"/>
+      <w:pPr>
+        <w:tabs>
+          <w:tab w:val="num" w:pos="4320"/>
+        </w:tabs>
+        <w:ind w:left="4320" w:hanging="360"/>
+      </w:pPr>
+      <w:rPr>
+        <w:rFonts w:ascii="Wingdings" w:hAnsi="Wingdings" w:hint="default"/>
+        <w:sz w:val="20"/>
+      </w:rPr>
+    </w:lvl>
+    <w:lvl w:ilvl="6" w:tentative="1">
+      <w:start w:val="1"/>
+      <w:numFmt w:val="bullet"/>
+      <w:lvlText w:val=""/>
+      <w:lvlJc w:val="left"/>
+      <w:pPr>
+        <w:tabs>
+          <w:tab w:val="num" w:pos="5040"/>
+        </w:tabs>
+        <w:ind w:left="5040" w:hanging="360"/>
+      </w:pPr>
+      <w:rPr>
+        <w:rFonts w:ascii="Wingdings" w:hAnsi="Wingdings" w:hint="default"/>
+        <w:sz w:val="20"/>
+      </w:rPr>
+    </w:lvl>
+    <w:lvl w:ilvl="7" w:tentative="1">
+      <w:start w:val="1"/>
+      <w:numFmt w:val="bullet"/>
+      <w:lvlText w:val=""/>
+      <w:lvlJc w:val="left"/>
+      <w:pPr>
+        <w:tabs>
+          <w:tab w:val="num" w:pos="5760"/>
+        </w:tabs>
+        <w:ind w:left="5760" w:hanging="360"/>
+      </w:pPr>
+      <w:rPr>
+        <w:rFonts w:ascii="Wingdings" w:hAnsi="Wingdings" w:hint="default"/>
+        <w:sz w:val="20"/>
+      </w:rPr>
+    </w:lvl>
+    <w:lvl w:ilvl="8" w:tentative="1">
+      <w:start w:val="1"/>
+      <w:numFmt w:val="bullet"/>
+      <w:lvlText w:val=""/>
+      <w:lvlJc w:val="left"/>
+      <w:pPr>
+        <w:tabs>
+          <w:tab w:val="num" w:pos="6480"/>
+        </w:tabs>
+        <w:ind w:left="6480" w:hanging="360"/>
+      </w:pPr>
+      <w:rPr>
+        <w:rFonts w:ascii="Wingdings" w:hAnsi="Wingdings" w:hint="default"/>
+        <w:sz w:val="20"/>
+      </w:rPr>
+    </w:lvl>
+  </w:abstractNum>
+  <w:abstractNum w:abstractNumId="39" w15:restartNumberingAfterBreak="0">
     <w:nsid w:val="720201B9"/>
     <w:multiLevelType w:val="hybridMultilevel"/>
     <w:tmpl w:val="9DFAE878"/>
@@ -3936,7 +13453,7 @@
       </w:rPr>
     </w:lvl>
   </w:abstractNum>
-  <w:abstractNum w:abstractNumId="36" w15:restartNumberingAfterBreak="0">
+  <w:abstractNum w:abstractNumId="40" w15:restartNumberingAfterBreak="0">
     <w:nsid w:val="766C4C80"/>
     <w:multiLevelType w:val="multilevel"/>
     <w:tmpl w:val="16B698C2"/>
@@ -4053,7 +13570,7 @@
       </w:pPr>
     </w:lvl>
   </w:abstractNum>
-  <w:abstractNum w:abstractNumId="37" w15:restartNumberingAfterBreak="0">
+  <w:abstractNum w:abstractNumId="41" w15:restartNumberingAfterBreak="0">
     <w:nsid w:val="781521C2"/>
     <w:multiLevelType w:val="multilevel"/>
     <w:tmpl w:val="9FEEDB0A"/>
@@ -4202,7 +13719,7 @@
       </w:rPr>
     </w:lvl>
   </w:abstractNum>
-  <w:abstractNum w:abstractNumId="38" w15:restartNumberingAfterBreak="0">
+  <w:abstractNum w:abstractNumId="42" w15:restartNumberingAfterBreak="0">
     <w:nsid w:val="7A4D314D"/>
     <w:multiLevelType w:val="multilevel"/>
     <w:tmpl w:val="325A0AFE"/>
@@ -4315,7 +13832,7 @@
       </w:pPr>
     </w:lvl>
   </w:abstractNum>
-  <w:abstractNum w:abstractNumId="39" w15:restartNumberingAfterBreak="0">
+  <w:abstractNum w:abstractNumId="43" w15:restartNumberingAfterBreak="0">
     <w:nsid w:val="7AEE5DCE"/>
     <w:multiLevelType w:val="hybridMultilevel"/>
     <w:tmpl w:val="095A3A58"/>
@@ -4456,28 +13973,28 @@
     <w:abstractNumId w:val="0"/>
   </w:num>
   <w:num w:numId="10" w16cid:durableId="148207577">
-    <w:abstractNumId w:val="31"/>
+    <w:abstractNumId w:val="34"/>
   </w:num>
   <w:num w:numId="11" w16cid:durableId="340670209">
     <w:abstractNumId w:val="14"/>
   </w:num>
   <w:num w:numId="12" w16cid:durableId="8875968">
-    <w:abstractNumId w:val="32"/>
+    <w:abstractNumId w:val="35"/>
   </w:num>
   <w:num w:numId="13" w16cid:durableId="17201475">
-    <w:abstractNumId w:val="34"/>
+    <w:abstractNumId w:val="37"/>
   </w:num>
   <w:num w:numId="14" w16cid:durableId="488600011">
-    <w:abstractNumId w:val="22"/>
+    <w:abstractNumId w:val="23"/>
   </w:num>
   <w:num w:numId="15" w16cid:durableId="296109847">
-    <w:abstractNumId w:val="24"/>
+    <w:abstractNumId w:val="27"/>
   </w:num>
   <w:num w:numId="16" w16cid:durableId="1661500833">
     <w:abstractNumId w:val="12"/>
   </w:num>
   <w:num w:numId="17" w16cid:durableId="2139567120">
-    <w:abstractNumId w:val="27"/>
+    <w:abstractNumId w:val="30"/>
   </w:num>
   <w:num w:numId="18" w16cid:durableId="2031027811">
     <w:abstractNumId w:val="11"/>
@@ -4486,7 +14003,7 @@
     <w:abstractNumId w:val="17"/>
   </w:num>
   <w:num w:numId="20" w16cid:durableId="395517311">
-    <w:abstractNumId w:val="38"/>
+    <w:abstractNumId w:val="42"/>
   </w:num>
   <w:num w:numId="21" w16cid:durableId="1542017140">
     <w:abstractNumId w:val="15"/>
@@ -4495,7 +14012,7 @@
     <w:abstractNumId w:val="19"/>
   </w:num>
   <w:num w:numId="23" w16cid:durableId="460541219">
-    <w:abstractNumId w:val="28"/>
+    <w:abstractNumId w:val="31"/>
   </w:num>
   <w:num w:numId="24" w16cid:durableId="1895501735">
     <w:abstractNumId w:val="10"/>
@@ -4504,40 +14021,40 @@
     <w:abstractNumId w:val="20"/>
   </w:num>
   <w:num w:numId="26" w16cid:durableId="1940259655">
-    <w:abstractNumId w:val="29"/>
+    <w:abstractNumId w:val="32"/>
   </w:num>
   <w:num w:numId="27" w16cid:durableId="1654946462">
-    <w:abstractNumId w:val="37"/>
+    <w:abstractNumId w:val="41"/>
   </w:num>
   <w:num w:numId="28" w16cid:durableId="1557428119">
-    <w:abstractNumId w:val="30"/>
+    <w:abstractNumId w:val="33"/>
   </w:num>
   <w:num w:numId="29" w16cid:durableId="1331326830">
     <w:abstractNumId w:val="18"/>
   </w:num>
   <w:num w:numId="30" w16cid:durableId="98070864">
-    <w:abstractNumId w:val="36"/>
+    <w:abstractNumId w:val="40"/>
   </w:num>
   <w:num w:numId="31" w16cid:durableId="655382231">
-    <w:abstractNumId w:val="21"/>
+    <w:abstractNumId w:val="22"/>
   </w:num>
   <w:num w:numId="32" w16cid:durableId="589119931">
-    <w:abstractNumId w:val="35"/>
+    <w:abstractNumId w:val="39"/>
   </w:num>
   <w:num w:numId="33" w16cid:durableId="618757657">
-    <w:abstractNumId w:val="26"/>
+    <w:abstractNumId w:val="29"/>
   </w:num>
   <w:num w:numId="34" w16cid:durableId="1991014744">
-    <w:abstractNumId w:val="39"/>
+    <w:abstractNumId w:val="43"/>
   </w:num>
   <w:num w:numId="35" w16cid:durableId="1648165947">
-    <w:abstractNumId w:val="33"/>
+    <w:abstractNumId w:val="36"/>
   </w:num>
   <w:num w:numId="36" w16cid:durableId="1098253103">
     <w:abstractNumId w:val="9"/>
   </w:num>
   <w:num w:numId="37" w16cid:durableId="727150112">
-    <w:abstractNumId w:val="23"/>
+    <w:abstractNumId w:val="26"/>
   </w:num>
   <w:num w:numId="38" w16cid:durableId="1042285960">
     <w:abstractNumId w:val="13"/>
@@ -4546,6 +14063,18 @@
     <w:abstractNumId w:val="16"/>
   </w:num>
   <w:num w:numId="40" w16cid:durableId="1453480563">
+    <w:abstractNumId w:val="28"/>
+  </w:num>
+  <w:num w:numId="41" w16cid:durableId="908930033">
+    <w:abstractNumId w:val="21"/>
+  </w:num>
+  <w:num w:numId="42" w16cid:durableId="1992520805">
+    <w:abstractNumId w:val="38"/>
+  </w:num>
+  <w:num w:numId="43" w16cid:durableId="738332408">
+    <w:abstractNumId w:val="24"/>
+  </w:num>
+  <w:num w:numId="44" w16cid:durableId="1594700107">
     <w:abstractNumId w:val="25"/>
   </w:num>
 </w:numbering>
@@ -5729,7 +15258,6 @@
     <w:basedOn w:val="Normal"/>
     <w:next w:val="Normal"/>
     <w:uiPriority w:val="35"/>
-    <w:semiHidden/>
     <w:unhideWhenUsed/>
     <w:qFormat/>
     <w:rsid w:val="00FC693F"/>
